--- a/Buoi1/Báo Cáo Lỗi.docx
+++ b/Buoi1/Báo Cáo Lỗi.docx
@@ -1,262 +1,2377 @@
 
 <file path=word/document.xml><?xml version="1.0" encoding="utf-8"?>
-<w:document xmlns:wpc="http://schemas.microsoft.com/office/word/2010/wordprocessingCanvas" xmlns:cx="http://schemas.microsoft.com/office/drawing/2014/chartex" xmlns:cx1="http://schemas.microsoft.com/office/drawing/2015/9/8/chartex" xmlns:cx2="http://schemas.microsoft.com/office/drawing/2015/10/21/chartex" xmlns:cx3="http://schemas.microsoft.com/office/drawing/2016/5/9/chartex" xmlns:cx4="http://schemas.microsoft.com/office/drawing/2016/5/10/chartex" xmlns:cx5="http://schemas.microsoft.com/office/drawing/2016/5/11/chartex" xmlns:cx6="http://schemas.microsoft.com/office/drawing/2016/5/12/chartex" xmlns:cx7="http://schemas.microsoft.com/office/drawing/2016/5/13/chartex" xmlns:cx8="http://schemas.microsoft.com/office/drawing/2016/5/14/chartex" xmlns:mc="http://schemas.openxmlformats.org/markup-compatibility/2006" xmlns:aink="http://schemas.microsoft.com/office/drawing/2016/ink" xmlns:am3d="http://schemas.microsoft.com/office/drawing/2017/model3d" xmlns:o="urn:schemas-microsoft-com:office:office" xmlns:oel="http://schemas.microsoft.com/office/2019/extlst" xmlns:r="http://schemas.openxmlformats.org/officeDocument/2006/relationships" xmlns:m="http://schemas.openxmlformats.org/officeDocument/2006/math" xmlns:v="urn:schemas-microsoft-com:vml" xmlns:wp14="http://schemas.microsoft.com/office/word/2010/wordprocessingDrawing" xmlns:wp="http://schemas.openxmlformats.org/drawingml/2006/wordprocessingDrawing" xmlns:w10="urn:schemas-microsoft-com:office:word" xmlns:w="http://schemas.openxmlformats.org/wordprocessingml/2006/main" xmlns:w14="http://schemas.microsoft.com/office/word/2010/wordml" xmlns:w15="http://schemas.microsoft.com/office/word/2012/wordml" xmlns:w16cex="http://schemas.microsoft.com/office/word/2018/wordml/cex" xmlns:w16cid="http://schemas.microsoft.com/office/word/2016/wordml/cid" xmlns:w16="http://schemas.microsoft.com/office/word/2018/wordml" xmlns:w16du="http://schemas.microsoft.com/office/word/2023/wordml/word16du" xmlns:w16sdtdh="http://schemas.microsoft.com/office/word/2020/wordml/sdtdatahash" xmlns:w16se="http://schemas.microsoft.com/office/word/2015/wordml/symex" xmlns:wpg="http://schemas.microsoft.com/office/word/2010/wordprocessingGroup" xmlns:wpi="http://schemas.microsoft.com/office/word/2010/wordprocessingInk" xmlns:wne="http://schemas.microsoft.com/office/word/2006/wordml" xmlns:wps="http://schemas.microsoft.com/office/word/2010/wordprocessingShape" mc:Ignorable="w14 w15 w16se w16cid w16 w16cex w16sdtdh w16du wp14">
+<w:document xmlns:wpc="http://schemas.microsoft.com/office/word/2010/wordprocessingCanvas" xmlns:cx="http://schemas.microsoft.com/office/drawing/2014/chartex" xmlns:cx1="http://schemas.microsoft.com/office/drawing/2015/9/8/chartex" xmlns:cx2="http://schemas.microsoft.com/office/drawing/2015/10/21/chartex" xmlns:cx3="http://schemas.microsoft.com/office/drawing/2016/5/9/chartex" xmlns:cx4="http://schemas.microsoft.com/office/drawing/2016/5/10/chartex" xmlns:cx5="http://schemas.microsoft.com/office/drawing/2016/5/11/chartex" xmlns:cx6="http://schemas.microsoft.com/office/drawing/2016/5/12/chartex" xmlns:cx7="http://schemas.microsoft.com/office/drawing/2016/5/13/chartex" xmlns:cx8="http://schemas.microsoft.com/office/drawing/2016/5/14/chartex" xmlns:mc="http://schemas.openxmlformats.org/markup-compatibility/2006" xmlns:aink="http://schemas.microsoft.com/office/drawing/2016/ink" xmlns:am3d="http://schemas.microsoft.com/office/drawing/2017/model3d" xmlns:o="urn:schemas-microsoft-com:office:office" xmlns:oel="http://schemas.microsoft.com/office/2019/extlst" xmlns:r="http://schemas.openxmlformats.org/officeDocument/2006/relationships" xmlns:m="http://schemas.openxmlformats.org/officeDocument/2006/math" xmlns:v="urn:schemas-microsoft-com:vml" xmlns:wp14="http://schemas.microsoft.com/office/word/2010/wordprocessingDrawing" xmlns:wp="http://schemas.openxmlformats.org/drawingml/2006/wordprocessingDrawing" xmlns:w10="urn:schemas-microsoft-com:office:word" xmlns:w="http://schemas.openxmlformats.org/wordprocessingml/2006/main" xmlns:w14="http://schemas.microsoft.com/office/word/2010/wordml" xmlns:w15="http://schemas.microsoft.com/office/word/2012/wordml" xmlns:w16cex="http://schemas.microsoft.com/office/word/2018/wordml/cex" xmlns:w16cid="http://schemas.microsoft.com/office/word/2016/wordml/cid" xmlns:w16="http://schemas.microsoft.com/office/word/2018/wordml" xmlns:w16sdtdh="http://schemas.microsoft.com/office/word/2020/wordml/sdtdatahash" xmlns:w16se="http://schemas.microsoft.com/office/word/2015/wordml/symex" xmlns:wpg="http://schemas.microsoft.com/office/word/2010/wordprocessingGroup" xmlns:wpi="http://schemas.microsoft.com/office/word/2010/wordprocessingInk" xmlns:wne="http://schemas.microsoft.com/office/word/2006/wordml" xmlns:wps="http://schemas.microsoft.com/office/word/2010/wordprocessingShape" mc:Ignorable="w14 w15 w16se w16cid w16 w16cex w16sdtdh wp14">
   <w:body>
     <w:p>
-      <w:r>
-        <w:rPr>
-          <w:b/>
-          <w:bCs/>
-        </w:rPr>
-        <w:t>Báo Cáo Lỗi</w:t>
-      </w:r>
+      <w:pPr>
+        <w:jc w:val="center"/>
+        <w:rPr>
+          <w:sz w:val="32"/>
+          <w:szCs w:val="32"/>
+        </w:rPr>
+      </w:pPr>
+      <w:proofErr w:type="spellStart"/>
+      <w:r>
+        <w:rPr>
+          <w:b/>
+          <w:bCs/>
+          <w:sz w:val="32"/>
+          <w:szCs w:val="32"/>
+        </w:rPr>
+        <w:t>Báo</w:t>
+      </w:r>
+      <w:proofErr w:type="spellEnd"/>
+      <w:r>
+        <w:rPr>
+          <w:b/>
+          <w:bCs/>
+          <w:sz w:val="32"/>
+          <w:szCs w:val="32"/>
+        </w:rPr>
+        <w:t xml:space="preserve"> </w:t>
+      </w:r>
+      <w:proofErr w:type="spellStart"/>
+      <w:r>
+        <w:rPr>
+          <w:b/>
+          <w:bCs/>
+          <w:sz w:val="32"/>
+          <w:szCs w:val="32"/>
+        </w:rPr>
+        <w:t>Cáo</w:t>
+      </w:r>
+      <w:proofErr w:type="spellEnd"/>
+      <w:r>
+        <w:rPr>
+          <w:b/>
+          <w:bCs/>
+          <w:sz w:val="32"/>
+          <w:szCs w:val="32"/>
+        </w:rPr>
+        <w:t xml:space="preserve"> </w:t>
+      </w:r>
+      <w:proofErr w:type="spellStart"/>
+      <w:r>
+        <w:rPr>
+          <w:b/>
+          <w:bCs/>
+          <w:sz w:val="32"/>
+          <w:szCs w:val="32"/>
+        </w:rPr>
+        <w:t>Lỗi</w:t>
+      </w:r>
+      <w:proofErr w:type="spellEnd"/>
     </w:p>
     <w:p>
-      <w:r>
-        <w:rPr>
-          <w:b/>
-          <w:bCs/>
-        </w:rPr>
-        <w:t>Mô Tả Lỗi (Tóm tắt):</w:t>
-      </w:r>
-      <w:r>
-        <w:t xml:space="preserve"> Lịch sử Undo bị giới hạn</w:t>
+      <w:pPr>
+        <w:jc w:val="both"/>
+      </w:pPr>
+      <w:proofErr w:type="spellStart"/>
+      <w:r>
+        <w:rPr>
+          <w:b/>
+          <w:bCs/>
+        </w:rPr>
+        <w:t>Mô</w:t>
+      </w:r>
+      <w:proofErr w:type="spellEnd"/>
+      <w:r>
+        <w:rPr>
+          <w:b/>
+          <w:bCs/>
+        </w:rPr>
+        <w:t xml:space="preserve"> </w:t>
+      </w:r>
+      <w:proofErr w:type="spellStart"/>
+      <w:r>
+        <w:rPr>
+          <w:b/>
+          <w:bCs/>
+        </w:rPr>
+        <w:t>Tả</w:t>
+      </w:r>
+      <w:proofErr w:type="spellEnd"/>
+      <w:r>
+        <w:rPr>
+          <w:b/>
+          <w:bCs/>
+        </w:rPr>
+        <w:t xml:space="preserve"> </w:t>
+      </w:r>
+      <w:proofErr w:type="spellStart"/>
+      <w:r>
+        <w:rPr>
+          <w:b/>
+          <w:bCs/>
+        </w:rPr>
+        <w:t>Lỗi</w:t>
+      </w:r>
+      <w:proofErr w:type="spellEnd"/>
+      <w:r>
+        <w:rPr>
+          <w:b/>
+          <w:bCs/>
+        </w:rPr>
+        <w:t xml:space="preserve"> (</w:t>
+      </w:r>
+      <w:proofErr w:type="spellStart"/>
+      <w:r>
+        <w:rPr>
+          <w:b/>
+          <w:bCs/>
+        </w:rPr>
+        <w:t>Tóm</w:t>
+      </w:r>
+      <w:proofErr w:type="spellEnd"/>
+      <w:r>
+        <w:rPr>
+          <w:b/>
+          <w:bCs/>
+        </w:rPr>
+        <w:t xml:space="preserve"> </w:t>
+      </w:r>
+      <w:proofErr w:type="spellStart"/>
+      <w:r>
+        <w:rPr>
+          <w:b/>
+          <w:bCs/>
+        </w:rPr>
+        <w:t>tắt</w:t>
+      </w:r>
+      <w:proofErr w:type="spellEnd"/>
+      <w:r>
+        <w:rPr>
+          <w:b/>
+          <w:bCs/>
+        </w:rPr>
+        <w:t>):</w:t>
+      </w:r>
+      <w:r>
+        <w:t xml:space="preserve"> </w:t>
+      </w:r>
+      <w:proofErr w:type="spellStart"/>
+      <w:r>
+        <w:t>Chế</w:t>
+      </w:r>
+      <w:proofErr w:type="spellEnd"/>
+      <w:r>
+        <w:t xml:space="preserve"> </w:t>
+      </w:r>
+      <w:proofErr w:type="spellStart"/>
+      <w:r>
+        <w:t>độ</w:t>
+      </w:r>
+      <w:proofErr w:type="spellEnd"/>
+      <w:r>
+        <w:t xml:space="preserve"> Standard </w:t>
+      </w:r>
+      <w:proofErr w:type="spellStart"/>
+      <w:r>
+        <w:t>tính</w:t>
+      </w:r>
+      <w:proofErr w:type="spellEnd"/>
+      <w:r>
+        <w:t xml:space="preserve"> </w:t>
+      </w:r>
+      <w:proofErr w:type="spellStart"/>
+      <w:r>
+        <w:t>toán</w:t>
+      </w:r>
+      <w:proofErr w:type="spellEnd"/>
+      <w:r>
+        <w:t xml:space="preserve"> </w:t>
+      </w:r>
+      <w:proofErr w:type="spellStart"/>
+      <w:r>
+        <w:t>sai</w:t>
+      </w:r>
+      <w:proofErr w:type="spellEnd"/>
+      <w:r>
+        <w:t xml:space="preserve"> </w:t>
+      </w:r>
+      <w:proofErr w:type="spellStart"/>
+      <w:r>
+        <w:t>thứ</w:t>
+      </w:r>
+      <w:proofErr w:type="spellEnd"/>
+      <w:r>
+        <w:t xml:space="preserve"> </w:t>
+      </w:r>
+      <w:proofErr w:type="spellStart"/>
+      <w:r>
+        <w:t>tự</w:t>
+      </w:r>
+      <w:proofErr w:type="spellEnd"/>
+      <w:r>
+        <w:t xml:space="preserve"> </w:t>
+      </w:r>
+      <w:proofErr w:type="spellStart"/>
+      <w:r>
+        <w:t>ưu</w:t>
+      </w:r>
+      <w:proofErr w:type="spellEnd"/>
+      <w:r>
+        <w:t xml:space="preserve"> </w:t>
+      </w:r>
+      <w:proofErr w:type="spellStart"/>
+      <w:r>
+        <w:t>tiên</w:t>
+      </w:r>
+      <w:proofErr w:type="spellEnd"/>
+      <w:r>
+        <w:t xml:space="preserve"> </w:t>
+      </w:r>
+      <w:proofErr w:type="spellStart"/>
+      <w:r>
+        <w:t>của</w:t>
+      </w:r>
+      <w:proofErr w:type="spellEnd"/>
+      <w:r>
+        <w:t xml:space="preserve"> </w:t>
+      </w:r>
+      <w:proofErr w:type="spellStart"/>
+      <w:r>
+        <w:t>phép</w:t>
+      </w:r>
+      <w:proofErr w:type="spellEnd"/>
+      <w:r>
+        <w:t xml:space="preserve"> </w:t>
+      </w:r>
+      <w:proofErr w:type="spellStart"/>
+      <w:r>
+        <w:t>toán</w:t>
+      </w:r>
+      <w:proofErr w:type="spellEnd"/>
+      <w:r>
+        <w:t xml:space="preserve"> (</w:t>
+      </w:r>
+      <w:proofErr w:type="spellStart"/>
+      <w:r>
+        <w:t>Không</w:t>
+      </w:r>
+      <w:proofErr w:type="spellEnd"/>
+      <w:r>
+        <w:t xml:space="preserve"> </w:t>
+      </w:r>
+      <w:proofErr w:type="spellStart"/>
+      <w:r>
+        <w:t>thực</w:t>
+      </w:r>
+      <w:proofErr w:type="spellEnd"/>
+      <w:r>
+        <w:t xml:space="preserve"> </w:t>
+      </w:r>
+      <w:proofErr w:type="spellStart"/>
+      <w:r>
+        <w:t>hiện</w:t>
+      </w:r>
+      <w:proofErr w:type="spellEnd"/>
+      <w:r>
+        <w:t xml:space="preserve"> </w:t>
+      </w:r>
+      <w:proofErr w:type="spellStart"/>
+      <w:r>
+        <w:t>nhân</w:t>
+      </w:r>
+      <w:proofErr w:type="spellEnd"/>
+      <w:r>
+        <w:t xml:space="preserve"> chia </w:t>
+      </w:r>
+      <w:proofErr w:type="spellStart"/>
+      <w:r>
+        <w:t>trước</w:t>
+      </w:r>
+      <w:proofErr w:type="spellEnd"/>
+      <w:r>
+        <w:t xml:space="preserve">, </w:t>
+      </w:r>
+      <w:proofErr w:type="spellStart"/>
+      <w:r>
+        <w:t>cộng</w:t>
+      </w:r>
+      <w:proofErr w:type="spellEnd"/>
+      <w:r>
+        <w:t xml:space="preserve"> </w:t>
+      </w:r>
+      <w:proofErr w:type="spellStart"/>
+      <w:r>
+        <w:t>trừ</w:t>
+      </w:r>
+      <w:proofErr w:type="spellEnd"/>
+      <w:r>
+        <w:t xml:space="preserve"> </w:t>
+      </w:r>
+      <w:proofErr w:type="spellStart"/>
+      <w:r>
+        <w:t>sau</w:t>
+      </w:r>
+      <w:proofErr w:type="spellEnd"/>
+      <w:r>
+        <w:t>).</w:t>
       </w:r>
     </w:p>
     <w:p>
-      <w:r>
-        <w:rPr>
-          <w:b/>
-          <w:bCs/>
-        </w:rPr>
-        <w:t>ID Lỗi:</w:t>
+      <w:pPr>
+        <w:jc w:val="both"/>
+      </w:pPr>
+      <w:r>
+        <w:rPr>
+          <w:b/>
+          <w:bCs/>
+        </w:rPr>
+        <w:t xml:space="preserve">ID </w:t>
+      </w:r>
+      <w:proofErr w:type="spellStart"/>
+      <w:r>
+        <w:rPr>
+          <w:b/>
+          <w:bCs/>
+        </w:rPr>
+        <w:t>Lỗi</w:t>
+      </w:r>
+      <w:proofErr w:type="spellEnd"/>
+      <w:r>
+        <w:rPr>
+          <w:b/>
+          <w:bCs/>
+        </w:rPr>
+        <w:t>:</w:t>
       </w:r>
       <w:r>
         <w:t xml:space="preserve"> 001</w:t>
       </w:r>
     </w:p>
     <w:p>
-      <w:r>
-        <w:rPr>
-          <w:b/>
-          <w:bCs/>
-        </w:rPr>
-        <w:t>Phiên Bản Sản Phẩm:</w:t>
-      </w:r>
-      <w:r>
-        <w:t xml:space="preserve"> Phiên bản 1</w:t>
+      <w:pPr>
+        <w:jc w:val="both"/>
+      </w:pPr>
+      <w:proofErr w:type="spellStart"/>
+      <w:r>
+        <w:rPr>
+          <w:b/>
+          <w:bCs/>
+        </w:rPr>
+        <w:t>Phiên</w:t>
+      </w:r>
+      <w:proofErr w:type="spellEnd"/>
+      <w:r>
+        <w:rPr>
+          <w:b/>
+          <w:bCs/>
+        </w:rPr>
+        <w:t xml:space="preserve"> </w:t>
+      </w:r>
+      <w:proofErr w:type="spellStart"/>
+      <w:r>
+        <w:rPr>
+          <w:b/>
+          <w:bCs/>
+        </w:rPr>
+        <w:t>Bản</w:t>
+      </w:r>
+      <w:proofErr w:type="spellEnd"/>
+      <w:r>
+        <w:rPr>
+          <w:b/>
+          <w:bCs/>
+        </w:rPr>
+        <w:t xml:space="preserve"> </w:t>
+      </w:r>
+      <w:proofErr w:type="spellStart"/>
+      <w:r>
+        <w:rPr>
+          <w:b/>
+          <w:bCs/>
+        </w:rPr>
+        <w:t>Sản</w:t>
+      </w:r>
+      <w:proofErr w:type="spellEnd"/>
+      <w:r>
+        <w:rPr>
+          <w:b/>
+          <w:bCs/>
+        </w:rPr>
+        <w:t xml:space="preserve"> </w:t>
+      </w:r>
+      <w:proofErr w:type="spellStart"/>
+      <w:r>
+        <w:rPr>
+          <w:b/>
+          <w:bCs/>
+        </w:rPr>
+        <w:t>Phẩm</w:t>
+      </w:r>
+      <w:proofErr w:type="spellEnd"/>
+      <w:r>
+        <w:rPr>
+          <w:b/>
+          <w:bCs/>
+        </w:rPr>
+        <w:t>:</w:t>
+      </w:r>
+      <w:r>
+        <w:t xml:space="preserve"> </w:t>
+      </w:r>
+      <w:r>
+        <w:t>Calculator (Windows 11</w:t>
+      </w:r>
+      <w:r>
+        <w:t>)</w:t>
       </w:r>
     </w:p>
     <w:p>
-      <w:r>
-        <w:rPr>
-          <w:b/>
-          <w:bCs/>
-        </w:rPr>
-        <w:t>Mức Độ Nghiêm Trọng:</w:t>
-      </w:r>
-      <w:r>
-        <w:t xml:space="preserve"> Cao</w:t>
-      </w:r>
+      <w:pPr>
+        <w:jc w:val="both"/>
+      </w:pPr>
+      <w:proofErr w:type="spellStart"/>
+      <w:r>
+        <w:rPr>
+          <w:b/>
+          <w:bCs/>
+        </w:rPr>
+        <w:t>Mức</w:t>
+      </w:r>
+      <w:proofErr w:type="spellEnd"/>
+      <w:r>
+        <w:rPr>
+          <w:b/>
+          <w:bCs/>
+        </w:rPr>
+        <w:t xml:space="preserve"> </w:t>
+      </w:r>
+      <w:proofErr w:type="spellStart"/>
+      <w:r>
+        <w:rPr>
+          <w:b/>
+          <w:bCs/>
+        </w:rPr>
+        <w:t>Độ</w:t>
+      </w:r>
+      <w:proofErr w:type="spellEnd"/>
+      <w:r>
+        <w:rPr>
+          <w:b/>
+          <w:bCs/>
+        </w:rPr>
+        <w:t xml:space="preserve"> Nghiêm </w:t>
+      </w:r>
+      <w:proofErr w:type="spellStart"/>
+      <w:r>
+        <w:rPr>
+          <w:b/>
+          <w:bCs/>
+        </w:rPr>
+        <w:t>Trọng</w:t>
+      </w:r>
+      <w:proofErr w:type="spellEnd"/>
+      <w:r>
+        <w:rPr>
+          <w:b/>
+          <w:bCs/>
+        </w:rPr>
+        <w:t>:</w:t>
+      </w:r>
+      <w:r>
+        <w:t xml:space="preserve"> </w:t>
+      </w:r>
+      <w:r>
+        <w:t xml:space="preserve">Trung </w:t>
+      </w:r>
+      <w:proofErr w:type="spellStart"/>
+      <w:r>
+        <w:t>bình</w:t>
+      </w:r>
+      <w:proofErr w:type="spellEnd"/>
     </w:p>
     <w:p>
-      <w:r>
-        <w:rPr>
-          <w:b/>
-          <w:bCs/>
-        </w:rPr>
-        <w:t>Mức Độ Ưu Tiên:</w:t>
-      </w:r>
-      <w:r>
-        <w:t xml:space="preserve"> Cao</w:t>
-      </w:r>
+      <w:pPr>
+        <w:jc w:val="both"/>
+      </w:pPr>
+      <w:proofErr w:type="spellStart"/>
+      <w:r>
+        <w:rPr>
+          <w:b/>
+          <w:bCs/>
+        </w:rPr>
+        <w:t>Mức</w:t>
+      </w:r>
+      <w:proofErr w:type="spellEnd"/>
+      <w:r>
+        <w:rPr>
+          <w:b/>
+          <w:bCs/>
+        </w:rPr>
+        <w:t xml:space="preserve"> </w:t>
+      </w:r>
+      <w:proofErr w:type="spellStart"/>
+      <w:r>
+        <w:rPr>
+          <w:b/>
+          <w:bCs/>
+        </w:rPr>
+        <w:t>Độ</w:t>
+      </w:r>
+      <w:proofErr w:type="spellEnd"/>
+      <w:r>
+        <w:rPr>
+          <w:b/>
+          <w:bCs/>
+        </w:rPr>
+        <w:t xml:space="preserve"> </w:t>
+      </w:r>
+      <w:proofErr w:type="spellStart"/>
+      <w:r>
+        <w:rPr>
+          <w:b/>
+          <w:bCs/>
+        </w:rPr>
+        <w:t>Ưu</w:t>
+      </w:r>
+      <w:proofErr w:type="spellEnd"/>
+      <w:r>
+        <w:rPr>
+          <w:b/>
+          <w:bCs/>
+        </w:rPr>
+        <w:t xml:space="preserve"> Tiên:</w:t>
+      </w:r>
+      <w:r>
+        <w:t xml:space="preserve"> </w:t>
+      </w:r>
+      <w:r>
+        <w:t xml:space="preserve">Trung </w:t>
+      </w:r>
+      <w:proofErr w:type="spellStart"/>
+      <w:r>
+        <w:t>bình</w:t>
+      </w:r>
+      <w:proofErr w:type="spellEnd"/>
     </w:p>
     <w:p>
-      <w:r>
-        <w:rPr>
-          <w:b/>
-          <w:bCs/>
-        </w:rPr>
-        <w:t>Giao Cho:</w:t>
-      </w:r>
-      <w:r>
-        <w:t xml:space="preserve"> </w:t>
-      </w:r>
-      <w:r>
-        <w:t>TTH</w:t>
+      <w:pPr>
+        <w:jc w:val="both"/>
+      </w:pPr>
+      <w:proofErr w:type="spellStart"/>
+      <w:r>
+        <w:rPr>
+          <w:b/>
+          <w:bCs/>
+        </w:rPr>
+        <w:t>Người</w:t>
+      </w:r>
+      <w:proofErr w:type="spellEnd"/>
+      <w:r>
+        <w:rPr>
+          <w:b/>
+          <w:bCs/>
+        </w:rPr>
+        <w:t xml:space="preserve"> </w:t>
+      </w:r>
+      <w:proofErr w:type="spellStart"/>
+      <w:r>
+        <w:rPr>
+          <w:b/>
+          <w:bCs/>
+        </w:rPr>
+        <w:t>được</w:t>
+      </w:r>
+      <w:proofErr w:type="spellEnd"/>
+      <w:r>
+        <w:rPr>
+          <w:b/>
+          <w:bCs/>
+        </w:rPr>
+        <w:t xml:space="preserve"> </w:t>
+      </w:r>
+      <w:proofErr w:type="spellStart"/>
+      <w:r>
+        <w:rPr>
+          <w:b/>
+          <w:bCs/>
+        </w:rPr>
+        <w:t>phân</w:t>
+      </w:r>
+      <w:proofErr w:type="spellEnd"/>
+      <w:r>
+        <w:rPr>
+          <w:b/>
+          <w:bCs/>
+        </w:rPr>
+        <w:t xml:space="preserve"> </w:t>
+      </w:r>
+      <w:proofErr w:type="spellStart"/>
+      <w:r>
+        <w:rPr>
+          <w:b/>
+          <w:bCs/>
+        </w:rPr>
+        <w:t>công</w:t>
+      </w:r>
+      <w:proofErr w:type="spellEnd"/>
+      <w:r>
+        <w:rPr>
+          <w:b/>
+          <w:bCs/>
+        </w:rPr>
+        <w:t>:</w:t>
+      </w:r>
+      <w:r>
+        <w:t xml:space="preserve"> </w:t>
+      </w:r>
+      <w:r>
+        <w:t>Lê Trí Anh</w:t>
       </w:r>
     </w:p>
     <w:p>
-      <w:r>
-        <w:rPr>
-          <w:b/>
-          <w:bCs/>
-        </w:rPr>
-        <w:t>Người Báo Cáo:</w:t>
-      </w:r>
-      <w:r>
-        <w:t xml:space="preserve"> </w:t>
-      </w:r>
-      <w:r>
-        <w:t>Huynh</w:t>
+      <w:pPr>
+        <w:jc w:val="both"/>
+      </w:pPr>
+      <w:proofErr w:type="spellStart"/>
+      <w:r>
+        <w:rPr>
+          <w:b/>
+          <w:bCs/>
+        </w:rPr>
+        <w:t>Người</w:t>
+      </w:r>
+      <w:proofErr w:type="spellEnd"/>
+      <w:r>
+        <w:rPr>
+          <w:b/>
+          <w:bCs/>
+        </w:rPr>
+        <w:t xml:space="preserve"> </w:t>
+      </w:r>
+      <w:proofErr w:type="spellStart"/>
+      <w:r>
+        <w:rPr>
+          <w:b/>
+          <w:bCs/>
+        </w:rPr>
+        <w:t>báo</w:t>
+      </w:r>
+      <w:proofErr w:type="spellEnd"/>
+      <w:r>
+        <w:rPr>
+          <w:b/>
+          <w:bCs/>
+        </w:rPr>
+        <w:t xml:space="preserve"> </w:t>
+      </w:r>
+      <w:proofErr w:type="spellStart"/>
+      <w:r>
+        <w:rPr>
+          <w:b/>
+          <w:bCs/>
+        </w:rPr>
+        <w:t>cáo</w:t>
+      </w:r>
+      <w:proofErr w:type="spellEnd"/>
+      <w:r>
+        <w:rPr>
+          <w:b/>
+          <w:bCs/>
+        </w:rPr>
+        <w:t>:</w:t>
+      </w:r>
+      <w:r>
+        <w:t xml:space="preserve"> </w:t>
+      </w:r>
+      <w:r>
+        <w:t>Lê Trí Anh</w:t>
       </w:r>
     </w:p>
     <w:p>
-      <w:r>
-        <w:rPr>
-          <w:b/>
-          <w:bCs/>
-        </w:rPr>
-        <w:t>Ngày Báo Cáo:</w:t>
-      </w:r>
-      <w:r>
-        <w:t xml:space="preserve"> 22/01/20</w:t>
-      </w:r>
-      <w:r>
-        <w:t>23</w:t>
+      <w:pPr>
+        <w:jc w:val="both"/>
+      </w:pPr>
+      <w:proofErr w:type="spellStart"/>
+      <w:r>
+        <w:rPr>
+          <w:b/>
+          <w:bCs/>
+        </w:rPr>
+        <w:t>Ngày</w:t>
+      </w:r>
+      <w:proofErr w:type="spellEnd"/>
+      <w:r>
+        <w:rPr>
+          <w:b/>
+          <w:bCs/>
+        </w:rPr>
+        <w:t xml:space="preserve"> </w:t>
+      </w:r>
+      <w:proofErr w:type="spellStart"/>
+      <w:r>
+        <w:rPr>
+          <w:b/>
+          <w:bCs/>
+        </w:rPr>
+        <w:t>báo</w:t>
+      </w:r>
+      <w:proofErr w:type="spellEnd"/>
+      <w:r>
+        <w:rPr>
+          <w:b/>
+          <w:bCs/>
+        </w:rPr>
+        <w:t xml:space="preserve"> </w:t>
+      </w:r>
+      <w:proofErr w:type="spellStart"/>
+      <w:r>
+        <w:rPr>
+          <w:b/>
+          <w:bCs/>
+        </w:rPr>
+        <w:t>cáo</w:t>
+      </w:r>
+      <w:proofErr w:type="spellEnd"/>
+      <w:r>
+        <w:rPr>
+          <w:b/>
+          <w:bCs/>
+        </w:rPr>
+        <w:t>:</w:t>
+      </w:r>
+      <w:r>
+        <w:t xml:space="preserve"> </w:t>
+      </w:r>
+      <w:r>
+        <w:t>30/12/2025</w:t>
       </w:r>
     </w:p>
     <w:p>
-      <w:r>
-        <w:rPr>
-          <w:b/>
-          <w:bCs/>
-        </w:rPr>
-        <w:t>Lý Do:</w:t>
-      </w:r>
-      <w:r>
-        <w:t xml:space="preserve"> Lỗi</w:t>
+      <w:pPr>
+        <w:jc w:val="both"/>
+      </w:pPr>
+      <w:r>
+        <w:rPr>
+          <w:b/>
+          <w:bCs/>
+        </w:rPr>
+        <w:t xml:space="preserve">Lý </w:t>
+      </w:r>
+      <w:proofErr w:type="gramStart"/>
+      <w:r>
+        <w:rPr>
+          <w:b/>
+          <w:bCs/>
+        </w:rPr>
+        <w:t>do</w:t>
+      </w:r>
+      <w:proofErr w:type="gramEnd"/>
+      <w:r>
+        <w:rPr>
+          <w:b/>
+          <w:bCs/>
+        </w:rPr>
+        <w:t>:</w:t>
+      </w:r>
+      <w:r>
+        <w:t xml:space="preserve"> </w:t>
+      </w:r>
+      <w:proofErr w:type="spellStart"/>
+      <w:r>
+        <w:t>Lỗi</w:t>
+      </w:r>
+      <w:proofErr w:type="spellEnd"/>
+      <w:r>
+        <w:t xml:space="preserve"> logic </w:t>
+      </w:r>
+      <w:proofErr w:type="spellStart"/>
+      <w:r>
+        <w:t>toán</w:t>
+      </w:r>
+      <w:proofErr w:type="spellEnd"/>
+      <w:r>
+        <w:t xml:space="preserve"> </w:t>
+      </w:r>
+      <w:proofErr w:type="spellStart"/>
+      <w:r>
+        <w:t>học</w:t>
+      </w:r>
+      <w:proofErr w:type="spellEnd"/>
+      <w:r>
+        <w:t xml:space="preserve"> </w:t>
       </w:r>
     </w:p>
     <w:p>
-      <w:r>
-        <w:rPr>
-          <w:b/>
-          <w:bCs/>
-        </w:rPr>
-        <w:t>Tình Trạng:</w:t>
-      </w:r>
-      <w:r>
-        <w:t xml:space="preserve"> Mới</w:t>
+      <w:pPr>
+        <w:jc w:val="both"/>
+      </w:pPr>
+      <w:proofErr w:type="spellStart"/>
+      <w:r>
+        <w:rPr>
+          <w:b/>
+          <w:bCs/>
+        </w:rPr>
+        <w:t>Trạng</w:t>
+      </w:r>
+      <w:proofErr w:type="spellEnd"/>
+      <w:r>
+        <w:rPr>
+          <w:b/>
+          <w:bCs/>
+        </w:rPr>
+        <w:t xml:space="preserve"> </w:t>
+      </w:r>
+      <w:proofErr w:type="spellStart"/>
+      <w:r>
+        <w:rPr>
+          <w:b/>
+          <w:bCs/>
+        </w:rPr>
+        <w:t>thái</w:t>
+      </w:r>
+      <w:proofErr w:type="spellEnd"/>
+      <w:r>
+        <w:rPr>
+          <w:b/>
+          <w:bCs/>
+        </w:rPr>
+        <w:t>:</w:t>
+      </w:r>
+      <w:r>
+        <w:t xml:space="preserve"> </w:t>
+      </w:r>
+      <w:proofErr w:type="spellStart"/>
+      <w:r>
+        <w:t>Mới</w:t>
+      </w:r>
+      <w:proofErr w:type="spellEnd"/>
+      <w:r>
+        <w:t xml:space="preserve"> </w:t>
       </w:r>
     </w:p>
     <w:p>
-      <w:r>
-        <w:rPr>
-          <w:b/>
-          <w:bCs/>
-        </w:rPr>
-        <w:t>Môi Trường:</w:t>
-      </w:r>
-      <w:r>
-        <w:t xml:space="preserve"> Windows </w:t>
-      </w:r>
-      <w:r>
-        <w:t>11</w:t>
+      <w:pPr>
+        <w:jc w:val="both"/>
+      </w:pPr>
+      <w:proofErr w:type="spellStart"/>
+      <w:r>
+        <w:rPr>
+          <w:b/>
+          <w:bCs/>
+        </w:rPr>
+        <w:t>Môi</w:t>
+      </w:r>
+      <w:proofErr w:type="spellEnd"/>
+      <w:r>
+        <w:rPr>
+          <w:b/>
+          <w:bCs/>
+        </w:rPr>
+        <w:t xml:space="preserve"> </w:t>
+      </w:r>
+      <w:proofErr w:type="spellStart"/>
+      <w:r>
+        <w:rPr>
+          <w:b/>
+          <w:bCs/>
+        </w:rPr>
+        <w:t>trường</w:t>
+      </w:r>
+      <w:proofErr w:type="spellEnd"/>
+      <w:r>
+        <w:rPr>
+          <w:b/>
+          <w:bCs/>
+        </w:rPr>
+        <w:t>:</w:t>
+      </w:r>
+      <w:r>
+        <w:t xml:space="preserve"> Windows 11 / </w:t>
+      </w:r>
+      <w:proofErr w:type="spellStart"/>
+      <w:r>
+        <w:t>Ứng</w:t>
+      </w:r>
+      <w:proofErr w:type="spellEnd"/>
+      <w:r>
+        <w:t xml:space="preserve"> </w:t>
+      </w:r>
+      <w:proofErr w:type="spellStart"/>
+      <w:r>
+        <w:t>dụng</w:t>
+      </w:r>
+      <w:proofErr w:type="spellEnd"/>
+      <w:r>
+        <w:t xml:space="preserve"> Calculator (</w:t>
+      </w:r>
+      <w:proofErr w:type="spellStart"/>
+      <w:r>
+        <w:t>Chế</w:t>
+      </w:r>
+      <w:proofErr w:type="spellEnd"/>
+      <w:r>
+        <w:t xml:space="preserve"> </w:t>
+      </w:r>
+      <w:proofErr w:type="spellStart"/>
+      <w:r>
+        <w:t>độ</w:t>
+      </w:r>
+      <w:proofErr w:type="spellEnd"/>
+      <w:r>
+        <w:t xml:space="preserve"> Standard)</w:t>
       </w:r>
     </w:p>
     <w:p>
-      <w:r>
-        <w:rPr>
-          <w:b/>
-          <w:bCs/>
-        </w:rPr>
-        <w:t>Mô Tả (Chi Tiết):</w:t>
-      </w:r>
-      <w:r>
-        <w:br/>
-        <w:t>Chức năng Undo bị giới hạn và không giữ lại đầy đủ lịch sử các thao tác. Nó chỉ cho phép hoàn tác thao tác gần nhất, thay vì nhiều thao tác như mong đợi.</w:t>
+      <w:pPr>
+        <w:jc w:val="both"/>
+        <w:rPr>
+          <w:b/>
+          <w:bCs/>
+        </w:rPr>
+      </w:pPr>
+      <w:proofErr w:type="spellStart"/>
+      <w:r>
+        <w:rPr>
+          <w:b/>
+          <w:bCs/>
+        </w:rPr>
+        <w:t>Mô</w:t>
+      </w:r>
+      <w:proofErr w:type="spellEnd"/>
+      <w:r>
+        <w:rPr>
+          <w:b/>
+          <w:bCs/>
+        </w:rPr>
+        <w:t xml:space="preserve"> </w:t>
+      </w:r>
+      <w:proofErr w:type="spellStart"/>
+      <w:r>
+        <w:rPr>
+          <w:b/>
+          <w:bCs/>
+        </w:rPr>
+        <w:t>Tả</w:t>
+      </w:r>
+      <w:proofErr w:type="spellEnd"/>
+      <w:r>
+        <w:rPr>
+          <w:b/>
+          <w:bCs/>
+        </w:rPr>
+        <w:t xml:space="preserve"> (Chi </w:t>
+      </w:r>
+      <w:proofErr w:type="spellStart"/>
+      <w:r>
+        <w:rPr>
+          <w:b/>
+          <w:bCs/>
+        </w:rPr>
+        <w:t>Tiết</w:t>
+      </w:r>
+      <w:proofErr w:type="spellEnd"/>
+      <w:r>
+        <w:rPr>
+          <w:b/>
+          <w:bCs/>
+        </w:rPr>
+        <w:t>):</w:t>
       </w:r>
     </w:p>
     <w:p>
-      <w:r>
-        <w:rPr>
-          <w:b/>
-          <w:bCs/>
-        </w:rPr>
-        <w:t>Các Bước Tái Tạo Lỗi:</w:t>
+      <w:pPr>
+        <w:jc w:val="both"/>
+      </w:pPr>
+      <w:r>
+        <w:t xml:space="preserve">Khi </w:t>
+      </w:r>
+      <w:proofErr w:type="spellStart"/>
+      <w:r>
+        <w:t>thực</w:t>
+      </w:r>
+      <w:proofErr w:type="spellEnd"/>
+      <w:r>
+        <w:t xml:space="preserve"> </w:t>
+      </w:r>
+      <w:proofErr w:type="spellStart"/>
+      <w:r>
+        <w:t>hiện</w:t>
+      </w:r>
+      <w:proofErr w:type="spellEnd"/>
+      <w:r>
+        <w:t xml:space="preserve"> </w:t>
+      </w:r>
+      <w:proofErr w:type="spellStart"/>
+      <w:r>
+        <w:t>một</w:t>
+      </w:r>
+      <w:proofErr w:type="spellEnd"/>
+      <w:r>
+        <w:t xml:space="preserve"> </w:t>
+      </w:r>
+      <w:proofErr w:type="spellStart"/>
+      <w:r>
+        <w:t>chuỗi</w:t>
+      </w:r>
+      <w:proofErr w:type="spellEnd"/>
+      <w:r>
+        <w:t xml:space="preserve"> </w:t>
+      </w:r>
+      <w:proofErr w:type="spellStart"/>
+      <w:r>
+        <w:t>phép</w:t>
+      </w:r>
+      <w:proofErr w:type="spellEnd"/>
+      <w:r>
+        <w:t xml:space="preserve"> </w:t>
+      </w:r>
+      <w:proofErr w:type="spellStart"/>
+      <w:r>
+        <w:t>tính</w:t>
+      </w:r>
+      <w:proofErr w:type="spellEnd"/>
+      <w:r>
+        <w:t xml:space="preserve"> </w:t>
+      </w:r>
+      <w:proofErr w:type="spellStart"/>
+      <w:r>
+        <w:t>hỗn</w:t>
+      </w:r>
+      <w:proofErr w:type="spellEnd"/>
+      <w:r>
+        <w:t xml:space="preserve"> </w:t>
+      </w:r>
+      <w:proofErr w:type="spellStart"/>
+      <w:r>
+        <w:t>hợp</w:t>
+      </w:r>
+      <w:proofErr w:type="spellEnd"/>
+      <w:r>
+        <w:t xml:space="preserve"> bao </w:t>
+      </w:r>
+      <w:proofErr w:type="spellStart"/>
+      <w:r>
+        <w:t>gồm</w:t>
+      </w:r>
+      <w:proofErr w:type="spellEnd"/>
+      <w:r>
+        <w:t xml:space="preserve"> </w:t>
+      </w:r>
+      <w:proofErr w:type="spellStart"/>
+      <w:r>
+        <w:t>cả</w:t>
+      </w:r>
+      <w:proofErr w:type="spellEnd"/>
+      <w:r>
+        <w:t xml:space="preserve"> </w:t>
+      </w:r>
+      <w:proofErr w:type="spellStart"/>
+      <w:r>
+        <w:t>phép</w:t>
+      </w:r>
+      <w:proofErr w:type="spellEnd"/>
+      <w:r>
+        <w:t xml:space="preserve"> </w:t>
+      </w:r>
+      <w:proofErr w:type="spellStart"/>
+      <w:r>
+        <w:t>cộng</w:t>
+      </w:r>
+      <w:proofErr w:type="spellEnd"/>
+      <w:r>
+        <w:t>/</w:t>
+      </w:r>
+      <w:proofErr w:type="spellStart"/>
+      <w:r>
+        <w:t>trừ</w:t>
+      </w:r>
+      <w:proofErr w:type="spellEnd"/>
+      <w:r>
+        <w:t xml:space="preserve"> </w:t>
+      </w:r>
+      <w:proofErr w:type="spellStart"/>
+      <w:r>
+        <w:t>và</w:t>
+      </w:r>
+      <w:proofErr w:type="spellEnd"/>
+      <w:r>
+        <w:t xml:space="preserve"> </w:t>
+      </w:r>
+      <w:proofErr w:type="spellStart"/>
+      <w:r>
+        <w:t>nhân</w:t>
+      </w:r>
+      <w:proofErr w:type="spellEnd"/>
+      <w:r>
+        <w:t xml:space="preserve">/chia </w:t>
+      </w:r>
+      <w:proofErr w:type="spellStart"/>
+      <w:r>
+        <w:t>liên</w:t>
+      </w:r>
+      <w:proofErr w:type="spellEnd"/>
+      <w:r>
+        <w:t xml:space="preserve"> </w:t>
+      </w:r>
+      <w:proofErr w:type="spellStart"/>
+      <w:r>
+        <w:t>tiếp</w:t>
+      </w:r>
+      <w:proofErr w:type="spellEnd"/>
+      <w:r>
+        <w:t xml:space="preserve">, </w:t>
+      </w:r>
+      <w:proofErr w:type="spellStart"/>
+      <w:r>
+        <w:t>ứng</w:t>
+      </w:r>
+      <w:proofErr w:type="spellEnd"/>
+      <w:r>
+        <w:t xml:space="preserve"> </w:t>
+      </w:r>
+      <w:proofErr w:type="spellStart"/>
+      <w:r>
+        <w:t>dụng</w:t>
+      </w:r>
+      <w:proofErr w:type="spellEnd"/>
+      <w:r>
+        <w:t xml:space="preserve"> </w:t>
+      </w:r>
+      <w:proofErr w:type="spellStart"/>
+      <w:r>
+        <w:t>trong</w:t>
+      </w:r>
+      <w:proofErr w:type="spellEnd"/>
+      <w:r>
+        <w:t xml:space="preserve"> </w:t>
+      </w:r>
+      <w:proofErr w:type="spellStart"/>
+      <w:r>
+        <w:t>chế</w:t>
+      </w:r>
+      <w:proofErr w:type="spellEnd"/>
+      <w:r>
+        <w:t xml:space="preserve"> </w:t>
+      </w:r>
+      <w:proofErr w:type="spellStart"/>
+      <w:r>
+        <w:t>độ</w:t>
+      </w:r>
+      <w:proofErr w:type="spellEnd"/>
+      <w:r>
+        <w:t xml:space="preserve"> Standard </w:t>
+      </w:r>
+      <w:proofErr w:type="spellStart"/>
+      <w:r>
+        <w:t>thực</w:t>
+      </w:r>
+      <w:proofErr w:type="spellEnd"/>
+      <w:r>
+        <w:t xml:space="preserve"> </w:t>
+      </w:r>
+      <w:proofErr w:type="spellStart"/>
+      <w:r>
+        <w:t>hiện</w:t>
+      </w:r>
+      <w:proofErr w:type="spellEnd"/>
+      <w:r>
+        <w:t xml:space="preserve"> </w:t>
+      </w:r>
+      <w:proofErr w:type="spellStart"/>
+      <w:r>
+        <w:t>tính</w:t>
+      </w:r>
+      <w:proofErr w:type="spellEnd"/>
+      <w:r>
+        <w:t xml:space="preserve"> </w:t>
+      </w:r>
+      <w:proofErr w:type="spellStart"/>
+      <w:r>
+        <w:t>toán</w:t>
+      </w:r>
+      <w:proofErr w:type="spellEnd"/>
+      <w:r>
+        <w:t xml:space="preserve"> </w:t>
+      </w:r>
+      <w:proofErr w:type="spellStart"/>
+      <w:r>
+        <w:t>tuần</w:t>
+      </w:r>
+      <w:proofErr w:type="spellEnd"/>
+      <w:r>
+        <w:t xml:space="preserve"> </w:t>
+      </w:r>
+      <w:proofErr w:type="spellStart"/>
+      <w:r>
+        <w:t>tự</w:t>
+      </w:r>
+      <w:proofErr w:type="spellEnd"/>
+      <w:r>
+        <w:t xml:space="preserve"> </w:t>
+      </w:r>
+      <w:proofErr w:type="spellStart"/>
+      <w:r>
+        <w:t>từ</w:t>
+      </w:r>
+      <w:proofErr w:type="spellEnd"/>
+      <w:r>
+        <w:t xml:space="preserve"> </w:t>
+      </w:r>
+      <w:proofErr w:type="spellStart"/>
+      <w:r>
+        <w:t>trái</w:t>
+      </w:r>
+      <w:proofErr w:type="spellEnd"/>
+      <w:r>
+        <w:t xml:space="preserve"> sang </w:t>
+      </w:r>
+      <w:proofErr w:type="spellStart"/>
+      <w:r>
+        <w:t>phải</w:t>
+      </w:r>
+      <w:proofErr w:type="spellEnd"/>
+      <w:r>
+        <w:t xml:space="preserve"> </w:t>
+      </w:r>
+      <w:proofErr w:type="spellStart"/>
+      <w:r>
+        <w:t>ngay</w:t>
+      </w:r>
+      <w:proofErr w:type="spellEnd"/>
+      <w:r>
+        <w:t xml:space="preserve"> </w:t>
+      </w:r>
+      <w:proofErr w:type="spellStart"/>
+      <w:r>
+        <w:t>lập</w:t>
+      </w:r>
+      <w:proofErr w:type="spellEnd"/>
+      <w:r>
+        <w:t xml:space="preserve"> </w:t>
+      </w:r>
+      <w:proofErr w:type="spellStart"/>
+      <w:r>
+        <w:t>tức</w:t>
+      </w:r>
+      <w:proofErr w:type="spellEnd"/>
+      <w:r>
+        <w:t xml:space="preserve">, </w:t>
+      </w:r>
+      <w:proofErr w:type="spellStart"/>
+      <w:r>
+        <w:t>thay</w:t>
+      </w:r>
+      <w:proofErr w:type="spellEnd"/>
+      <w:r>
+        <w:t xml:space="preserve"> </w:t>
+      </w:r>
+      <w:proofErr w:type="spellStart"/>
+      <w:r>
+        <w:t>vì</w:t>
+      </w:r>
+      <w:proofErr w:type="spellEnd"/>
+      <w:r>
+        <w:t xml:space="preserve"> </w:t>
+      </w:r>
+      <w:proofErr w:type="spellStart"/>
+      <w:r>
+        <w:t>tuân</w:t>
+      </w:r>
+      <w:proofErr w:type="spellEnd"/>
+      <w:r>
+        <w:t xml:space="preserve"> </w:t>
+      </w:r>
+      <w:proofErr w:type="spellStart"/>
+      <w:r>
+        <w:t>theo</w:t>
+      </w:r>
+      <w:proofErr w:type="spellEnd"/>
+      <w:r>
+        <w:t xml:space="preserve"> </w:t>
+      </w:r>
+      <w:proofErr w:type="spellStart"/>
+      <w:r>
+        <w:t>quy</w:t>
+      </w:r>
+      <w:proofErr w:type="spellEnd"/>
+      <w:r>
+        <w:t xml:space="preserve"> </w:t>
+      </w:r>
+      <w:proofErr w:type="spellStart"/>
+      <w:r>
+        <w:t>tắc</w:t>
+      </w:r>
+      <w:proofErr w:type="spellEnd"/>
+      <w:r>
+        <w:t xml:space="preserve"> </w:t>
+      </w:r>
+      <w:proofErr w:type="spellStart"/>
+      <w:r>
+        <w:t>toán</w:t>
+      </w:r>
+      <w:proofErr w:type="spellEnd"/>
+      <w:r>
+        <w:t xml:space="preserve"> </w:t>
+      </w:r>
+      <w:proofErr w:type="spellStart"/>
+      <w:r>
+        <w:t>học</w:t>
+      </w:r>
+      <w:proofErr w:type="spellEnd"/>
+      <w:r>
+        <w:t xml:space="preserve"> </w:t>
+      </w:r>
+      <w:proofErr w:type="spellStart"/>
+      <w:r>
+        <w:t>quốc</w:t>
+      </w:r>
+      <w:proofErr w:type="spellEnd"/>
+      <w:r>
+        <w:t xml:space="preserve"> </w:t>
+      </w:r>
+      <w:proofErr w:type="spellStart"/>
+      <w:r>
+        <w:t>tế</w:t>
+      </w:r>
+      <w:proofErr w:type="spellEnd"/>
+      <w:r>
+        <w:t xml:space="preserve"> (PEMDAS/BODMAS) </w:t>
+      </w:r>
+      <w:proofErr w:type="spellStart"/>
+      <w:r>
+        <w:t>là</w:t>
+      </w:r>
+      <w:proofErr w:type="spellEnd"/>
+      <w:r>
+        <w:t xml:space="preserve"> </w:t>
+      </w:r>
+      <w:proofErr w:type="spellStart"/>
+      <w:r>
+        <w:t>thực</w:t>
+      </w:r>
+      <w:proofErr w:type="spellEnd"/>
+      <w:r>
+        <w:t xml:space="preserve"> </w:t>
+      </w:r>
+      <w:proofErr w:type="spellStart"/>
+      <w:r>
+        <w:t>hiện</w:t>
+      </w:r>
+      <w:proofErr w:type="spellEnd"/>
+      <w:r>
+        <w:t xml:space="preserve"> </w:t>
+      </w:r>
+      <w:proofErr w:type="spellStart"/>
+      <w:r>
+        <w:t>phép</w:t>
+      </w:r>
+      <w:proofErr w:type="spellEnd"/>
+      <w:r>
+        <w:t xml:space="preserve"> </w:t>
+      </w:r>
+      <w:proofErr w:type="spellStart"/>
+      <w:r>
+        <w:t>nhân</w:t>
+      </w:r>
+      <w:proofErr w:type="spellEnd"/>
+      <w:r>
+        <w:t xml:space="preserve">/chia </w:t>
+      </w:r>
+      <w:proofErr w:type="spellStart"/>
+      <w:r>
+        <w:t>trước</w:t>
+      </w:r>
+      <w:proofErr w:type="spellEnd"/>
+      <w:r>
+        <w:t xml:space="preserve"> </w:t>
+      </w:r>
+      <w:proofErr w:type="spellStart"/>
+      <w:r>
+        <w:t>rồi</w:t>
+      </w:r>
+      <w:proofErr w:type="spellEnd"/>
+      <w:r>
+        <w:t xml:space="preserve"> </w:t>
+      </w:r>
+      <w:proofErr w:type="spellStart"/>
+      <w:r>
+        <w:t>mới</w:t>
+      </w:r>
+      <w:proofErr w:type="spellEnd"/>
+      <w:r>
+        <w:t xml:space="preserve"> </w:t>
+      </w:r>
+      <w:proofErr w:type="spellStart"/>
+      <w:r>
+        <w:t>đến</w:t>
+      </w:r>
+      <w:proofErr w:type="spellEnd"/>
+      <w:r>
+        <w:t xml:space="preserve"> </w:t>
+      </w:r>
+      <w:proofErr w:type="spellStart"/>
+      <w:r>
+        <w:t>cộng</w:t>
+      </w:r>
+      <w:proofErr w:type="spellEnd"/>
+      <w:r>
+        <w:t>/</w:t>
+      </w:r>
+      <w:proofErr w:type="spellStart"/>
+      <w:r>
+        <w:t>trừ</w:t>
+      </w:r>
+      <w:proofErr w:type="spellEnd"/>
+      <w:r>
+        <w:t xml:space="preserve">. </w:t>
+      </w:r>
+      <w:proofErr w:type="spellStart"/>
+      <w:r>
+        <w:t>Điều</w:t>
+      </w:r>
+      <w:proofErr w:type="spellEnd"/>
+      <w:r>
+        <w:t xml:space="preserve"> </w:t>
+      </w:r>
+      <w:proofErr w:type="spellStart"/>
+      <w:r>
+        <w:t>này</w:t>
+      </w:r>
+      <w:proofErr w:type="spellEnd"/>
+      <w:r>
+        <w:t xml:space="preserve"> </w:t>
+      </w:r>
+      <w:proofErr w:type="spellStart"/>
+      <w:r>
+        <w:t>dẫn</w:t>
+      </w:r>
+      <w:proofErr w:type="spellEnd"/>
+      <w:r>
+        <w:t xml:space="preserve"> </w:t>
+      </w:r>
+      <w:proofErr w:type="spellStart"/>
+      <w:r>
+        <w:t>đến</w:t>
+      </w:r>
+      <w:proofErr w:type="spellEnd"/>
+      <w:r>
+        <w:t xml:space="preserve"> </w:t>
+      </w:r>
+      <w:proofErr w:type="spellStart"/>
+      <w:r>
+        <w:t>kết</w:t>
+      </w:r>
+      <w:proofErr w:type="spellEnd"/>
+      <w:r>
+        <w:t xml:space="preserve"> </w:t>
+      </w:r>
+      <w:proofErr w:type="spellStart"/>
+      <w:r>
+        <w:t>quả</w:t>
+      </w:r>
+      <w:proofErr w:type="spellEnd"/>
+      <w:r>
+        <w:t xml:space="preserve"> </w:t>
+      </w:r>
+      <w:proofErr w:type="spellStart"/>
+      <w:r>
+        <w:t>sai</w:t>
+      </w:r>
+      <w:proofErr w:type="spellEnd"/>
+      <w:r>
+        <w:t xml:space="preserve"> so </w:t>
+      </w:r>
+      <w:proofErr w:type="spellStart"/>
+      <w:r>
+        <w:t>với</w:t>
+      </w:r>
+      <w:proofErr w:type="spellEnd"/>
+      <w:r>
+        <w:t xml:space="preserve"> logic </w:t>
+      </w:r>
+      <w:proofErr w:type="spellStart"/>
+      <w:r>
+        <w:t>toán</w:t>
+      </w:r>
+      <w:proofErr w:type="spellEnd"/>
+      <w:r>
+        <w:t xml:space="preserve"> </w:t>
+      </w:r>
+      <w:proofErr w:type="spellStart"/>
+      <w:r>
+        <w:t>học</w:t>
+      </w:r>
+      <w:proofErr w:type="spellEnd"/>
+      <w:r>
+        <w:t xml:space="preserve"> </w:t>
+      </w:r>
+      <w:proofErr w:type="spellStart"/>
+      <w:r>
+        <w:t>thông</w:t>
+      </w:r>
+      <w:proofErr w:type="spellEnd"/>
+      <w:r>
+        <w:t xml:space="preserve"> </w:t>
+      </w:r>
+      <w:proofErr w:type="spellStart"/>
+      <w:r>
+        <w:t>thường</w:t>
+      </w:r>
+      <w:proofErr w:type="spellEnd"/>
+      <w:r>
+        <w:t>.</w:t>
       </w:r>
     </w:p>
     <w:p>
       <w:pPr>
+        <w:jc w:val="both"/>
+      </w:pPr>
+      <w:proofErr w:type="spellStart"/>
+      <w:r>
+        <w:rPr>
+          <w:b/>
+          <w:bCs/>
+        </w:rPr>
+        <w:t>Các</w:t>
+      </w:r>
+      <w:proofErr w:type="spellEnd"/>
+      <w:r>
+        <w:rPr>
+          <w:b/>
+          <w:bCs/>
+        </w:rPr>
+        <w:t xml:space="preserve"> </w:t>
+      </w:r>
+      <w:proofErr w:type="spellStart"/>
+      <w:r>
+        <w:rPr>
+          <w:b/>
+          <w:bCs/>
+        </w:rPr>
+        <w:t>Bước</w:t>
+      </w:r>
+      <w:proofErr w:type="spellEnd"/>
+      <w:r>
+        <w:rPr>
+          <w:b/>
+          <w:bCs/>
+        </w:rPr>
+        <w:t xml:space="preserve"> </w:t>
+      </w:r>
+      <w:proofErr w:type="spellStart"/>
+      <w:r>
+        <w:rPr>
+          <w:b/>
+          <w:bCs/>
+        </w:rPr>
+        <w:t>Tái</w:t>
+      </w:r>
+      <w:proofErr w:type="spellEnd"/>
+      <w:r>
+        <w:rPr>
+          <w:b/>
+          <w:bCs/>
+        </w:rPr>
+        <w:t xml:space="preserve"> </w:t>
+      </w:r>
+      <w:proofErr w:type="spellStart"/>
+      <w:r>
+        <w:rPr>
+          <w:b/>
+          <w:bCs/>
+        </w:rPr>
+        <w:t>Tạo</w:t>
+      </w:r>
+      <w:proofErr w:type="spellEnd"/>
+      <w:r>
+        <w:rPr>
+          <w:b/>
+          <w:bCs/>
+        </w:rPr>
+        <w:t xml:space="preserve"> </w:t>
+      </w:r>
+      <w:proofErr w:type="spellStart"/>
+      <w:r>
+        <w:rPr>
+          <w:b/>
+          <w:bCs/>
+        </w:rPr>
+        <w:t>Lỗi</w:t>
+      </w:r>
+      <w:proofErr w:type="spellEnd"/>
+      <w:r>
+        <w:rPr>
+          <w:b/>
+          <w:bCs/>
+        </w:rPr>
+        <w:t>:</w:t>
+      </w:r>
+    </w:p>
+    <w:p>
+      <w:pPr>
+        <w:pStyle w:val="ListParagraph"/>
         <w:numPr>
           <w:ilvl w:val="0"/>
-          <w:numId w:val="1"/>
+          <w:numId w:val="2"/>
         </w:numPr>
-      </w:pPr>
-      <w:r>
-        <w:t>Nhấp vào menu "Chỉnh sửa" từ thanh menu.</w:t>
+        <w:jc w:val="both"/>
+      </w:pPr>
+      <w:proofErr w:type="spellStart"/>
+      <w:r>
+        <w:t>Mở</w:t>
+      </w:r>
+      <w:proofErr w:type="spellEnd"/>
+      <w:r>
+        <w:t xml:space="preserve"> </w:t>
+      </w:r>
+      <w:proofErr w:type="spellStart"/>
+      <w:r>
+        <w:t>ứng</w:t>
+      </w:r>
+      <w:proofErr w:type="spellEnd"/>
+      <w:r>
+        <w:t xml:space="preserve"> </w:t>
+      </w:r>
+      <w:proofErr w:type="spellStart"/>
+      <w:r>
+        <w:t>dụng</w:t>
+      </w:r>
+      <w:proofErr w:type="spellEnd"/>
+      <w:r>
+        <w:t xml:space="preserve"> Calculator.</w:t>
       </w:r>
     </w:p>
     <w:p>
       <w:pPr>
+        <w:pStyle w:val="ListParagraph"/>
         <w:numPr>
           <w:ilvl w:val="0"/>
-          <w:numId w:val="1"/>
+          <w:numId w:val="2"/>
         </w:numPr>
-      </w:pPr>
-      <w:r>
-        <w:t>Chọn "Undo" từ menu thả xuống.</w:t>
+        <w:jc w:val="both"/>
+      </w:pPr>
+      <w:proofErr w:type="spellStart"/>
+      <w:r>
+        <w:t>Đảm</w:t>
+      </w:r>
+      <w:proofErr w:type="spellEnd"/>
+      <w:r>
+        <w:t xml:space="preserve"> </w:t>
+      </w:r>
+      <w:proofErr w:type="spellStart"/>
+      <w:r>
+        <w:t>bảo</w:t>
+      </w:r>
+      <w:proofErr w:type="spellEnd"/>
+      <w:r>
+        <w:t xml:space="preserve"> </w:t>
+      </w:r>
+      <w:proofErr w:type="spellStart"/>
+      <w:r>
+        <w:t>đang</w:t>
+      </w:r>
+      <w:proofErr w:type="spellEnd"/>
+      <w:r>
+        <w:t xml:space="preserve"> ở </w:t>
+      </w:r>
+      <w:proofErr w:type="spellStart"/>
+      <w:r>
+        <w:t>chế</w:t>
+      </w:r>
+      <w:proofErr w:type="spellEnd"/>
+      <w:r>
+        <w:t xml:space="preserve"> </w:t>
+      </w:r>
+      <w:proofErr w:type="spellStart"/>
+      <w:r>
+        <w:t>độ</w:t>
+      </w:r>
+      <w:proofErr w:type="spellEnd"/>
+      <w:r>
+        <w:t xml:space="preserve"> Standard (</w:t>
+      </w:r>
+      <w:proofErr w:type="spellStart"/>
+      <w:r>
+        <w:t>Tiêu</w:t>
+      </w:r>
+      <w:proofErr w:type="spellEnd"/>
+      <w:r>
+        <w:t xml:space="preserve"> </w:t>
+      </w:r>
+      <w:proofErr w:type="spellStart"/>
+      <w:r>
+        <w:t>chuẩn</w:t>
+      </w:r>
+      <w:proofErr w:type="spellEnd"/>
+      <w:r>
+        <w:t>).</w:t>
       </w:r>
     </w:p>
     <w:p>
       <w:pPr>
+        <w:pStyle w:val="ListParagraph"/>
         <w:numPr>
           <w:ilvl w:val="0"/>
-          <w:numId w:val="1"/>
+          <w:numId w:val="2"/>
         </w:numPr>
-      </w:pPr>
-      <w:r>
-        <w:t>Thực hiện một thao tác để hoàn tác.</w:t>
+        <w:jc w:val="both"/>
+      </w:pPr>
+      <w:proofErr w:type="spellStart"/>
+      <w:r>
+        <w:t>Nhập</w:t>
+      </w:r>
+      <w:proofErr w:type="spellEnd"/>
+      <w:r>
+        <w:t xml:space="preserve"> </w:t>
+      </w:r>
+      <w:proofErr w:type="spellStart"/>
+      <w:r>
+        <w:t>số</w:t>
+      </w:r>
+      <w:proofErr w:type="spellEnd"/>
+      <w:r>
+        <w:t xml:space="preserve"> "2".</w:t>
       </w:r>
     </w:p>
     <w:p>
       <w:pPr>
+        <w:pStyle w:val="ListParagraph"/>
         <w:numPr>
           <w:ilvl w:val="0"/>
-          <w:numId w:val="1"/>
+          <w:numId w:val="2"/>
         </w:numPr>
-      </w:pPr>
-      <w:r>
-        <w:t>Nhấn "Undo" một lần nữa.</w:t>
+        <w:jc w:val="both"/>
+      </w:pPr>
+      <w:proofErr w:type="spellStart"/>
+      <w:r>
+        <w:t>Nhấn</w:t>
+      </w:r>
+      <w:proofErr w:type="spellEnd"/>
+      <w:r>
+        <w:t xml:space="preserve"> </w:t>
+      </w:r>
+      <w:proofErr w:type="spellStart"/>
+      <w:r>
+        <w:t>nút</w:t>
+      </w:r>
+      <w:proofErr w:type="spellEnd"/>
+      <w:r>
+        <w:t xml:space="preserve"> "+" (</w:t>
+      </w:r>
+      <w:proofErr w:type="spellStart"/>
+      <w:r>
+        <w:t>Cộng</w:t>
+      </w:r>
+      <w:proofErr w:type="spellEnd"/>
+      <w:r>
+        <w:t>).</w:t>
       </w:r>
     </w:p>
     <w:p>
       <w:pPr>
+        <w:pStyle w:val="ListParagraph"/>
         <w:numPr>
           <w:ilvl w:val="0"/>
-          <w:numId w:val="1"/>
+          <w:numId w:val="2"/>
         </w:numPr>
-      </w:pPr>
-      <w:r>
-        <w:t>Hệ thống nên hoàn tác thao tác trước đó, nhưng chỉ hoàn tác một bước, hiển thị văn bản hiện tại thay vì hoàn tác cả hai bước.</w:t>
+        <w:jc w:val="both"/>
+      </w:pPr>
+      <w:proofErr w:type="spellStart"/>
+      <w:r>
+        <w:t>Nhập</w:t>
+      </w:r>
+      <w:proofErr w:type="spellEnd"/>
+      <w:r>
+        <w:t xml:space="preserve"> </w:t>
+      </w:r>
+      <w:proofErr w:type="spellStart"/>
+      <w:r>
+        <w:t>số</w:t>
+      </w:r>
+      <w:proofErr w:type="spellEnd"/>
+      <w:r>
+        <w:t xml:space="preserve"> "2".</w:t>
       </w:r>
     </w:p>
     <w:p>
-      <w:r>
-        <w:rPr>
-          <w:b/>
-          <w:bCs/>
-        </w:rPr>
-        <w:t>Kết Quả Mong Đợi:</w:t>
-      </w:r>
-      <w:r>
-        <w:t xml:space="preserve"> Chức năng Undo nên có khả năng hoàn tác các thao tác quay lại hai bước, không chỉ một bước.</w:t>
+      <w:pPr>
+        <w:pStyle w:val="ListParagraph"/>
+        <w:numPr>
+          <w:ilvl w:val="0"/>
+          <w:numId w:val="2"/>
+        </w:numPr>
+        <w:jc w:val="both"/>
+      </w:pPr>
+      <w:proofErr w:type="spellStart"/>
+      <w:r>
+        <w:t>Nhấn</w:t>
+      </w:r>
+      <w:proofErr w:type="spellEnd"/>
+      <w:r>
+        <w:t xml:space="preserve"> </w:t>
+      </w:r>
+      <w:proofErr w:type="spellStart"/>
+      <w:r>
+        <w:t>nút</w:t>
+      </w:r>
+      <w:proofErr w:type="spellEnd"/>
+      <w:r>
+        <w:t xml:space="preserve"> "x" (</w:t>
+      </w:r>
+      <w:proofErr w:type="spellStart"/>
+      <w:r>
+        <w:t>Nhân</w:t>
+      </w:r>
+      <w:proofErr w:type="spellEnd"/>
+      <w:r>
+        <w:t>).</w:t>
       </w:r>
     </w:p>
     <w:p>
-      <w:r>
-        <w:rPr>
-          <w:b/>
-          <w:bCs/>
-        </w:rPr>
-        <w:t>Kết Quả Thực Tế:</w:t>
-      </w:r>
-      <w:r>
-        <w:t xml:space="preserve"> Chức năng Undo chỉ hoàn tác một bước, bất kể số lần nhấn.</w:t>
+      <w:pPr>
+        <w:pStyle w:val="ListParagraph"/>
+        <w:numPr>
+          <w:ilvl w:val="0"/>
+          <w:numId w:val="2"/>
+        </w:numPr>
+        <w:jc w:val="both"/>
+      </w:pPr>
+      <w:proofErr w:type="spellStart"/>
+      <w:r>
+        <w:t>Nhập</w:t>
+      </w:r>
+      <w:proofErr w:type="spellEnd"/>
+      <w:r>
+        <w:t xml:space="preserve"> </w:t>
+      </w:r>
+      <w:proofErr w:type="spellStart"/>
+      <w:r>
+        <w:t>số</w:t>
+      </w:r>
+      <w:proofErr w:type="spellEnd"/>
+      <w:r>
+        <w:t xml:space="preserve"> "2".</w:t>
       </w:r>
     </w:p>
-    <w:p/>
+    <w:p>
+      <w:pPr>
+        <w:pStyle w:val="ListParagraph"/>
+        <w:numPr>
+          <w:ilvl w:val="0"/>
+          <w:numId w:val="2"/>
+        </w:numPr>
+        <w:jc w:val="both"/>
+      </w:pPr>
+      <w:proofErr w:type="spellStart"/>
+      <w:r>
+        <w:t>Nhấn</w:t>
+      </w:r>
+      <w:proofErr w:type="spellEnd"/>
+      <w:r>
+        <w:t xml:space="preserve"> </w:t>
+      </w:r>
+      <w:proofErr w:type="spellStart"/>
+      <w:r>
+        <w:t>nút</w:t>
+      </w:r>
+      <w:proofErr w:type="spellEnd"/>
+      <w:r>
+        <w:t xml:space="preserve"> "=" (</w:t>
+      </w:r>
+      <w:proofErr w:type="spellStart"/>
+      <w:r>
+        <w:t>Bằng</w:t>
+      </w:r>
+      <w:proofErr w:type="spellEnd"/>
+      <w:r>
+        <w:t>).</w:t>
+      </w:r>
+    </w:p>
+    <w:p>
+      <w:pPr>
+        <w:jc w:val="both"/>
+      </w:pPr>
+      <w:proofErr w:type="spellStart"/>
+      <w:r>
+        <w:rPr>
+          <w:b/>
+          <w:bCs/>
+        </w:rPr>
+        <w:lastRenderedPageBreak/>
+        <w:t>Kết</w:t>
+      </w:r>
+      <w:proofErr w:type="spellEnd"/>
+      <w:r>
+        <w:rPr>
+          <w:b/>
+          <w:bCs/>
+        </w:rPr>
+        <w:t xml:space="preserve"> </w:t>
+      </w:r>
+      <w:proofErr w:type="spellStart"/>
+      <w:r>
+        <w:rPr>
+          <w:b/>
+          <w:bCs/>
+        </w:rPr>
+        <w:t>Quả</w:t>
+      </w:r>
+      <w:proofErr w:type="spellEnd"/>
+      <w:r>
+        <w:rPr>
+          <w:b/>
+          <w:bCs/>
+        </w:rPr>
+        <w:t xml:space="preserve"> </w:t>
+      </w:r>
+      <w:proofErr w:type="spellStart"/>
+      <w:r>
+        <w:rPr>
+          <w:b/>
+          <w:bCs/>
+        </w:rPr>
+        <w:t>Mong</w:t>
+      </w:r>
+      <w:proofErr w:type="spellEnd"/>
+      <w:r>
+        <w:rPr>
+          <w:b/>
+          <w:bCs/>
+        </w:rPr>
+        <w:t xml:space="preserve"> </w:t>
+      </w:r>
+      <w:proofErr w:type="spellStart"/>
+      <w:r>
+        <w:rPr>
+          <w:b/>
+          <w:bCs/>
+        </w:rPr>
+        <w:t>Đợi</w:t>
+      </w:r>
+      <w:proofErr w:type="spellEnd"/>
+      <w:r>
+        <w:rPr>
+          <w:b/>
+          <w:bCs/>
+        </w:rPr>
+        <w:t>:</w:t>
+      </w:r>
+      <w:r>
+        <w:t xml:space="preserve"> </w:t>
+      </w:r>
+      <w:proofErr w:type="spellStart"/>
+      <w:r>
+        <w:t>Màn</w:t>
+      </w:r>
+      <w:proofErr w:type="spellEnd"/>
+      <w:r>
+        <w:t xml:space="preserve"> </w:t>
+      </w:r>
+      <w:proofErr w:type="spellStart"/>
+      <w:r>
+        <w:t>hình</w:t>
+      </w:r>
+      <w:proofErr w:type="spellEnd"/>
+      <w:r>
+        <w:t xml:space="preserve"> </w:t>
+      </w:r>
+      <w:proofErr w:type="spellStart"/>
+      <w:r>
+        <w:t>nên</w:t>
+      </w:r>
+      <w:proofErr w:type="spellEnd"/>
+      <w:r>
+        <w:t xml:space="preserve"> </w:t>
+      </w:r>
+      <w:proofErr w:type="spellStart"/>
+      <w:r>
+        <w:t>hiển</w:t>
+      </w:r>
+      <w:proofErr w:type="spellEnd"/>
+      <w:r>
+        <w:t xml:space="preserve"> </w:t>
+      </w:r>
+      <w:proofErr w:type="spellStart"/>
+      <w:r>
+        <w:t>thị</w:t>
+      </w:r>
+      <w:proofErr w:type="spellEnd"/>
+      <w:r>
+        <w:t xml:space="preserve"> </w:t>
+      </w:r>
+      <w:proofErr w:type="spellStart"/>
+      <w:r>
+        <w:t>kết</w:t>
+      </w:r>
+      <w:proofErr w:type="spellEnd"/>
+      <w:r>
+        <w:t xml:space="preserve"> </w:t>
+      </w:r>
+      <w:proofErr w:type="spellStart"/>
+      <w:r>
+        <w:t>quả</w:t>
+      </w:r>
+      <w:proofErr w:type="spellEnd"/>
+      <w:r>
+        <w:t xml:space="preserve"> </w:t>
+      </w:r>
+      <w:proofErr w:type="spellStart"/>
+      <w:r>
+        <w:t>là</w:t>
+      </w:r>
+      <w:proofErr w:type="spellEnd"/>
+      <w:r>
+        <w:t xml:space="preserve"> 6. (</w:t>
+      </w:r>
+      <w:proofErr w:type="spellStart"/>
+      <w:r>
+        <w:t>Giải</w:t>
+      </w:r>
+      <w:proofErr w:type="spellEnd"/>
+      <w:r>
+        <w:t xml:space="preserve"> </w:t>
+      </w:r>
+      <w:proofErr w:type="spellStart"/>
+      <w:r>
+        <w:t>thích</w:t>
+      </w:r>
+      <w:proofErr w:type="spellEnd"/>
+      <w:r>
+        <w:t xml:space="preserve">: Theo </w:t>
+      </w:r>
+      <w:proofErr w:type="spellStart"/>
+      <w:r>
+        <w:t>quy</w:t>
+      </w:r>
+      <w:proofErr w:type="spellEnd"/>
+      <w:r>
+        <w:t xml:space="preserve"> </w:t>
+      </w:r>
+      <w:proofErr w:type="spellStart"/>
+      <w:r>
+        <w:t>tắc</w:t>
+      </w:r>
+      <w:proofErr w:type="spellEnd"/>
+      <w:r>
+        <w:t xml:space="preserve"> </w:t>
+      </w:r>
+      <w:proofErr w:type="spellStart"/>
+      <w:r>
+        <w:t>toán</w:t>
+      </w:r>
+      <w:proofErr w:type="spellEnd"/>
+      <w:r>
+        <w:t xml:space="preserve"> </w:t>
+      </w:r>
+      <w:proofErr w:type="spellStart"/>
+      <w:r>
+        <w:t>học</w:t>
+      </w:r>
+      <w:proofErr w:type="spellEnd"/>
+      <w:r>
+        <w:t xml:space="preserve">, </w:t>
+      </w:r>
+      <w:proofErr w:type="spellStart"/>
+      <w:r>
+        <w:t>phép</w:t>
+      </w:r>
+      <w:proofErr w:type="spellEnd"/>
+      <w:r>
+        <w:t xml:space="preserve"> </w:t>
+      </w:r>
+      <w:proofErr w:type="spellStart"/>
+      <w:r>
+        <w:t>nhân</w:t>
+      </w:r>
+      <w:proofErr w:type="spellEnd"/>
+      <w:r>
+        <w:t xml:space="preserve"> 2x2=4 </w:t>
+      </w:r>
+      <w:proofErr w:type="spellStart"/>
+      <w:r>
+        <w:t>phải</w:t>
+      </w:r>
+      <w:proofErr w:type="spellEnd"/>
+      <w:r>
+        <w:t xml:space="preserve"> </w:t>
+      </w:r>
+      <w:proofErr w:type="spellStart"/>
+      <w:r>
+        <w:t>làm</w:t>
+      </w:r>
+      <w:proofErr w:type="spellEnd"/>
+      <w:r>
+        <w:t xml:space="preserve"> </w:t>
+      </w:r>
+      <w:proofErr w:type="spellStart"/>
+      <w:r>
+        <w:t>trước</w:t>
+      </w:r>
+      <w:proofErr w:type="spellEnd"/>
+      <w:r>
+        <w:t xml:space="preserve">, </w:t>
+      </w:r>
+      <w:proofErr w:type="spellStart"/>
+      <w:r>
+        <w:t>sau</w:t>
+      </w:r>
+      <w:proofErr w:type="spellEnd"/>
+      <w:r>
+        <w:t xml:space="preserve"> </w:t>
+      </w:r>
+      <w:proofErr w:type="spellStart"/>
+      <w:r>
+        <w:t>đó</w:t>
+      </w:r>
+      <w:proofErr w:type="spellEnd"/>
+      <w:r>
+        <w:t xml:space="preserve"> </w:t>
+      </w:r>
+      <w:proofErr w:type="spellStart"/>
+      <w:r>
+        <w:t>mới</w:t>
+      </w:r>
+      <w:proofErr w:type="spellEnd"/>
+      <w:r>
+        <w:t xml:space="preserve"> </w:t>
+      </w:r>
+      <w:proofErr w:type="spellStart"/>
+      <w:r>
+        <w:t>lấy</w:t>
+      </w:r>
+      <w:proofErr w:type="spellEnd"/>
+      <w:r>
+        <w:t xml:space="preserve"> 2+4=6).</w:t>
+      </w:r>
+    </w:p>
+    <w:p>
+      <w:pPr>
+        <w:jc w:val="both"/>
+      </w:pPr>
+      <w:proofErr w:type="spellStart"/>
+      <w:r>
+        <w:rPr>
+          <w:b/>
+          <w:bCs/>
+        </w:rPr>
+        <w:t>Kết</w:t>
+      </w:r>
+      <w:proofErr w:type="spellEnd"/>
+      <w:r>
+        <w:rPr>
+          <w:b/>
+          <w:bCs/>
+        </w:rPr>
+        <w:t xml:space="preserve"> </w:t>
+      </w:r>
+      <w:proofErr w:type="spellStart"/>
+      <w:r>
+        <w:rPr>
+          <w:b/>
+          <w:bCs/>
+        </w:rPr>
+        <w:t>Quả</w:t>
+      </w:r>
+      <w:proofErr w:type="spellEnd"/>
+      <w:r>
+        <w:rPr>
+          <w:b/>
+          <w:bCs/>
+        </w:rPr>
+        <w:t xml:space="preserve"> </w:t>
+      </w:r>
+      <w:proofErr w:type="spellStart"/>
+      <w:r>
+        <w:rPr>
+          <w:b/>
+          <w:bCs/>
+        </w:rPr>
+        <w:t>Thực</w:t>
+      </w:r>
+      <w:proofErr w:type="spellEnd"/>
+      <w:r>
+        <w:rPr>
+          <w:b/>
+          <w:bCs/>
+        </w:rPr>
+        <w:t xml:space="preserve"> </w:t>
+      </w:r>
+      <w:proofErr w:type="spellStart"/>
+      <w:r>
+        <w:rPr>
+          <w:b/>
+          <w:bCs/>
+        </w:rPr>
+        <w:t>Tế</w:t>
+      </w:r>
+      <w:proofErr w:type="spellEnd"/>
+      <w:r>
+        <w:rPr>
+          <w:b/>
+          <w:bCs/>
+        </w:rPr>
+        <w:t>:</w:t>
+      </w:r>
+      <w:r>
+        <w:t xml:space="preserve"> </w:t>
+      </w:r>
+      <w:proofErr w:type="spellStart"/>
+      <w:r>
+        <w:t>Màn</w:t>
+      </w:r>
+      <w:proofErr w:type="spellEnd"/>
+      <w:r>
+        <w:t xml:space="preserve"> </w:t>
+      </w:r>
+      <w:proofErr w:type="spellStart"/>
+      <w:r>
+        <w:t>hình</w:t>
+      </w:r>
+      <w:proofErr w:type="spellEnd"/>
+      <w:r>
+        <w:t xml:space="preserve"> </w:t>
+      </w:r>
+      <w:proofErr w:type="spellStart"/>
+      <w:r>
+        <w:t>hiển</w:t>
+      </w:r>
+      <w:proofErr w:type="spellEnd"/>
+      <w:r>
+        <w:t xml:space="preserve"> </w:t>
+      </w:r>
+      <w:proofErr w:type="spellStart"/>
+      <w:r>
+        <w:t>thị</w:t>
+      </w:r>
+      <w:proofErr w:type="spellEnd"/>
+      <w:r>
+        <w:t xml:space="preserve"> </w:t>
+      </w:r>
+      <w:proofErr w:type="spellStart"/>
+      <w:r>
+        <w:t>kết</w:t>
+      </w:r>
+      <w:proofErr w:type="spellEnd"/>
+      <w:r>
+        <w:t xml:space="preserve"> </w:t>
+      </w:r>
+      <w:proofErr w:type="spellStart"/>
+      <w:r>
+        <w:t>quả</w:t>
+      </w:r>
+      <w:proofErr w:type="spellEnd"/>
+      <w:r>
+        <w:t xml:space="preserve"> </w:t>
+      </w:r>
+      <w:proofErr w:type="spellStart"/>
+      <w:r>
+        <w:t>là</w:t>
+      </w:r>
+      <w:proofErr w:type="spellEnd"/>
+      <w:r>
+        <w:t xml:space="preserve"> 8. (</w:t>
+      </w:r>
+      <w:proofErr w:type="spellStart"/>
+      <w:r>
+        <w:t>Giải</w:t>
+      </w:r>
+      <w:proofErr w:type="spellEnd"/>
+      <w:r>
+        <w:t xml:space="preserve"> </w:t>
+      </w:r>
+      <w:proofErr w:type="spellStart"/>
+      <w:r>
+        <w:t>thích</w:t>
+      </w:r>
+      <w:proofErr w:type="spellEnd"/>
+      <w:r>
+        <w:t xml:space="preserve">: </w:t>
+      </w:r>
+      <w:proofErr w:type="spellStart"/>
+      <w:r>
+        <w:t>Máy</w:t>
+      </w:r>
+      <w:proofErr w:type="spellEnd"/>
+      <w:r>
+        <w:t xml:space="preserve"> </w:t>
+      </w:r>
+      <w:proofErr w:type="spellStart"/>
+      <w:r>
+        <w:t>tính</w:t>
+      </w:r>
+      <w:proofErr w:type="spellEnd"/>
+      <w:r>
+        <w:t xml:space="preserve"> </w:t>
+      </w:r>
+      <w:proofErr w:type="spellStart"/>
+      <w:r>
+        <w:t>lấy</w:t>
+      </w:r>
+      <w:proofErr w:type="spellEnd"/>
+      <w:r>
+        <w:t xml:space="preserve"> 2+2=4, </w:t>
+      </w:r>
+      <w:proofErr w:type="spellStart"/>
+      <w:r>
+        <w:t>sau</w:t>
+      </w:r>
+      <w:proofErr w:type="spellEnd"/>
+      <w:r>
+        <w:t xml:space="preserve"> </w:t>
+      </w:r>
+      <w:proofErr w:type="spellStart"/>
+      <w:r>
+        <w:t>đó</w:t>
+      </w:r>
+      <w:proofErr w:type="spellEnd"/>
+      <w:r>
+        <w:t xml:space="preserve"> </w:t>
+      </w:r>
+      <w:proofErr w:type="spellStart"/>
+      <w:r>
+        <w:t>lấy</w:t>
+      </w:r>
+      <w:proofErr w:type="spellEnd"/>
+      <w:r>
+        <w:t xml:space="preserve"> 4x2=8).</w:t>
+      </w:r>
+    </w:p>
+    <w:p>
+      <w:pPr>
+        <w:jc w:val="center"/>
+      </w:pPr>
+      <w:r>
+        <w:drawing>
+          <wp:inline distT="0" distB="0" distL="0" distR="0" wp14:anchorId="41AFE8BA" wp14:editId="147FEE3B">
+            <wp:extent cx="3820058" cy="6354062"/>
+            <wp:effectExtent l="0" t="0" r="9525" b="8890"/>
+            <wp:docPr id="1" name="Picture 1"/>
+            <wp:cNvGraphicFramePr>
+              <a:graphicFrameLocks xmlns:a="http://schemas.openxmlformats.org/drawingml/2006/main" noChangeAspect="1"/>
+            </wp:cNvGraphicFramePr>
+            <a:graphic xmlns:a="http://schemas.openxmlformats.org/drawingml/2006/main">
+              <a:graphicData uri="http://schemas.openxmlformats.org/drawingml/2006/picture">
+                <pic:pic xmlns:pic="http://schemas.openxmlformats.org/drawingml/2006/picture">
+                  <pic:nvPicPr>
+                    <pic:cNvPr id="1" name=""/>
+                    <pic:cNvPicPr/>
+                  </pic:nvPicPr>
+                  <pic:blipFill>
+                    <a:blip r:embed="rId5"/>
+                    <a:stretch>
+                      <a:fillRect/>
+                    </a:stretch>
+                  </pic:blipFill>
+                  <pic:spPr>
+                    <a:xfrm>
+                      <a:off x="0" y="0"/>
+                      <a:ext cx="3820058" cy="6354062"/>
+                    </a:xfrm>
+                    <a:prstGeom prst="rect">
+                      <a:avLst/>
+                    </a:prstGeom>
+                  </pic:spPr>
+                </pic:pic>
+              </a:graphicData>
+            </a:graphic>
+          </wp:inline>
+        </w:drawing>
+      </w:r>
+    </w:p>
     <w:sectPr>
       <w:pgSz w:w="12240" w:h="15840"/>
       <w:pgMar w:top="1440" w:right="1440" w:bottom="1440" w:left="1440" w:header="720" w:footer="720" w:gutter="0"/>
@@ -268,7 +2383,7 @@
 </file>
 
 <file path=word/numbering.xml><?xml version="1.0" encoding="utf-8"?>
-<w:numbering xmlns:wpc="http://schemas.microsoft.com/office/word/2010/wordprocessingCanvas" xmlns:cx="http://schemas.microsoft.com/office/drawing/2014/chartex" xmlns:cx1="http://schemas.microsoft.com/office/drawing/2015/9/8/chartex" xmlns:cx2="http://schemas.microsoft.com/office/drawing/2015/10/21/chartex" xmlns:cx3="http://schemas.microsoft.com/office/drawing/2016/5/9/chartex" xmlns:cx4="http://schemas.microsoft.com/office/drawing/2016/5/10/chartex" xmlns:cx5="http://schemas.microsoft.com/office/drawing/2016/5/11/chartex" xmlns:cx6="http://schemas.microsoft.com/office/drawing/2016/5/12/chartex" xmlns:cx7="http://schemas.microsoft.com/office/drawing/2016/5/13/chartex" xmlns:cx8="http://schemas.microsoft.com/office/drawing/2016/5/14/chartex" xmlns:mc="http://schemas.openxmlformats.org/markup-compatibility/2006" xmlns:aink="http://schemas.microsoft.com/office/drawing/2016/ink" xmlns:am3d="http://schemas.microsoft.com/office/drawing/2017/model3d" xmlns:o="urn:schemas-microsoft-com:office:office" xmlns:oel="http://schemas.microsoft.com/office/2019/extlst" xmlns:r="http://schemas.openxmlformats.org/officeDocument/2006/relationships" xmlns:m="http://schemas.openxmlformats.org/officeDocument/2006/math" xmlns:v="urn:schemas-microsoft-com:vml" xmlns:wp14="http://schemas.microsoft.com/office/word/2010/wordprocessingDrawing" xmlns:wp="http://schemas.openxmlformats.org/drawingml/2006/wordprocessingDrawing" xmlns:w10="urn:schemas-microsoft-com:office:word" xmlns:w="http://schemas.openxmlformats.org/wordprocessingml/2006/main" xmlns:w14="http://schemas.microsoft.com/office/word/2010/wordml" xmlns:w15="http://schemas.microsoft.com/office/word/2012/wordml" xmlns:w16cex="http://schemas.microsoft.com/office/word/2018/wordml/cex" xmlns:w16cid="http://schemas.microsoft.com/office/word/2016/wordml/cid" xmlns:w16="http://schemas.microsoft.com/office/word/2018/wordml" xmlns:w16du="http://schemas.microsoft.com/office/word/2023/wordml/word16du" xmlns:w16sdtdh="http://schemas.microsoft.com/office/word/2020/wordml/sdtdatahash" xmlns:w16se="http://schemas.microsoft.com/office/word/2015/wordml/symex" xmlns:wpg="http://schemas.microsoft.com/office/word/2010/wordprocessingGroup" xmlns:wpi="http://schemas.microsoft.com/office/word/2010/wordprocessingInk" xmlns:wne="http://schemas.microsoft.com/office/word/2006/wordml" xmlns:wps="http://schemas.microsoft.com/office/word/2010/wordprocessingShape" mc:Ignorable="w14 w15 w16se w16cid w16 w16cex w16sdtdh w16du wp14">
+<w:numbering xmlns:wpc="http://schemas.microsoft.com/office/word/2010/wordprocessingCanvas" xmlns:cx="http://schemas.microsoft.com/office/drawing/2014/chartex" xmlns:cx1="http://schemas.microsoft.com/office/drawing/2015/9/8/chartex" xmlns:cx2="http://schemas.microsoft.com/office/drawing/2015/10/21/chartex" xmlns:cx3="http://schemas.microsoft.com/office/drawing/2016/5/9/chartex" xmlns:cx4="http://schemas.microsoft.com/office/drawing/2016/5/10/chartex" xmlns:cx5="http://schemas.microsoft.com/office/drawing/2016/5/11/chartex" xmlns:cx6="http://schemas.microsoft.com/office/drawing/2016/5/12/chartex" xmlns:cx7="http://schemas.microsoft.com/office/drawing/2016/5/13/chartex" xmlns:cx8="http://schemas.microsoft.com/office/drawing/2016/5/14/chartex" xmlns:mc="http://schemas.openxmlformats.org/markup-compatibility/2006" xmlns:aink="http://schemas.microsoft.com/office/drawing/2016/ink" xmlns:am3d="http://schemas.microsoft.com/office/drawing/2017/model3d" xmlns:o="urn:schemas-microsoft-com:office:office" xmlns:oel="http://schemas.microsoft.com/office/2019/extlst" xmlns:r="http://schemas.openxmlformats.org/officeDocument/2006/relationships" xmlns:m="http://schemas.openxmlformats.org/officeDocument/2006/math" xmlns:v="urn:schemas-microsoft-com:vml" xmlns:wp14="http://schemas.microsoft.com/office/word/2010/wordprocessingDrawing" xmlns:wp="http://schemas.openxmlformats.org/drawingml/2006/wordprocessingDrawing" xmlns:w10="urn:schemas-microsoft-com:office:word" xmlns:w="http://schemas.openxmlformats.org/wordprocessingml/2006/main" xmlns:w14="http://schemas.microsoft.com/office/word/2010/wordml" xmlns:w15="http://schemas.microsoft.com/office/word/2012/wordml" xmlns:w16cex="http://schemas.microsoft.com/office/word/2018/wordml/cex" xmlns:w16cid="http://schemas.microsoft.com/office/word/2016/wordml/cid" xmlns:w16="http://schemas.microsoft.com/office/word/2018/wordml" xmlns:w16sdtdh="http://schemas.microsoft.com/office/word/2020/wordml/sdtdatahash" xmlns:w16se="http://schemas.microsoft.com/office/word/2015/wordml/symex" xmlns:wpg="http://schemas.microsoft.com/office/word/2010/wordprocessingGroup" xmlns:wpi="http://schemas.microsoft.com/office/word/2010/wordprocessingInk" xmlns:wne="http://schemas.microsoft.com/office/word/2006/wordml" xmlns:wps="http://schemas.microsoft.com/office/word/2010/wordprocessingShape" mc:Ignorable="w14 w15 w16se w16cid w16 w16cex w16sdtdh wp14">
   <w:abstractNum w:abstractNumId="0" w15:restartNumberingAfterBreak="0">
     <w:nsid w:val="269266B8"/>
     <w:multiLevelType w:val="multilevel"/>
@@ -382,14 +2497,218 @@
       </w:pPr>
     </w:lvl>
   </w:abstractNum>
+  <w:abstractNum w:abstractNumId="1" w15:restartNumberingAfterBreak="0">
+    <w:nsid w:val="2B040362"/>
+    <w:multiLevelType w:val="hybridMultilevel"/>
+    <w:tmpl w:val="F162C360"/>
+    <w:lvl w:ilvl="0" w:tplc="0409000F">
+      <w:start w:val="1"/>
+      <w:numFmt w:val="decimal"/>
+      <w:lvlText w:val="%1."/>
+      <w:lvlJc w:val="left"/>
+      <w:pPr>
+        <w:ind w:left="720" w:hanging="360"/>
+      </w:pPr>
+    </w:lvl>
+    <w:lvl w:ilvl="1" w:tplc="04090019" w:tentative="1">
+      <w:start w:val="1"/>
+      <w:numFmt w:val="lowerLetter"/>
+      <w:lvlText w:val="%2."/>
+      <w:lvlJc w:val="left"/>
+      <w:pPr>
+        <w:ind w:left="1440" w:hanging="360"/>
+      </w:pPr>
+    </w:lvl>
+    <w:lvl w:ilvl="2" w:tplc="0409001B" w:tentative="1">
+      <w:start w:val="1"/>
+      <w:numFmt w:val="lowerRoman"/>
+      <w:lvlText w:val="%3."/>
+      <w:lvlJc w:val="right"/>
+      <w:pPr>
+        <w:ind w:left="2160" w:hanging="180"/>
+      </w:pPr>
+    </w:lvl>
+    <w:lvl w:ilvl="3" w:tplc="0409000F" w:tentative="1">
+      <w:start w:val="1"/>
+      <w:numFmt w:val="decimal"/>
+      <w:lvlText w:val="%4."/>
+      <w:lvlJc w:val="left"/>
+      <w:pPr>
+        <w:ind w:left="2880" w:hanging="360"/>
+      </w:pPr>
+    </w:lvl>
+    <w:lvl w:ilvl="4" w:tplc="04090019" w:tentative="1">
+      <w:start w:val="1"/>
+      <w:numFmt w:val="lowerLetter"/>
+      <w:lvlText w:val="%5."/>
+      <w:lvlJc w:val="left"/>
+      <w:pPr>
+        <w:ind w:left="3600" w:hanging="360"/>
+      </w:pPr>
+    </w:lvl>
+    <w:lvl w:ilvl="5" w:tplc="0409001B" w:tentative="1">
+      <w:start w:val="1"/>
+      <w:numFmt w:val="lowerRoman"/>
+      <w:lvlText w:val="%6."/>
+      <w:lvlJc w:val="right"/>
+      <w:pPr>
+        <w:ind w:left="4320" w:hanging="180"/>
+      </w:pPr>
+    </w:lvl>
+    <w:lvl w:ilvl="6" w:tplc="0409000F" w:tentative="1">
+      <w:start w:val="1"/>
+      <w:numFmt w:val="decimal"/>
+      <w:lvlText w:val="%7."/>
+      <w:lvlJc w:val="left"/>
+      <w:pPr>
+        <w:ind w:left="5040" w:hanging="360"/>
+      </w:pPr>
+    </w:lvl>
+    <w:lvl w:ilvl="7" w:tplc="04090019" w:tentative="1">
+      <w:start w:val="1"/>
+      <w:numFmt w:val="lowerLetter"/>
+      <w:lvlText w:val="%8."/>
+      <w:lvlJc w:val="left"/>
+      <w:pPr>
+        <w:ind w:left="5760" w:hanging="360"/>
+      </w:pPr>
+    </w:lvl>
+    <w:lvl w:ilvl="8" w:tplc="0409001B" w:tentative="1">
+      <w:start w:val="1"/>
+      <w:numFmt w:val="lowerRoman"/>
+      <w:lvlText w:val="%9."/>
+      <w:lvlJc w:val="right"/>
+      <w:pPr>
+        <w:ind w:left="6480" w:hanging="180"/>
+      </w:pPr>
+    </w:lvl>
+  </w:abstractNum>
+  <w:abstractNum w:abstractNumId="2" w15:restartNumberingAfterBreak="0">
+    <w:nsid w:val="531F096C"/>
+    <w:multiLevelType w:val="hybridMultilevel"/>
+    <w:tmpl w:val="4810F192"/>
+    <w:lvl w:ilvl="0" w:tplc="7C24151C">
+      <w:numFmt w:val="bullet"/>
+      <w:lvlText w:val=""/>
+      <w:lvlJc w:val="left"/>
+      <w:pPr>
+        <w:ind w:left="720" w:hanging="360"/>
+      </w:pPr>
+      <w:rPr>
+        <w:rFonts w:ascii="Times New Roman" w:eastAsiaTheme="minorHAnsi" w:hAnsi="Times New Roman" w:cs="Times New Roman" w:hint="default"/>
+      </w:rPr>
+    </w:lvl>
+    <w:lvl w:ilvl="1" w:tplc="04090003" w:tentative="1">
+      <w:start w:val="1"/>
+      <w:numFmt w:val="bullet"/>
+      <w:lvlText w:val="o"/>
+      <w:lvlJc w:val="left"/>
+      <w:pPr>
+        <w:ind w:left="1440" w:hanging="360"/>
+      </w:pPr>
+      <w:rPr>
+        <w:rFonts w:ascii="Courier New" w:hAnsi="Courier New" w:cs="Courier New" w:hint="default"/>
+      </w:rPr>
+    </w:lvl>
+    <w:lvl w:ilvl="2" w:tplc="04090005" w:tentative="1">
+      <w:start w:val="1"/>
+      <w:numFmt w:val="bullet"/>
+      <w:lvlText w:val=""/>
+      <w:lvlJc w:val="left"/>
+      <w:pPr>
+        <w:ind w:left="2160" w:hanging="360"/>
+      </w:pPr>
+      <w:rPr>
+        <w:rFonts w:ascii="Wingdings" w:hAnsi="Wingdings" w:hint="default"/>
+      </w:rPr>
+    </w:lvl>
+    <w:lvl w:ilvl="3" w:tplc="04090001" w:tentative="1">
+      <w:start w:val="1"/>
+      <w:numFmt w:val="bullet"/>
+      <w:lvlText w:val=""/>
+      <w:lvlJc w:val="left"/>
+      <w:pPr>
+        <w:ind w:left="2880" w:hanging="360"/>
+      </w:pPr>
+      <w:rPr>
+        <w:rFonts w:ascii="Symbol" w:hAnsi="Symbol" w:hint="default"/>
+      </w:rPr>
+    </w:lvl>
+    <w:lvl w:ilvl="4" w:tplc="04090003" w:tentative="1">
+      <w:start w:val="1"/>
+      <w:numFmt w:val="bullet"/>
+      <w:lvlText w:val="o"/>
+      <w:lvlJc w:val="left"/>
+      <w:pPr>
+        <w:ind w:left="3600" w:hanging="360"/>
+      </w:pPr>
+      <w:rPr>
+        <w:rFonts w:ascii="Courier New" w:hAnsi="Courier New" w:cs="Courier New" w:hint="default"/>
+      </w:rPr>
+    </w:lvl>
+    <w:lvl w:ilvl="5" w:tplc="04090005" w:tentative="1">
+      <w:start w:val="1"/>
+      <w:numFmt w:val="bullet"/>
+      <w:lvlText w:val=""/>
+      <w:lvlJc w:val="left"/>
+      <w:pPr>
+        <w:ind w:left="4320" w:hanging="360"/>
+      </w:pPr>
+      <w:rPr>
+        <w:rFonts w:ascii="Wingdings" w:hAnsi="Wingdings" w:hint="default"/>
+      </w:rPr>
+    </w:lvl>
+    <w:lvl w:ilvl="6" w:tplc="04090001" w:tentative="1">
+      <w:start w:val="1"/>
+      <w:numFmt w:val="bullet"/>
+      <w:lvlText w:val=""/>
+      <w:lvlJc w:val="left"/>
+      <w:pPr>
+        <w:ind w:left="5040" w:hanging="360"/>
+      </w:pPr>
+      <w:rPr>
+        <w:rFonts w:ascii="Symbol" w:hAnsi="Symbol" w:hint="default"/>
+      </w:rPr>
+    </w:lvl>
+    <w:lvl w:ilvl="7" w:tplc="04090003" w:tentative="1">
+      <w:start w:val="1"/>
+      <w:numFmt w:val="bullet"/>
+      <w:lvlText w:val="o"/>
+      <w:lvlJc w:val="left"/>
+      <w:pPr>
+        <w:ind w:left="5760" w:hanging="360"/>
+      </w:pPr>
+      <w:rPr>
+        <w:rFonts w:ascii="Courier New" w:hAnsi="Courier New" w:cs="Courier New" w:hint="default"/>
+      </w:rPr>
+    </w:lvl>
+    <w:lvl w:ilvl="8" w:tplc="04090005" w:tentative="1">
+      <w:start w:val="1"/>
+      <w:numFmt w:val="bullet"/>
+      <w:lvlText w:val=""/>
+      <w:lvlJc w:val="left"/>
+      <w:pPr>
+        <w:ind w:left="6480" w:hanging="360"/>
+      </w:pPr>
+      <w:rPr>
+        <w:rFonts w:ascii="Wingdings" w:hAnsi="Wingdings" w:hint="default"/>
+      </w:rPr>
+    </w:lvl>
+  </w:abstractNum>
   <w:num w:numId="1" w16cid:durableId="631332265">
     <w:abstractNumId w:val="0"/>
+  </w:num>
+  <w:num w:numId="2" w16cid:durableId="2130081820">
+    <w:abstractNumId w:val="1"/>
+  </w:num>
+  <w:num w:numId="3" w16cid:durableId="1128664582">
+    <w:abstractNumId w:val="2"/>
   </w:num>
 </w:numbering>
 </file>
 
 <file path=word/styles.xml><?xml version="1.0" encoding="utf-8"?>
-<w:styles xmlns:mc="http://schemas.openxmlformats.org/markup-compatibility/2006" xmlns:r="http://schemas.openxmlformats.org/officeDocument/2006/relationships" xmlns:w="http://schemas.openxmlformats.org/wordprocessingml/2006/main" xmlns:w14="http://schemas.microsoft.com/office/word/2010/wordml" xmlns:w15="http://schemas.microsoft.com/office/word/2012/wordml" xmlns:w16cex="http://schemas.microsoft.com/office/word/2018/wordml/cex" xmlns:w16cid="http://schemas.microsoft.com/office/word/2016/wordml/cid" xmlns:w16="http://schemas.microsoft.com/office/word/2018/wordml" xmlns:w16du="http://schemas.microsoft.com/office/word/2023/wordml/word16du" xmlns:w16sdtdh="http://schemas.microsoft.com/office/word/2020/wordml/sdtdatahash" xmlns:w16se="http://schemas.microsoft.com/office/word/2015/wordml/symex" mc:Ignorable="w14 w15 w16se w16cid w16 w16cex w16sdtdh w16du">
+<w:styles xmlns:mc="http://schemas.openxmlformats.org/markup-compatibility/2006" xmlns:r="http://schemas.openxmlformats.org/officeDocument/2006/relationships" xmlns:w="http://schemas.openxmlformats.org/wordprocessingml/2006/main" xmlns:w14="http://schemas.microsoft.com/office/word/2010/wordml" xmlns:w15="http://schemas.microsoft.com/office/word/2012/wordml" xmlns:w16cex="http://schemas.microsoft.com/office/word/2018/wordml/cex" xmlns:w16cid="http://schemas.microsoft.com/office/word/2016/wordml/cid" xmlns:w16="http://schemas.microsoft.com/office/word/2018/wordml" xmlns:w16sdtdh="http://schemas.microsoft.com/office/word/2020/wordml/sdtdatahash" xmlns:w16se="http://schemas.microsoft.com/office/word/2015/wordml/symex" mc:Ignorable="w14 w15 w16se w16cid w16 w16cex w16sdtdh">
   <w:docDefaults>
     <w:rPrDefault>
       <w:rPr>

--- a/Buoi1/Báo Cáo Lỗi.docx
+++ b/Buoi1/Báo Cáo Lỗi.docx
@@ -1,6 +1,6 @@
 
 <file path=word/document.xml><?xml version="1.0" encoding="utf-8"?>
-<w:document xmlns:wpc="http://schemas.microsoft.com/office/word/2010/wordprocessingCanvas" xmlns:cx="http://schemas.microsoft.com/office/drawing/2014/chartex" xmlns:cx1="http://schemas.microsoft.com/office/drawing/2015/9/8/chartex" xmlns:cx2="http://schemas.microsoft.com/office/drawing/2015/10/21/chartex" xmlns:cx3="http://schemas.microsoft.com/office/drawing/2016/5/9/chartex" xmlns:cx4="http://schemas.microsoft.com/office/drawing/2016/5/10/chartex" xmlns:cx5="http://schemas.microsoft.com/office/drawing/2016/5/11/chartex" xmlns:cx6="http://schemas.microsoft.com/office/drawing/2016/5/12/chartex" xmlns:cx7="http://schemas.microsoft.com/office/drawing/2016/5/13/chartex" xmlns:cx8="http://schemas.microsoft.com/office/drawing/2016/5/14/chartex" xmlns:mc="http://schemas.openxmlformats.org/markup-compatibility/2006" xmlns:aink="http://schemas.microsoft.com/office/drawing/2016/ink" xmlns:am3d="http://schemas.microsoft.com/office/drawing/2017/model3d" xmlns:o="urn:schemas-microsoft-com:office:office" xmlns:oel="http://schemas.microsoft.com/office/2019/extlst" xmlns:r="http://schemas.openxmlformats.org/officeDocument/2006/relationships" xmlns:m="http://schemas.openxmlformats.org/officeDocument/2006/math" xmlns:v="urn:schemas-microsoft-com:vml" xmlns:wp14="http://schemas.microsoft.com/office/word/2010/wordprocessingDrawing" xmlns:wp="http://schemas.openxmlformats.org/drawingml/2006/wordprocessingDrawing" xmlns:w10="urn:schemas-microsoft-com:office:word" xmlns:w="http://schemas.openxmlformats.org/wordprocessingml/2006/main" xmlns:w14="http://schemas.microsoft.com/office/word/2010/wordml" xmlns:w15="http://schemas.microsoft.com/office/word/2012/wordml" xmlns:w16cex="http://schemas.microsoft.com/office/word/2018/wordml/cex" xmlns:w16cid="http://schemas.microsoft.com/office/word/2016/wordml/cid" xmlns:w16="http://schemas.microsoft.com/office/word/2018/wordml" xmlns:w16sdtdh="http://schemas.microsoft.com/office/word/2020/wordml/sdtdatahash" xmlns:w16se="http://schemas.microsoft.com/office/word/2015/wordml/symex" xmlns:wpg="http://schemas.microsoft.com/office/word/2010/wordprocessingGroup" xmlns:wpi="http://schemas.microsoft.com/office/word/2010/wordprocessingInk" xmlns:wne="http://schemas.microsoft.com/office/word/2006/wordml" xmlns:wps="http://schemas.microsoft.com/office/word/2010/wordprocessingShape" mc:Ignorable="w14 w15 w16se w16cid w16 w16cex w16sdtdh wp14">
+<w:document xmlns:wpc="http://schemas.microsoft.com/office/word/2010/wordprocessingCanvas" xmlns:cx="http://schemas.microsoft.com/office/drawing/2014/chartex" xmlns:cx1="http://schemas.microsoft.com/office/drawing/2015/9/8/chartex" xmlns:cx2="http://schemas.microsoft.com/office/drawing/2015/10/21/chartex" xmlns:cx3="http://schemas.microsoft.com/office/drawing/2016/5/9/chartex" xmlns:cx4="http://schemas.microsoft.com/office/drawing/2016/5/10/chartex" xmlns:cx5="http://schemas.microsoft.com/office/drawing/2016/5/11/chartex" xmlns:cx6="http://schemas.microsoft.com/office/drawing/2016/5/12/chartex" xmlns:cx7="http://schemas.microsoft.com/office/drawing/2016/5/13/chartex" xmlns:cx8="http://schemas.microsoft.com/office/drawing/2016/5/14/chartex" xmlns:mc="http://schemas.openxmlformats.org/markup-compatibility/2006" xmlns:aink="http://schemas.microsoft.com/office/drawing/2016/ink" xmlns:am3d="http://schemas.microsoft.com/office/drawing/2017/model3d" xmlns:o="urn:schemas-microsoft-com:office:office" xmlns:oel="http://schemas.microsoft.com/office/2019/extlst" xmlns:r="http://schemas.openxmlformats.org/officeDocument/2006/relationships" xmlns:m="http://schemas.openxmlformats.org/officeDocument/2006/math" xmlns:v="urn:schemas-microsoft-com:vml" xmlns:wp14="http://schemas.microsoft.com/office/word/2010/wordprocessingDrawing" xmlns:wp="http://schemas.openxmlformats.org/drawingml/2006/wordprocessingDrawing" xmlns:w10="urn:schemas-microsoft-com:office:word" xmlns:w="http://schemas.openxmlformats.org/wordprocessingml/2006/main" xmlns:w14="http://schemas.microsoft.com/office/word/2010/wordml" xmlns:w15="http://schemas.microsoft.com/office/word/2012/wordml" xmlns:w16cex="http://schemas.microsoft.com/office/word/2018/wordml/cex" xmlns:w16cid="http://schemas.microsoft.com/office/word/2016/wordml/cid" xmlns:w16="http://schemas.microsoft.com/office/word/2018/wordml" xmlns:w16du="http://schemas.microsoft.com/office/word/2023/wordml/word16du" xmlns:w16sdtdh="http://schemas.microsoft.com/office/word/2020/wordml/sdtdatahash" xmlns:w16sdtfl="http://schemas.microsoft.com/office/word/2024/wordml/sdtformatlock" xmlns:w16se="http://schemas.microsoft.com/office/word/2015/wordml/symex" xmlns:wpg="http://schemas.microsoft.com/office/word/2010/wordprocessingGroup" xmlns:wpi="http://schemas.microsoft.com/office/word/2010/wordprocessingInk" xmlns:wne="http://schemas.microsoft.com/office/word/2006/wordml" xmlns:wps="http://schemas.microsoft.com/office/word/2010/wordprocessingShape" mc:Ignorable="w14 w15 w16se w16cid w16 w16cex w16sdtdh w16sdtfl w16du wp14">
   <w:body>
     <w:p>
       <w:pPr>
@@ -10,7 +10,6 @@
           <w:szCs w:val="32"/>
         </w:rPr>
       </w:pPr>
-      <w:proofErr w:type="spellStart"/>
       <w:r>
         <w:rPr>
           <w:b/>
@@ -18,9 +17,9 @@
           <w:sz w:val="32"/>
           <w:szCs w:val="32"/>
         </w:rPr>
-        <w:t>Báo</w:t>
-      </w:r>
-      <w:proofErr w:type="spellEnd"/>
+        <w:t xml:space="preserve">Báo Cáo </w:t>
+      </w:r>
+      <w:proofErr w:type="spellStart"/>
       <w:r>
         <w:rPr>
           <w:b/>
@@ -28,25 +27,27 @@
           <w:sz w:val="32"/>
           <w:szCs w:val="32"/>
         </w:rPr>
-        <w:t xml:space="preserve"> </w:t>
-      </w:r>
+        <w:t>Lỗi</w:t>
+      </w:r>
+      <w:proofErr w:type="spellEnd"/>
+    </w:p>
+    <w:p>
+      <w:pPr>
+        <w:jc w:val="both"/>
+      </w:pPr>
       <w:proofErr w:type="spellStart"/>
       <w:r>
         <w:rPr>
           <w:b/>
           <w:bCs/>
-          <w:sz w:val="32"/>
-          <w:szCs w:val="32"/>
-        </w:rPr>
-        <w:t>Cáo</w:t>
+        </w:rPr>
+        <w:t>Mô</w:t>
       </w:r>
       <w:proofErr w:type="spellEnd"/>
       <w:r>
         <w:rPr>
           <w:b/>
           <w:bCs/>
-          <w:sz w:val="32"/>
-          <w:szCs w:val="32"/>
         </w:rPr>
         <w:t xml:space="preserve"> </w:t>
       </w:r>
@@ -55,1518 +56,1159 @@
         <w:rPr>
           <w:b/>
           <w:bCs/>
-          <w:sz w:val="32"/>
-          <w:szCs w:val="32"/>
+        </w:rPr>
+        <w:t>Tả</w:t>
+      </w:r>
+      <w:proofErr w:type="spellEnd"/>
+      <w:r>
+        <w:rPr>
+          <w:b/>
+          <w:bCs/>
+        </w:rPr>
+        <w:t xml:space="preserve"> </w:t>
+      </w:r>
+      <w:proofErr w:type="spellStart"/>
+      <w:r>
+        <w:rPr>
+          <w:b/>
+          <w:bCs/>
         </w:rPr>
         <w:t>Lỗi</w:t>
       </w:r>
       <w:proofErr w:type="spellEnd"/>
+      <w:r>
+        <w:rPr>
+          <w:b/>
+          <w:bCs/>
+        </w:rPr>
+        <w:t xml:space="preserve"> (</w:t>
+      </w:r>
+      <w:proofErr w:type="spellStart"/>
+      <w:r>
+        <w:rPr>
+          <w:b/>
+          <w:bCs/>
+        </w:rPr>
+        <w:t>Tóm</w:t>
+      </w:r>
+      <w:proofErr w:type="spellEnd"/>
+      <w:r>
+        <w:rPr>
+          <w:b/>
+          <w:bCs/>
+        </w:rPr>
+        <w:t xml:space="preserve"> </w:t>
+      </w:r>
+      <w:proofErr w:type="spellStart"/>
+      <w:r>
+        <w:rPr>
+          <w:b/>
+          <w:bCs/>
+        </w:rPr>
+        <w:t>tắt</w:t>
+      </w:r>
+      <w:proofErr w:type="spellEnd"/>
+      <w:r>
+        <w:rPr>
+          <w:b/>
+          <w:bCs/>
+        </w:rPr>
+        <w:t>):</w:t>
+      </w:r>
+      <w:r>
+        <w:t xml:space="preserve"> </w:t>
+      </w:r>
+      <w:proofErr w:type="spellStart"/>
+      <w:r>
+        <w:t>Chế</w:t>
+      </w:r>
+      <w:proofErr w:type="spellEnd"/>
+      <w:r>
+        <w:t xml:space="preserve"> </w:t>
+      </w:r>
+      <w:proofErr w:type="spellStart"/>
+      <w:r>
+        <w:t>độ</w:t>
+      </w:r>
+      <w:proofErr w:type="spellEnd"/>
+      <w:r>
+        <w:t xml:space="preserve"> Standard </w:t>
+      </w:r>
+      <w:proofErr w:type="spellStart"/>
+      <w:r>
+        <w:t>tính</w:t>
+      </w:r>
+      <w:proofErr w:type="spellEnd"/>
+      <w:r>
+        <w:t xml:space="preserve"> </w:t>
+      </w:r>
+      <w:proofErr w:type="spellStart"/>
+      <w:r>
+        <w:t>toán</w:t>
+      </w:r>
+      <w:proofErr w:type="spellEnd"/>
+      <w:r>
+        <w:t xml:space="preserve"> </w:t>
+      </w:r>
+      <w:proofErr w:type="spellStart"/>
+      <w:r>
+        <w:t>sai</w:t>
+      </w:r>
+      <w:proofErr w:type="spellEnd"/>
+      <w:r>
+        <w:t xml:space="preserve"> </w:t>
+      </w:r>
+      <w:proofErr w:type="spellStart"/>
+      <w:r>
+        <w:t>thứ</w:t>
+      </w:r>
+      <w:proofErr w:type="spellEnd"/>
+      <w:r>
+        <w:t xml:space="preserve"> </w:t>
+      </w:r>
+      <w:proofErr w:type="spellStart"/>
+      <w:r>
+        <w:t>tự</w:t>
+      </w:r>
+      <w:proofErr w:type="spellEnd"/>
+      <w:r>
+        <w:t xml:space="preserve"> </w:t>
+      </w:r>
+      <w:proofErr w:type="spellStart"/>
+      <w:r>
+        <w:t>ưu</w:t>
+      </w:r>
+      <w:proofErr w:type="spellEnd"/>
+      <w:r>
+        <w:t xml:space="preserve"> </w:t>
+      </w:r>
+      <w:proofErr w:type="spellStart"/>
+      <w:r>
+        <w:t>tiên</w:t>
+      </w:r>
+      <w:proofErr w:type="spellEnd"/>
+      <w:r>
+        <w:t xml:space="preserve"> </w:t>
+      </w:r>
+      <w:proofErr w:type="spellStart"/>
+      <w:r>
+        <w:t>của</w:t>
+      </w:r>
+      <w:proofErr w:type="spellEnd"/>
+      <w:r>
+        <w:t xml:space="preserve"> </w:t>
+      </w:r>
+      <w:proofErr w:type="spellStart"/>
+      <w:r>
+        <w:t>phép</w:t>
+      </w:r>
+      <w:proofErr w:type="spellEnd"/>
+      <w:r>
+        <w:t xml:space="preserve"> </w:t>
+      </w:r>
+      <w:proofErr w:type="spellStart"/>
+      <w:r>
+        <w:t>toán</w:t>
+      </w:r>
+      <w:proofErr w:type="spellEnd"/>
+      <w:r>
+        <w:t xml:space="preserve"> (</w:t>
+      </w:r>
+      <w:proofErr w:type="spellStart"/>
+      <w:r>
+        <w:t>Không</w:t>
+      </w:r>
+      <w:proofErr w:type="spellEnd"/>
+      <w:r>
+        <w:t xml:space="preserve"> </w:t>
+      </w:r>
+      <w:proofErr w:type="spellStart"/>
+      <w:r>
+        <w:t>thực</w:t>
+      </w:r>
+      <w:proofErr w:type="spellEnd"/>
+      <w:r>
+        <w:t xml:space="preserve"> </w:t>
+      </w:r>
+      <w:proofErr w:type="spellStart"/>
+      <w:r>
+        <w:t>hiện</w:t>
+      </w:r>
+      <w:proofErr w:type="spellEnd"/>
+      <w:r>
+        <w:t xml:space="preserve"> </w:t>
+      </w:r>
+      <w:proofErr w:type="spellStart"/>
+      <w:r>
+        <w:t>nhân</w:t>
+      </w:r>
+      <w:proofErr w:type="spellEnd"/>
+      <w:r>
+        <w:t xml:space="preserve"> chia </w:t>
+      </w:r>
+      <w:proofErr w:type="spellStart"/>
+      <w:r>
+        <w:t>trước</w:t>
+      </w:r>
+      <w:proofErr w:type="spellEnd"/>
+      <w:r>
+        <w:t xml:space="preserve">, </w:t>
+      </w:r>
+      <w:proofErr w:type="spellStart"/>
+      <w:r>
+        <w:t>cộng</w:t>
+      </w:r>
+      <w:proofErr w:type="spellEnd"/>
+      <w:r>
+        <w:t xml:space="preserve"> </w:t>
+      </w:r>
+      <w:proofErr w:type="spellStart"/>
+      <w:r>
+        <w:t>trừ</w:t>
+      </w:r>
+      <w:proofErr w:type="spellEnd"/>
+      <w:r>
+        <w:t xml:space="preserve"> </w:t>
+      </w:r>
+      <w:proofErr w:type="spellStart"/>
+      <w:r>
+        <w:t>sau</w:t>
+      </w:r>
+      <w:proofErr w:type="spellEnd"/>
+      <w:r>
+        <w:t>).</w:t>
+      </w:r>
     </w:p>
     <w:p>
       <w:pPr>
         <w:jc w:val="both"/>
       </w:pPr>
-      <w:proofErr w:type="spellStart"/>
+      <w:r>
+        <w:t xml:space="preserve">ID </w:t>
+      </w:r>
+      <w:proofErr w:type="spellStart"/>
+      <w:r>
+        <w:t>Lỗi</w:t>
+      </w:r>
+      <w:proofErr w:type="spellEnd"/>
+      <w:r>
+        <w:t>: 001</w:t>
+      </w:r>
+    </w:p>
+    <w:p>
+      <w:pPr>
+        <w:jc w:val="both"/>
+      </w:pPr>
+      <w:proofErr w:type="spellStart"/>
+      <w:r>
+        <w:t>Phiên</w:t>
+      </w:r>
+      <w:proofErr w:type="spellEnd"/>
+      <w:r>
+        <w:t xml:space="preserve"> </w:t>
+      </w:r>
+      <w:proofErr w:type="spellStart"/>
+      <w:r>
+        <w:t>Bản</w:t>
+      </w:r>
+      <w:proofErr w:type="spellEnd"/>
+      <w:r>
+        <w:t xml:space="preserve"> </w:t>
+      </w:r>
+      <w:proofErr w:type="spellStart"/>
+      <w:r>
+        <w:t>Sản</w:t>
+      </w:r>
+      <w:proofErr w:type="spellEnd"/>
+      <w:r>
+        <w:t xml:space="preserve"> Phẩm: </w:t>
+      </w:r>
+      <w:r>
+        <w:t>Calculator (Windows 11)</w:t>
+      </w:r>
+    </w:p>
+    <w:p>
+      <w:pPr>
+        <w:jc w:val="both"/>
+      </w:pPr>
+      <w:proofErr w:type="spellStart"/>
+      <w:r>
+        <w:t>Mức</w:t>
+      </w:r>
+      <w:proofErr w:type="spellEnd"/>
+      <w:r>
+        <w:t xml:space="preserve"> </w:t>
+      </w:r>
+      <w:proofErr w:type="spellStart"/>
+      <w:r>
+        <w:t>Độ</w:t>
+      </w:r>
+      <w:proofErr w:type="spellEnd"/>
+      <w:r>
+        <w:t xml:space="preserve"> Nghiêm Trọng: </w:t>
+      </w:r>
+      <w:r>
+        <w:t xml:space="preserve">Trung </w:t>
+      </w:r>
+      <w:proofErr w:type="spellStart"/>
+      <w:r>
+        <w:t>bình</w:t>
+      </w:r>
+      <w:proofErr w:type="spellEnd"/>
+    </w:p>
+    <w:p>
+      <w:pPr>
+        <w:jc w:val="both"/>
+      </w:pPr>
+      <w:proofErr w:type="spellStart"/>
+      <w:r>
+        <w:t>Mức</w:t>
+      </w:r>
+      <w:proofErr w:type="spellEnd"/>
+      <w:r>
+        <w:t xml:space="preserve"> </w:t>
+      </w:r>
+      <w:proofErr w:type="spellStart"/>
+      <w:r>
+        <w:t>Độ</w:t>
+      </w:r>
+      <w:proofErr w:type="spellEnd"/>
+      <w:r>
+        <w:t xml:space="preserve"> </w:t>
+      </w:r>
+      <w:proofErr w:type="spellStart"/>
+      <w:r>
+        <w:t>Ưu</w:t>
+      </w:r>
+      <w:proofErr w:type="spellEnd"/>
+      <w:r>
+        <w:t xml:space="preserve"> Tiên: </w:t>
+      </w:r>
+      <w:r>
+        <w:t xml:space="preserve">Trung </w:t>
+      </w:r>
+      <w:proofErr w:type="spellStart"/>
+      <w:r>
+        <w:t>bình</w:t>
+      </w:r>
+      <w:proofErr w:type="spellEnd"/>
+    </w:p>
+    <w:p>
+      <w:pPr>
+        <w:jc w:val="both"/>
+      </w:pPr>
+      <w:proofErr w:type="spellStart"/>
+      <w:r>
+        <w:t>Người</w:t>
+      </w:r>
+      <w:proofErr w:type="spellEnd"/>
+      <w:r>
+        <w:t xml:space="preserve"> </w:t>
+      </w:r>
+      <w:proofErr w:type="spellStart"/>
+      <w:r>
+        <w:t>được</w:t>
+      </w:r>
+      <w:proofErr w:type="spellEnd"/>
+      <w:r>
+        <w:t xml:space="preserve"> </w:t>
+      </w:r>
+      <w:proofErr w:type="spellStart"/>
+      <w:r>
+        <w:t>phân</w:t>
+      </w:r>
+      <w:proofErr w:type="spellEnd"/>
+      <w:r>
+        <w:t xml:space="preserve"> </w:t>
+      </w:r>
+      <w:proofErr w:type="spellStart"/>
+      <w:r>
+        <w:t>công</w:t>
+      </w:r>
+      <w:proofErr w:type="spellEnd"/>
+      <w:r>
+        <w:t>: Lê Trí Anh</w:t>
+      </w:r>
+    </w:p>
+    <w:p>
+      <w:pPr>
+        <w:jc w:val="both"/>
+      </w:pPr>
+      <w:proofErr w:type="spellStart"/>
+      <w:r>
+        <w:t>Người</w:t>
+      </w:r>
+      <w:proofErr w:type="spellEnd"/>
+      <w:r>
+        <w:t xml:space="preserve"> </w:t>
+      </w:r>
+      <w:proofErr w:type="spellStart"/>
+      <w:r>
+        <w:t>báo</w:t>
+      </w:r>
+      <w:proofErr w:type="spellEnd"/>
+      <w:r>
+        <w:t xml:space="preserve"> </w:t>
+      </w:r>
+      <w:proofErr w:type="spellStart"/>
+      <w:r>
+        <w:t>cáo</w:t>
+      </w:r>
+      <w:proofErr w:type="spellEnd"/>
+      <w:r>
+        <w:t>: Lê Trí Anh</w:t>
+      </w:r>
+    </w:p>
+    <w:p>
+      <w:pPr>
+        <w:jc w:val="both"/>
+      </w:pPr>
+      <w:proofErr w:type="spellStart"/>
+      <w:r>
+        <w:t>Ngày</w:t>
+      </w:r>
+      <w:proofErr w:type="spellEnd"/>
+      <w:r>
+        <w:t xml:space="preserve"> </w:t>
+      </w:r>
+      <w:proofErr w:type="spellStart"/>
+      <w:r>
+        <w:t>báo</w:t>
+      </w:r>
+      <w:proofErr w:type="spellEnd"/>
+      <w:r>
+        <w:t xml:space="preserve"> </w:t>
+      </w:r>
+      <w:proofErr w:type="spellStart"/>
+      <w:r>
+        <w:t>cáo</w:t>
+      </w:r>
+      <w:proofErr w:type="spellEnd"/>
+      <w:r>
+        <w:t>: 30/12/2025</w:t>
+      </w:r>
+    </w:p>
+    <w:p>
+      <w:pPr>
+        <w:jc w:val="both"/>
+      </w:pPr>
+      <w:r>
+        <w:t xml:space="preserve">Lý </w:t>
+      </w:r>
+      <w:proofErr w:type="gramStart"/>
+      <w:r>
+        <w:t>do</w:t>
+      </w:r>
+      <w:proofErr w:type="gramEnd"/>
+      <w:r>
+        <w:t xml:space="preserve">: </w:t>
+      </w:r>
+      <w:proofErr w:type="spellStart"/>
+      <w:r>
+        <w:t>Lỗi</w:t>
+      </w:r>
+      <w:proofErr w:type="spellEnd"/>
+      <w:r>
+        <w:t xml:space="preserve"> logic </w:t>
+      </w:r>
+      <w:proofErr w:type="spellStart"/>
+      <w:r>
+        <w:t>toán</w:t>
+      </w:r>
+      <w:proofErr w:type="spellEnd"/>
+      <w:r>
+        <w:t xml:space="preserve"> </w:t>
+      </w:r>
+      <w:proofErr w:type="spellStart"/>
+      <w:r>
+        <w:t>học</w:t>
+      </w:r>
+      <w:proofErr w:type="spellEnd"/>
+      <w:r>
+        <w:t xml:space="preserve"> </w:t>
+      </w:r>
+    </w:p>
+    <w:p>
+      <w:pPr>
+        <w:jc w:val="both"/>
+      </w:pPr>
+      <w:proofErr w:type="spellStart"/>
+      <w:r>
+        <w:t>Trạng</w:t>
+      </w:r>
+      <w:proofErr w:type="spellEnd"/>
+      <w:r>
+        <w:t xml:space="preserve"> </w:t>
+      </w:r>
+      <w:proofErr w:type="spellStart"/>
+      <w:r>
+        <w:t>thái</w:t>
+      </w:r>
+      <w:proofErr w:type="spellEnd"/>
+      <w:r>
+        <w:t xml:space="preserve">: </w:t>
+      </w:r>
+      <w:proofErr w:type="spellStart"/>
+      <w:r>
+        <w:t>Mới</w:t>
+      </w:r>
+      <w:proofErr w:type="spellEnd"/>
+      <w:r>
+        <w:t xml:space="preserve"> </w:t>
+      </w:r>
+    </w:p>
+    <w:p>
+      <w:pPr>
+        <w:jc w:val="both"/>
+      </w:pPr>
+      <w:proofErr w:type="spellStart"/>
+      <w:r>
+        <w:t>Môi</w:t>
+      </w:r>
+      <w:proofErr w:type="spellEnd"/>
+      <w:r>
+        <w:t xml:space="preserve"> </w:t>
+      </w:r>
+      <w:proofErr w:type="spellStart"/>
+      <w:r>
+        <w:t>trường</w:t>
+      </w:r>
+      <w:proofErr w:type="spellEnd"/>
+      <w:r>
+        <w:t xml:space="preserve">: Windows 11 / </w:t>
+      </w:r>
+      <w:proofErr w:type="spellStart"/>
+      <w:r>
+        <w:t>Ứng</w:t>
+      </w:r>
+      <w:proofErr w:type="spellEnd"/>
+      <w:r>
+        <w:t xml:space="preserve"> </w:t>
+      </w:r>
+      <w:proofErr w:type="spellStart"/>
+      <w:r>
+        <w:t>dụng</w:t>
+      </w:r>
+      <w:proofErr w:type="spellEnd"/>
+      <w:r>
+        <w:t xml:space="preserve"> Calculator (</w:t>
+      </w:r>
+      <w:proofErr w:type="spellStart"/>
+      <w:r>
+        <w:t>Chế</w:t>
+      </w:r>
+      <w:proofErr w:type="spellEnd"/>
+      <w:r>
+        <w:t xml:space="preserve"> </w:t>
+      </w:r>
+      <w:proofErr w:type="spellStart"/>
+      <w:r>
+        <w:t>độ</w:t>
+      </w:r>
+      <w:proofErr w:type="spellEnd"/>
+      <w:r>
+        <w:t xml:space="preserve"> Standard)</w:t>
+      </w:r>
+    </w:p>
+    <w:p>
+      <w:pPr>
+        <w:jc w:val="both"/>
+      </w:pPr>
+      <w:proofErr w:type="spellStart"/>
+      <w:r>
+        <w:t>Mô</w:t>
+      </w:r>
+      <w:proofErr w:type="spellEnd"/>
+      <w:r>
+        <w:t xml:space="preserve"> </w:t>
+      </w:r>
+      <w:proofErr w:type="spellStart"/>
+      <w:r>
+        <w:t>Tả</w:t>
+      </w:r>
+      <w:proofErr w:type="spellEnd"/>
+      <w:r>
+        <w:t xml:space="preserve"> (Chi </w:t>
+      </w:r>
+      <w:proofErr w:type="spellStart"/>
+      <w:r>
+        <w:t>Tiết</w:t>
+      </w:r>
+      <w:proofErr w:type="spellEnd"/>
+      <w:r>
+        <w:t>):</w:t>
+      </w:r>
+    </w:p>
+    <w:p>
+      <w:pPr>
+        <w:jc w:val="both"/>
+      </w:pPr>
+      <w:r>
+        <w:t xml:space="preserve">Khi </w:t>
+      </w:r>
+      <w:proofErr w:type="spellStart"/>
+      <w:r>
+        <w:t>thực</w:t>
+      </w:r>
+      <w:proofErr w:type="spellEnd"/>
+      <w:r>
+        <w:t xml:space="preserve"> </w:t>
+      </w:r>
+      <w:proofErr w:type="spellStart"/>
+      <w:r>
+        <w:t>hiện</w:t>
+      </w:r>
+      <w:proofErr w:type="spellEnd"/>
+      <w:r>
+        <w:t xml:space="preserve"> </w:t>
+      </w:r>
+      <w:proofErr w:type="spellStart"/>
+      <w:r>
+        <w:t>một</w:t>
+      </w:r>
+      <w:proofErr w:type="spellEnd"/>
+      <w:r>
+        <w:t xml:space="preserve"> </w:t>
+      </w:r>
+      <w:proofErr w:type="spellStart"/>
+      <w:r>
+        <w:t>chuỗi</w:t>
+      </w:r>
+      <w:proofErr w:type="spellEnd"/>
+      <w:r>
+        <w:t xml:space="preserve"> </w:t>
+      </w:r>
+      <w:proofErr w:type="spellStart"/>
+      <w:r>
+        <w:t>phép</w:t>
+      </w:r>
+      <w:proofErr w:type="spellEnd"/>
+      <w:r>
+        <w:t xml:space="preserve"> </w:t>
+      </w:r>
+      <w:proofErr w:type="spellStart"/>
+      <w:r>
+        <w:t>tính</w:t>
+      </w:r>
+      <w:proofErr w:type="spellEnd"/>
+      <w:r>
+        <w:t xml:space="preserve"> </w:t>
+      </w:r>
+      <w:proofErr w:type="spellStart"/>
+      <w:r>
+        <w:t>hỗn</w:t>
+      </w:r>
+      <w:proofErr w:type="spellEnd"/>
+      <w:r>
+        <w:t xml:space="preserve"> </w:t>
+      </w:r>
+      <w:proofErr w:type="spellStart"/>
+      <w:r>
+        <w:t>hợp</w:t>
+      </w:r>
+      <w:proofErr w:type="spellEnd"/>
+      <w:r>
+        <w:t xml:space="preserve"> bao </w:t>
+      </w:r>
+      <w:proofErr w:type="spellStart"/>
+      <w:r>
+        <w:t>gồm</w:t>
+      </w:r>
+      <w:proofErr w:type="spellEnd"/>
+      <w:r>
+        <w:t xml:space="preserve"> </w:t>
+      </w:r>
+      <w:proofErr w:type="spellStart"/>
+      <w:r>
+        <w:t>cả</w:t>
+      </w:r>
+      <w:proofErr w:type="spellEnd"/>
+      <w:r>
+        <w:t xml:space="preserve"> </w:t>
+      </w:r>
+      <w:proofErr w:type="spellStart"/>
+      <w:r>
+        <w:t>phép</w:t>
+      </w:r>
+      <w:proofErr w:type="spellEnd"/>
+      <w:r>
+        <w:t xml:space="preserve"> </w:t>
+      </w:r>
+      <w:proofErr w:type="spellStart"/>
+      <w:r>
+        <w:t>cộng</w:t>
+      </w:r>
+      <w:proofErr w:type="spellEnd"/>
+      <w:r>
+        <w:t>/</w:t>
+      </w:r>
+      <w:proofErr w:type="spellStart"/>
+      <w:r>
+        <w:t>trừ</w:t>
+      </w:r>
+      <w:proofErr w:type="spellEnd"/>
+      <w:r>
+        <w:t xml:space="preserve"> </w:t>
+      </w:r>
+      <w:proofErr w:type="spellStart"/>
+      <w:r>
+        <w:t>và</w:t>
+      </w:r>
+      <w:proofErr w:type="spellEnd"/>
+      <w:r>
+        <w:t xml:space="preserve"> </w:t>
+      </w:r>
+      <w:proofErr w:type="spellStart"/>
+      <w:r>
+        <w:t>nhân</w:t>
+      </w:r>
+      <w:proofErr w:type="spellEnd"/>
+      <w:r>
+        <w:t xml:space="preserve">/chia </w:t>
+      </w:r>
+      <w:proofErr w:type="spellStart"/>
+      <w:r>
+        <w:t>liên</w:t>
+      </w:r>
+      <w:proofErr w:type="spellEnd"/>
+      <w:r>
+        <w:t xml:space="preserve"> </w:t>
+      </w:r>
+      <w:proofErr w:type="spellStart"/>
+      <w:r>
+        <w:t>tiếp</w:t>
+      </w:r>
+      <w:proofErr w:type="spellEnd"/>
+      <w:r>
+        <w:t xml:space="preserve">, </w:t>
+      </w:r>
+      <w:proofErr w:type="spellStart"/>
+      <w:r>
+        <w:t>ứng</w:t>
+      </w:r>
+      <w:proofErr w:type="spellEnd"/>
+      <w:r>
+        <w:t xml:space="preserve"> </w:t>
+      </w:r>
+      <w:proofErr w:type="spellStart"/>
+      <w:r>
+        <w:t>dụng</w:t>
+      </w:r>
+      <w:proofErr w:type="spellEnd"/>
+      <w:r>
+        <w:t xml:space="preserve"> </w:t>
+      </w:r>
+      <w:proofErr w:type="spellStart"/>
+      <w:r>
+        <w:t>trong</w:t>
+      </w:r>
+      <w:proofErr w:type="spellEnd"/>
+      <w:r>
+        <w:t xml:space="preserve"> </w:t>
+      </w:r>
+      <w:proofErr w:type="spellStart"/>
+      <w:r>
+        <w:t>chế</w:t>
+      </w:r>
+      <w:proofErr w:type="spellEnd"/>
+      <w:r>
+        <w:t xml:space="preserve"> </w:t>
+      </w:r>
+      <w:proofErr w:type="spellStart"/>
+      <w:r>
+        <w:t>độ</w:t>
+      </w:r>
+      <w:proofErr w:type="spellEnd"/>
+      <w:r>
+        <w:t xml:space="preserve"> Standard </w:t>
+      </w:r>
+      <w:proofErr w:type="spellStart"/>
+      <w:r>
+        <w:t>thực</w:t>
+      </w:r>
+      <w:proofErr w:type="spellEnd"/>
+      <w:r>
+        <w:t xml:space="preserve"> </w:t>
+      </w:r>
+      <w:proofErr w:type="spellStart"/>
+      <w:r>
+        <w:t>hiện</w:t>
+      </w:r>
+      <w:proofErr w:type="spellEnd"/>
+      <w:r>
+        <w:t xml:space="preserve"> </w:t>
+      </w:r>
+      <w:proofErr w:type="spellStart"/>
+      <w:r>
+        <w:t>tính</w:t>
+      </w:r>
+      <w:proofErr w:type="spellEnd"/>
+      <w:r>
+        <w:t xml:space="preserve"> </w:t>
+      </w:r>
+      <w:proofErr w:type="spellStart"/>
+      <w:r>
+        <w:t>toán</w:t>
+      </w:r>
+      <w:proofErr w:type="spellEnd"/>
+      <w:r>
+        <w:t xml:space="preserve"> </w:t>
+      </w:r>
+      <w:proofErr w:type="spellStart"/>
+      <w:r>
+        <w:t>tuần</w:t>
+      </w:r>
+      <w:proofErr w:type="spellEnd"/>
+      <w:r>
+        <w:t xml:space="preserve"> </w:t>
+      </w:r>
+      <w:proofErr w:type="spellStart"/>
+      <w:r>
+        <w:t>tự</w:t>
+      </w:r>
+      <w:proofErr w:type="spellEnd"/>
+      <w:r>
+        <w:t xml:space="preserve"> </w:t>
+      </w:r>
+      <w:proofErr w:type="spellStart"/>
+      <w:r>
+        <w:t>từ</w:t>
+      </w:r>
+      <w:proofErr w:type="spellEnd"/>
+      <w:r>
+        <w:t xml:space="preserve"> </w:t>
+      </w:r>
+      <w:proofErr w:type="spellStart"/>
+      <w:r>
+        <w:t>trái</w:t>
+      </w:r>
+      <w:proofErr w:type="spellEnd"/>
+      <w:r>
+        <w:t xml:space="preserve"> sang </w:t>
+      </w:r>
+      <w:proofErr w:type="spellStart"/>
+      <w:r>
+        <w:t>phải</w:t>
+      </w:r>
+      <w:proofErr w:type="spellEnd"/>
+      <w:r>
+        <w:t xml:space="preserve"> </w:t>
+      </w:r>
+      <w:proofErr w:type="spellStart"/>
+      <w:r>
+        <w:t>ngay</w:t>
+      </w:r>
+      <w:proofErr w:type="spellEnd"/>
+      <w:r>
+        <w:t xml:space="preserve"> </w:t>
+      </w:r>
+      <w:proofErr w:type="spellStart"/>
+      <w:r>
+        <w:t>lập</w:t>
+      </w:r>
+      <w:proofErr w:type="spellEnd"/>
+      <w:r>
+        <w:t xml:space="preserve"> </w:t>
+      </w:r>
+      <w:proofErr w:type="spellStart"/>
+      <w:r>
+        <w:t>tức</w:t>
+      </w:r>
+      <w:proofErr w:type="spellEnd"/>
+      <w:r>
+        <w:t xml:space="preserve">, </w:t>
+      </w:r>
+      <w:proofErr w:type="spellStart"/>
+      <w:r>
+        <w:t>thay</w:t>
+      </w:r>
+      <w:proofErr w:type="spellEnd"/>
+      <w:r>
+        <w:t xml:space="preserve"> </w:t>
+      </w:r>
+      <w:proofErr w:type="spellStart"/>
+      <w:r>
+        <w:t>vì</w:t>
+      </w:r>
+      <w:proofErr w:type="spellEnd"/>
+      <w:r>
+        <w:t xml:space="preserve"> </w:t>
+      </w:r>
+      <w:proofErr w:type="spellStart"/>
+      <w:r>
+        <w:t>tuân</w:t>
+      </w:r>
+      <w:proofErr w:type="spellEnd"/>
+      <w:r>
+        <w:t xml:space="preserve"> </w:t>
+      </w:r>
+      <w:proofErr w:type="spellStart"/>
+      <w:r>
+        <w:t>theo</w:t>
+      </w:r>
+      <w:proofErr w:type="spellEnd"/>
+      <w:r>
+        <w:t xml:space="preserve"> </w:t>
+      </w:r>
+      <w:proofErr w:type="spellStart"/>
+      <w:r>
+        <w:t>quy</w:t>
+      </w:r>
+      <w:proofErr w:type="spellEnd"/>
+      <w:r>
+        <w:t xml:space="preserve"> </w:t>
+      </w:r>
+      <w:proofErr w:type="spellStart"/>
+      <w:r>
+        <w:t>tắc</w:t>
+      </w:r>
+      <w:proofErr w:type="spellEnd"/>
+      <w:r>
+        <w:t xml:space="preserve"> </w:t>
+      </w:r>
+      <w:proofErr w:type="spellStart"/>
+      <w:r>
+        <w:t>toán</w:t>
+      </w:r>
+      <w:proofErr w:type="spellEnd"/>
+      <w:r>
+        <w:t xml:space="preserve"> </w:t>
+      </w:r>
+      <w:proofErr w:type="spellStart"/>
+      <w:r>
+        <w:t>học</w:t>
+      </w:r>
+      <w:proofErr w:type="spellEnd"/>
+      <w:r>
+        <w:t xml:space="preserve"> </w:t>
+      </w:r>
+      <w:proofErr w:type="spellStart"/>
+      <w:r>
+        <w:t>quốc</w:t>
+      </w:r>
+      <w:proofErr w:type="spellEnd"/>
+      <w:r>
+        <w:t xml:space="preserve"> </w:t>
+      </w:r>
+      <w:proofErr w:type="spellStart"/>
+      <w:r>
+        <w:t>tế</w:t>
+      </w:r>
+      <w:proofErr w:type="spellEnd"/>
+      <w:r>
+        <w:t xml:space="preserve"> (PEMDAS/BODMAS) </w:t>
+      </w:r>
+      <w:proofErr w:type="spellStart"/>
+      <w:r>
+        <w:t>là</w:t>
+      </w:r>
+      <w:proofErr w:type="spellEnd"/>
+      <w:r>
+        <w:t xml:space="preserve"> </w:t>
+      </w:r>
+      <w:proofErr w:type="spellStart"/>
+      <w:r>
+        <w:t>thực</w:t>
+      </w:r>
+      <w:proofErr w:type="spellEnd"/>
+      <w:r>
+        <w:t xml:space="preserve"> </w:t>
+      </w:r>
+      <w:proofErr w:type="spellStart"/>
+      <w:r>
+        <w:t>hiện</w:t>
+      </w:r>
+      <w:proofErr w:type="spellEnd"/>
+      <w:r>
+        <w:t xml:space="preserve"> </w:t>
+      </w:r>
+      <w:proofErr w:type="spellStart"/>
+      <w:r>
+        <w:t>phép</w:t>
+      </w:r>
+      <w:proofErr w:type="spellEnd"/>
+      <w:r>
+        <w:t xml:space="preserve"> </w:t>
+      </w:r>
+      <w:proofErr w:type="spellStart"/>
+      <w:r>
+        <w:t>nhân</w:t>
+      </w:r>
+      <w:proofErr w:type="spellEnd"/>
+      <w:r>
+        <w:t xml:space="preserve">/chia </w:t>
+      </w:r>
+      <w:proofErr w:type="spellStart"/>
+      <w:r>
+        <w:t>trước</w:t>
+      </w:r>
+      <w:proofErr w:type="spellEnd"/>
+      <w:r>
+        <w:t xml:space="preserve"> </w:t>
+      </w:r>
+      <w:proofErr w:type="spellStart"/>
+      <w:r>
+        <w:t>rồi</w:t>
+      </w:r>
+      <w:proofErr w:type="spellEnd"/>
+      <w:r>
+        <w:t xml:space="preserve"> </w:t>
+      </w:r>
+      <w:proofErr w:type="spellStart"/>
+      <w:r>
+        <w:t>mới</w:t>
+      </w:r>
+      <w:proofErr w:type="spellEnd"/>
+      <w:r>
+        <w:t xml:space="preserve"> </w:t>
+      </w:r>
+      <w:proofErr w:type="spellStart"/>
+      <w:r>
+        <w:t>đến</w:t>
+      </w:r>
+      <w:proofErr w:type="spellEnd"/>
+      <w:r>
+        <w:t xml:space="preserve"> </w:t>
+      </w:r>
+      <w:proofErr w:type="spellStart"/>
+      <w:r>
+        <w:t>cộng</w:t>
+      </w:r>
+      <w:proofErr w:type="spellEnd"/>
+      <w:r>
+        <w:t>/</w:t>
+      </w:r>
+      <w:proofErr w:type="spellStart"/>
+      <w:r>
+        <w:t>trừ</w:t>
+      </w:r>
+      <w:proofErr w:type="spellEnd"/>
+      <w:r>
+        <w:t xml:space="preserve">. </w:t>
+      </w:r>
+      <w:proofErr w:type="spellStart"/>
+      <w:r>
+        <w:t>Điều</w:t>
+      </w:r>
+      <w:proofErr w:type="spellEnd"/>
+      <w:r>
+        <w:t xml:space="preserve"> </w:t>
+      </w:r>
+      <w:proofErr w:type="spellStart"/>
+      <w:r>
+        <w:t>này</w:t>
+      </w:r>
+      <w:proofErr w:type="spellEnd"/>
+      <w:r>
+        <w:t xml:space="preserve"> </w:t>
+      </w:r>
+      <w:proofErr w:type="spellStart"/>
+      <w:r>
+        <w:t>dẫn</w:t>
+      </w:r>
+      <w:proofErr w:type="spellEnd"/>
+      <w:r>
+        <w:t xml:space="preserve"> </w:t>
+      </w:r>
+      <w:proofErr w:type="spellStart"/>
+      <w:r>
+        <w:t>đến</w:t>
+      </w:r>
+      <w:proofErr w:type="spellEnd"/>
+      <w:r>
+        <w:t xml:space="preserve"> </w:t>
+      </w:r>
+      <w:proofErr w:type="spellStart"/>
+      <w:r>
+        <w:t>kết</w:t>
+      </w:r>
+      <w:proofErr w:type="spellEnd"/>
+      <w:r>
+        <w:t xml:space="preserve"> </w:t>
+      </w:r>
+      <w:proofErr w:type="spellStart"/>
+      <w:r>
+        <w:t>quả</w:t>
+      </w:r>
+      <w:proofErr w:type="spellEnd"/>
+      <w:r>
+        <w:t xml:space="preserve"> </w:t>
+      </w:r>
+      <w:proofErr w:type="spellStart"/>
+      <w:r>
+        <w:t>sai</w:t>
+      </w:r>
+      <w:proofErr w:type="spellEnd"/>
+      <w:r>
+        <w:t xml:space="preserve"> so </w:t>
+      </w:r>
+      <w:proofErr w:type="spellStart"/>
+      <w:r>
+        <w:t>với</w:t>
+      </w:r>
+      <w:proofErr w:type="spellEnd"/>
+      <w:r>
+        <w:t xml:space="preserve"> logic </w:t>
+      </w:r>
+      <w:proofErr w:type="spellStart"/>
+      <w:r>
+        <w:t>toán</w:t>
+      </w:r>
+      <w:proofErr w:type="spellEnd"/>
+      <w:r>
+        <w:t xml:space="preserve"> </w:t>
+      </w:r>
+      <w:proofErr w:type="spellStart"/>
+      <w:r>
+        <w:t>học</w:t>
+      </w:r>
+      <w:proofErr w:type="spellEnd"/>
+      <w:r>
+        <w:t xml:space="preserve"> </w:t>
+      </w:r>
+      <w:proofErr w:type="spellStart"/>
+      <w:r>
+        <w:t>thông</w:t>
+      </w:r>
+      <w:proofErr w:type="spellEnd"/>
+      <w:r>
+        <w:t xml:space="preserve"> </w:t>
+      </w:r>
+      <w:proofErr w:type="spellStart"/>
+      <w:r>
+        <w:t>thường</w:t>
+      </w:r>
+      <w:proofErr w:type="spellEnd"/>
+      <w:r>
+        <w:t>.</w:t>
+      </w:r>
+    </w:p>
+    <w:p>
+      <w:pPr>
+        <w:jc w:val="both"/>
+      </w:pPr>
       <w:r>
         <w:rPr>
           <w:b/>
           <w:bCs/>
         </w:rPr>
-        <w:t>Mô</w:t>
-      </w:r>
-      <w:proofErr w:type="spellEnd"/>
+        <w:t xml:space="preserve">Các </w:t>
+      </w:r>
+      <w:proofErr w:type="spellStart"/>
       <w:r>
         <w:rPr>
           <w:b/>
           <w:bCs/>
         </w:rPr>
-        <w:t xml:space="preserve"> </w:t>
-      </w:r>
-      <w:proofErr w:type="spellStart"/>
+        <w:t>Bước</w:t>
+      </w:r>
+      <w:proofErr w:type="spellEnd"/>
       <w:r>
         <w:rPr>
           <w:b/>
           <w:bCs/>
         </w:rPr>
-        <w:t>Tả</w:t>
-      </w:r>
-      <w:proofErr w:type="spellEnd"/>
-      <w:r>
-        <w:rPr>
-          <w:b/>
-          <w:bCs/>
-        </w:rPr>
-        <w:t xml:space="preserve"> </w:t>
-      </w:r>
-      <w:proofErr w:type="spellStart"/>
-      <w:r>
-        <w:rPr>
-          <w:b/>
-          <w:bCs/>
-        </w:rPr>
-        <w:t>Lỗi</w:t>
-      </w:r>
-      <w:proofErr w:type="spellEnd"/>
-      <w:r>
-        <w:rPr>
-          <w:b/>
-          <w:bCs/>
-        </w:rPr>
-        <w:t xml:space="preserve"> (</w:t>
-      </w:r>
-      <w:proofErr w:type="spellStart"/>
-      <w:r>
-        <w:rPr>
-          <w:b/>
-          <w:bCs/>
-        </w:rPr>
-        <w:t>Tóm</w:t>
-      </w:r>
-      <w:proofErr w:type="spellEnd"/>
-      <w:r>
-        <w:rPr>
-          <w:b/>
-          <w:bCs/>
-        </w:rPr>
-        <w:t xml:space="preserve"> </w:t>
-      </w:r>
-      <w:proofErr w:type="spellStart"/>
-      <w:r>
-        <w:rPr>
-          <w:b/>
-          <w:bCs/>
-        </w:rPr>
-        <w:t>tắt</w:t>
-      </w:r>
-      <w:proofErr w:type="spellEnd"/>
-      <w:r>
-        <w:rPr>
-          <w:b/>
-          <w:bCs/>
-        </w:rPr>
-        <w:t>):</w:t>
-      </w:r>
-      <w:r>
-        <w:t xml:space="preserve"> </w:t>
-      </w:r>
-      <w:proofErr w:type="spellStart"/>
-      <w:r>
-        <w:t>Chế</w:t>
-      </w:r>
-      <w:proofErr w:type="spellEnd"/>
-      <w:r>
-        <w:t xml:space="preserve"> </w:t>
-      </w:r>
-      <w:proofErr w:type="spellStart"/>
-      <w:r>
-        <w:t>độ</w:t>
-      </w:r>
-      <w:proofErr w:type="spellEnd"/>
-      <w:r>
-        <w:t xml:space="preserve"> Standard </w:t>
-      </w:r>
-      <w:proofErr w:type="spellStart"/>
-      <w:r>
-        <w:t>tính</w:t>
-      </w:r>
-      <w:proofErr w:type="spellEnd"/>
-      <w:r>
-        <w:t xml:space="preserve"> </w:t>
-      </w:r>
-      <w:proofErr w:type="spellStart"/>
-      <w:r>
-        <w:t>toán</w:t>
-      </w:r>
-      <w:proofErr w:type="spellEnd"/>
-      <w:r>
-        <w:t xml:space="preserve"> </w:t>
-      </w:r>
-      <w:proofErr w:type="spellStart"/>
-      <w:r>
-        <w:t>sai</w:t>
-      </w:r>
-      <w:proofErr w:type="spellEnd"/>
-      <w:r>
-        <w:t xml:space="preserve"> </w:t>
-      </w:r>
-      <w:proofErr w:type="spellStart"/>
-      <w:r>
-        <w:t>thứ</w:t>
-      </w:r>
-      <w:proofErr w:type="spellEnd"/>
-      <w:r>
-        <w:t xml:space="preserve"> </w:t>
-      </w:r>
-      <w:proofErr w:type="spellStart"/>
-      <w:r>
-        <w:t>tự</w:t>
-      </w:r>
-      <w:proofErr w:type="spellEnd"/>
-      <w:r>
-        <w:t xml:space="preserve"> </w:t>
-      </w:r>
-      <w:proofErr w:type="spellStart"/>
-      <w:r>
-        <w:t>ưu</w:t>
-      </w:r>
-      <w:proofErr w:type="spellEnd"/>
-      <w:r>
-        <w:t xml:space="preserve"> </w:t>
-      </w:r>
-      <w:proofErr w:type="spellStart"/>
-      <w:r>
-        <w:t>tiên</w:t>
-      </w:r>
-      <w:proofErr w:type="spellEnd"/>
-      <w:r>
-        <w:t xml:space="preserve"> </w:t>
-      </w:r>
-      <w:proofErr w:type="spellStart"/>
-      <w:r>
-        <w:t>của</w:t>
-      </w:r>
-      <w:proofErr w:type="spellEnd"/>
-      <w:r>
-        <w:t xml:space="preserve"> </w:t>
-      </w:r>
-      <w:proofErr w:type="spellStart"/>
-      <w:r>
-        <w:t>phép</w:t>
-      </w:r>
-      <w:proofErr w:type="spellEnd"/>
-      <w:r>
-        <w:t xml:space="preserve"> </w:t>
-      </w:r>
-      <w:proofErr w:type="spellStart"/>
-      <w:r>
-        <w:t>toán</w:t>
-      </w:r>
-      <w:proofErr w:type="spellEnd"/>
-      <w:r>
-        <w:t xml:space="preserve"> (</w:t>
-      </w:r>
-      <w:proofErr w:type="spellStart"/>
-      <w:r>
-        <w:t>Không</w:t>
-      </w:r>
-      <w:proofErr w:type="spellEnd"/>
-      <w:r>
-        <w:t xml:space="preserve"> </w:t>
-      </w:r>
-      <w:proofErr w:type="spellStart"/>
-      <w:r>
-        <w:t>thực</w:t>
-      </w:r>
-      <w:proofErr w:type="spellEnd"/>
-      <w:r>
-        <w:t xml:space="preserve"> </w:t>
-      </w:r>
-      <w:proofErr w:type="spellStart"/>
-      <w:r>
-        <w:t>hiện</w:t>
-      </w:r>
-      <w:proofErr w:type="spellEnd"/>
-      <w:r>
-        <w:t xml:space="preserve"> </w:t>
-      </w:r>
-      <w:proofErr w:type="spellStart"/>
-      <w:r>
-        <w:t>nhân</w:t>
-      </w:r>
-      <w:proofErr w:type="spellEnd"/>
-      <w:r>
-        <w:t xml:space="preserve"> chia </w:t>
-      </w:r>
-      <w:proofErr w:type="spellStart"/>
-      <w:r>
-        <w:t>trước</w:t>
-      </w:r>
-      <w:proofErr w:type="spellEnd"/>
-      <w:r>
-        <w:t xml:space="preserve">, </w:t>
-      </w:r>
-      <w:proofErr w:type="spellStart"/>
-      <w:r>
-        <w:t>cộng</w:t>
-      </w:r>
-      <w:proofErr w:type="spellEnd"/>
-      <w:r>
-        <w:t xml:space="preserve"> </w:t>
-      </w:r>
-      <w:proofErr w:type="spellStart"/>
-      <w:r>
-        <w:t>trừ</w:t>
-      </w:r>
-      <w:proofErr w:type="spellEnd"/>
-      <w:r>
-        <w:t xml:space="preserve"> </w:t>
-      </w:r>
-      <w:proofErr w:type="spellStart"/>
-      <w:r>
-        <w:t>sau</w:t>
-      </w:r>
-      <w:proofErr w:type="spellEnd"/>
-      <w:r>
-        <w:t>).</w:t>
-      </w:r>
-    </w:p>
-    <w:p>
-      <w:pPr>
-        <w:jc w:val="both"/>
-      </w:pPr>
-      <w:r>
-        <w:rPr>
-          <w:b/>
-          <w:bCs/>
-        </w:rPr>
-        <w:t xml:space="preserve">ID </w:t>
-      </w:r>
-      <w:proofErr w:type="spellStart"/>
-      <w:r>
-        <w:rPr>
-          <w:b/>
-          <w:bCs/>
-        </w:rPr>
-        <w:t>Lỗi</w:t>
-      </w:r>
-      <w:proofErr w:type="spellEnd"/>
-      <w:r>
-        <w:rPr>
-          <w:b/>
-          <w:bCs/>
-        </w:rPr>
-        <w:t>:</w:t>
-      </w:r>
-      <w:r>
-        <w:t xml:space="preserve"> 001</w:t>
-      </w:r>
-    </w:p>
-    <w:p>
-      <w:pPr>
-        <w:jc w:val="both"/>
-      </w:pPr>
-      <w:proofErr w:type="spellStart"/>
-      <w:r>
-        <w:rPr>
-          <w:b/>
-          <w:bCs/>
-        </w:rPr>
-        <w:t>Phiên</w:t>
-      </w:r>
-      <w:proofErr w:type="spellEnd"/>
-      <w:r>
-        <w:rPr>
-          <w:b/>
-          <w:bCs/>
-        </w:rPr>
-        <w:t xml:space="preserve"> </w:t>
-      </w:r>
-      <w:proofErr w:type="spellStart"/>
-      <w:r>
-        <w:rPr>
-          <w:b/>
-          <w:bCs/>
-        </w:rPr>
-        <w:t>Bản</w:t>
-      </w:r>
-      <w:proofErr w:type="spellEnd"/>
-      <w:r>
-        <w:rPr>
-          <w:b/>
-          <w:bCs/>
-        </w:rPr>
-        <w:t xml:space="preserve"> </w:t>
-      </w:r>
-      <w:proofErr w:type="spellStart"/>
-      <w:r>
-        <w:rPr>
-          <w:b/>
-          <w:bCs/>
-        </w:rPr>
-        <w:t>Sản</w:t>
-      </w:r>
-      <w:proofErr w:type="spellEnd"/>
-      <w:r>
-        <w:rPr>
-          <w:b/>
-          <w:bCs/>
-        </w:rPr>
-        <w:t xml:space="preserve"> </w:t>
-      </w:r>
-      <w:proofErr w:type="spellStart"/>
-      <w:r>
-        <w:rPr>
-          <w:b/>
-          <w:bCs/>
-        </w:rPr>
-        <w:t>Phẩm</w:t>
-      </w:r>
-      <w:proofErr w:type="spellEnd"/>
-      <w:r>
-        <w:rPr>
-          <w:b/>
-          <w:bCs/>
-        </w:rPr>
-        <w:t>:</w:t>
-      </w:r>
-      <w:r>
-        <w:t xml:space="preserve"> </w:t>
-      </w:r>
-      <w:r>
-        <w:t>Calculator (Windows 11</w:t>
-      </w:r>
-      <w:r>
-        <w:t>)</w:t>
-      </w:r>
-    </w:p>
-    <w:p>
-      <w:pPr>
-        <w:jc w:val="both"/>
-      </w:pPr>
-      <w:proofErr w:type="spellStart"/>
-      <w:r>
-        <w:rPr>
-          <w:b/>
-          <w:bCs/>
-        </w:rPr>
-        <w:t>Mức</w:t>
-      </w:r>
-      <w:proofErr w:type="spellEnd"/>
-      <w:r>
-        <w:rPr>
-          <w:b/>
-          <w:bCs/>
-        </w:rPr>
-        <w:t xml:space="preserve"> </w:t>
-      </w:r>
-      <w:proofErr w:type="spellStart"/>
-      <w:r>
-        <w:rPr>
-          <w:b/>
-          <w:bCs/>
-        </w:rPr>
-        <w:t>Độ</w:t>
-      </w:r>
-      <w:proofErr w:type="spellEnd"/>
-      <w:r>
-        <w:rPr>
-          <w:b/>
-          <w:bCs/>
-        </w:rPr>
-        <w:t xml:space="preserve"> Nghiêm </w:t>
-      </w:r>
-      <w:proofErr w:type="spellStart"/>
-      <w:r>
-        <w:rPr>
-          <w:b/>
-          <w:bCs/>
-        </w:rPr>
-        <w:t>Trọng</w:t>
-      </w:r>
-      <w:proofErr w:type="spellEnd"/>
-      <w:r>
-        <w:rPr>
-          <w:b/>
-          <w:bCs/>
-        </w:rPr>
-        <w:t>:</w:t>
-      </w:r>
-      <w:r>
-        <w:t xml:space="preserve"> </w:t>
-      </w:r>
-      <w:r>
-        <w:t xml:space="preserve">Trung </w:t>
-      </w:r>
-      <w:proofErr w:type="spellStart"/>
-      <w:r>
-        <w:t>bình</w:t>
-      </w:r>
-      <w:proofErr w:type="spellEnd"/>
-    </w:p>
-    <w:p>
-      <w:pPr>
-        <w:jc w:val="both"/>
-      </w:pPr>
-      <w:proofErr w:type="spellStart"/>
-      <w:r>
-        <w:rPr>
-          <w:b/>
-          <w:bCs/>
-        </w:rPr>
-        <w:t>Mức</w:t>
-      </w:r>
-      <w:proofErr w:type="spellEnd"/>
-      <w:r>
-        <w:rPr>
-          <w:b/>
-          <w:bCs/>
-        </w:rPr>
-        <w:t xml:space="preserve"> </w:t>
-      </w:r>
-      <w:proofErr w:type="spellStart"/>
-      <w:r>
-        <w:rPr>
-          <w:b/>
-          <w:bCs/>
-        </w:rPr>
-        <w:t>Độ</w:t>
-      </w:r>
-      <w:proofErr w:type="spellEnd"/>
-      <w:r>
-        <w:rPr>
-          <w:b/>
-          <w:bCs/>
-        </w:rPr>
-        <w:t xml:space="preserve"> </w:t>
-      </w:r>
-      <w:proofErr w:type="spellStart"/>
-      <w:r>
-        <w:rPr>
-          <w:b/>
-          <w:bCs/>
-        </w:rPr>
-        <w:t>Ưu</w:t>
-      </w:r>
-      <w:proofErr w:type="spellEnd"/>
-      <w:r>
-        <w:rPr>
-          <w:b/>
-          <w:bCs/>
-        </w:rPr>
-        <w:t xml:space="preserve"> Tiên:</w:t>
-      </w:r>
-      <w:r>
-        <w:t xml:space="preserve"> </w:t>
-      </w:r>
-      <w:r>
-        <w:t xml:space="preserve">Trung </w:t>
-      </w:r>
-      <w:proofErr w:type="spellStart"/>
-      <w:r>
-        <w:t>bình</w:t>
-      </w:r>
-      <w:proofErr w:type="spellEnd"/>
-    </w:p>
-    <w:p>
-      <w:pPr>
-        <w:jc w:val="both"/>
-      </w:pPr>
-      <w:proofErr w:type="spellStart"/>
-      <w:r>
-        <w:rPr>
-          <w:b/>
-          <w:bCs/>
-        </w:rPr>
-        <w:t>Người</w:t>
-      </w:r>
-      <w:proofErr w:type="spellEnd"/>
-      <w:r>
-        <w:rPr>
-          <w:b/>
-          <w:bCs/>
-        </w:rPr>
-        <w:t xml:space="preserve"> </w:t>
-      </w:r>
-      <w:proofErr w:type="spellStart"/>
-      <w:r>
-        <w:rPr>
-          <w:b/>
-          <w:bCs/>
-        </w:rPr>
-        <w:t>được</w:t>
-      </w:r>
-      <w:proofErr w:type="spellEnd"/>
-      <w:r>
-        <w:rPr>
-          <w:b/>
-          <w:bCs/>
-        </w:rPr>
-        <w:t xml:space="preserve"> </w:t>
-      </w:r>
-      <w:proofErr w:type="spellStart"/>
-      <w:r>
-        <w:rPr>
-          <w:b/>
-          <w:bCs/>
-        </w:rPr>
-        <w:t>phân</w:t>
-      </w:r>
-      <w:proofErr w:type="spellEnd"/>
-      <w:r>
-        <w:rPr>
-          <w:b/>
-          <w:bCs/>
-        </w:rPr>
-        <w:t xml:space="preserve"> </w:t>
-      </w:r>
-      <w:proofErr w:type="spellStart"/>
-      <w:r>
-        <w:rPr>
-          <w:b/>
-          <w:bCs/>
-        </w:rPr>
-        <w:t>công</w:t>
-      </w:r>
-      <w:proofErr w:type="spellEnd"/>
-      <w:r>
-        <w:rPr>
-          <w:b/>
-          <w:bCs/>
-        </w:rPr>
-        <w:t>:</w:t>
-      </w:r>
-      <w:r>
-        <w:t xml:space="preserve"> </w:t>
-      </w:r>
-      <w:r>
-        <w:t>Lê Trí Anh</w:t>
-      </w:r>
-    </w:p>
-    <w:p>
-      <w:pPr>
-        <w:jc w:val="both"/>
-      </w:pPr>
-      <w:proofErr w:type="spellStart"/>
-      <w:r>
-        <w:rPr>
-          <w:b/>
-          <w:bCs/>
-        </w:rPr>
-        <w:t>Người</w:t>
-      </w:r>
-      <w:proofErr w:type="spellEnd"/>
-      <w:r>
-        <w:rPr>
-          <w:b/>
-          <w:bCs/>
-        </w:rPr>
-        <w:t xml:space="preserve"> </w:t>
-      </w:r>
-      <w:proofErr w:type="spellStart"/>
-      <w:r>
-        <w:rPr>
-          <w:b/>
-          <w:bCs/>
-        </w:rPr>
-        <w:t>báo</w:t>
-      </w:r>
-      <w:proofErr w:type="spellEnd"/>
-      <w:r>
-        <w:rPr>
-          <w:b/>
-          <w:bCs/>
-        </w:rPr>
-        <w:t xml:space="preserve"> </w:t>
-      </w:r>
-      <w:proofErr w:type="spellStart"/>
-      <w:r>
-        <w:rPr>
-          <w:b/>
-          <w:bCs/>
-        </w:rPr>
-        <w:t>cáo</w:t>
-      </w:r>
-      <w:proofErr w:type="spellEnd"/>
-      <w:r>
-        <w:rPr>
-          <w:b/>
-          <w:bCs/>
-        </w:rPr>
-        <w:t>:</w:t>
-      </w:r>
-      <w:r>
-        <w:t xml:space="preserve"> </w:t>
-      </w:r>
-      <w:r>
-        <w:t>Lê Trí Anh</w:t>
-      </w:r>
-    </w:p>
-    <w:p>
-      <w:pPr>
-        <w:jc w:val="both"/>
-      </w:pPr>
-      <w:proofErr w:type="spellStart"/>
-      <w:r>
-        <w:rPr>
-          <w:b/>
-          <w:bCs/>
-        </w:rPr>
-        <w:t>Ngày</w:t>
-      </w:r>
-      <w:proofErr w:type="spellEnd"/>
-      <w:r>
-        <w:rPr>
-          <w:b/>
-          <w:bCs/>
-        </w:rPr>
-        <w:t xml:space="preserve"> </w:t>
-      </w:r>
-      <w:proofErr w:type="spellStart"/>
-      <w:r>
-        <w:rPr>
-          <w:b/>
-          <w:bCs/>
-        </w:rPr>
-        <w:t>báo</w:t>
-      </w:r>
-      <w:proofErr w:type="spellEnd"/>
-      <w:r>
-        <w:rPr>
-          <w:b/>
-          <w:bCs/>
-        </w:rPr>
-        <w:t xml:space="preserve"> </w:t>
-      </w:r>
-      <w:proofErr w:type="spellStart"/>
-      <w:r>
-        <w:rPr>
-          <w:b/>
-          <w:bCs/>
-        </w:rPr>
-        <w:t>cáo</w:t>
-      </w:r>
-      <w:proofErr w:type="spellEnd"/>
-      <w:r>
-        <w:rPr>
-          <w:b/>
-          <w:bCs/>
-        </w:rPr>
-        <w:t>:</w:t>
-      </w:r>
-      <w:r>
-        <w:t xml:space="preserve"> </w:t>
-      </w:r>
-      <w:r>
-        <w:t>30/12/2025</w:t>
-      </w:r>
-    </w:p>
-    <w:p>
-      <w:pPr>
-        <w:jc w:val="both"/>
-      </w:pPr>
-      <w:r>
-        <w:rPr>
-          <w:b/>
-          <w:bCs/>
-        </w:rPr>
-        <w:t xml:space="preserve">Lý </w:t>
-      </w:r>
-      <w:proofErr w:type="gramStart"/>
-      <w:r>
-        <w:rPr>
-          <w:b/>
-          <w:bCs/>
-        </w:rPr>
-        <w:t>do</w:t>
-      </w:r>
-      <w:proofErr w:type="gramEnd"/>
-      <w:r>
-        <w:rPr>
-          <w:b/>
-          <w:bCs/>
-        </w:rPr>
-        <w:t>:</w:t>
-      </w:r>
-      <w:r>
-        <w:t xml:space="preserve"> </w:t>
-      </w:r>
-      <w:proofErr w:type="spellStart"/>
-      <w:r>
-        <w:t>Lỗi</w:t>
-      </w:r>
-      <w:proofErr w:type="spellEnd"/>
-      <w:r>
-        <w:t xml:space="preserve"> logic </w:t>
-      </w:r>
-      <w:proofErr w:type="spellStart"/>
-      <w:r>
-        <w:t>toán</w:t>
-      </w:r>
-      <w:proofErr w:type="spellEnd"/>
-      <w:r>
-        <w:t xml:space="preserve"> </w:t>
-      </w:r>
-      <w:proofErr w:type="spellStart"/>
-      <w:r>
-        <w:t>học</w:t>
-      </w:r>
-      <w:proofErr w:type="spellEnd"/>
-      <w:r>
-        <w:t xml:space="preserve"> </w:t>
-      </w:r>
-    </w:p>
-    <w:p>
-      <w:pPr>
-        <w:jc w:val="both"/>
-      </w:pPr>
-      <w:proofErr w:type="spellStart"/>
-      <w:r>
-        <w:rPr>
-          <w:b/>
-          <w:bCs/>
-        </w:rPr>
-        <w:t>Trạng</w:t>
-      </w:r>
-      <w:proofErr w:type="spellEnd"/>
-      <w:r>
-        <w:rPr>
-          <w:b/>
-          <w:bCs/>
-        </w:rPr>
-        <w:t xml:space="preserve"> </w:t>
-      </w:r>
-      <w:proofErr w:type="spellStart"/>
-      <w:r>
-        <w:rPr>
-          <w:b/>
-          <w:bCs/>
-        </w:rPr>
-        <w:t>thái</w:t>
-      </w:r>
-      <w:proofErr w:type="spellEnd"/>
-      <w:r>
-        <w:rPr>
-          <w:b/>
-          <w:bCs/>
-        </w:rPr>
-        <w:t>:</w:t>
-      </w:r>
-      <w:r>
-        <w:t xml:space="preserve"> </w:t>
-      </w:r>
-      <w:proofErr w:type="spellStart"/>
-      <w:r>
-        <w:t>Mới</w:t>
-      </w:r>
-      <w:proofErr w:type="spellEnd"/>
-      <w:r>
-        <w:t xml:space="preserve"> </w:t>
-      </w:r>
-    </w:p>
-    <w:p>
-      <w:pPr>
-        <w:jc w:val="both"/>
-      </w:pPr>
-      <w:proofErr w:type="spellStart"/>
-      <w:r>
-        <w:rPr>
-          <w:b/>
-          <w:bCs/>
-        </w:rPr>
-        <w:t>Môi</w:t>
-      </w:r>
-      <w:proofErr w:type="spellEnd"/>
-      <w:r>
-        <w:rPr>
-          <w:b/>
-          <w:bCs/>
-        </w:rPr>
-        <w:t xml:space="preserve"> </w:t>
-      </w:r>
-      <w:proofErr w:type="spellStart"/>
-      <w:r>
-        <w:rPr>
-          <w:b/>
-          <w:bCs/>
-        </w:rPr>
-        <w:t>trường</w:t>
-      </w:r>
-      <w:proofErr w:type="spellEnd"/>
-      <w:r>
-        <w:rPr>
-          <w:b/>
-          <w:bCs/>
-        </w:rPr>
-        <w:t>:</w:t>
-      </w:r>
-      <w:r>
-        <w:t xml:space="preserve"> Windows 11 / </w:t>
-      </w:r>
-      <w:proofErr w:type="spellStart"/>
-      <w:r>
-        <w:t>Ứng</w:t>
-      </w:r>
-      <w:proofErr w:type="spellEnd"/>
-      <w:r>
-        <w:t xml:space="preserve"> </w:t>
-      </w:r>
-      <w:proofErr w:type="spellStart"/>
-      <w:r>
-        <w:t>dụng</w:t>
-      </w:r>
-      <w:proofErr w:type="spellEnd"/>
-      <w:r>
-        <w:t xml:space="preserve"> Calculator (</w:t>
-      </w:r>
-      <w:proofErr w:type="spellStart"/>
-      <w:r>
-        <w:t>Chế</w:t>
-      </w:r>
-      <w:proofErr w:type="spellEnd"/>
-      <w:r>
-        <w:t xml:space="preserve"> </w:t>
-      </w:r>
-      <w:proofErr w:type="spellStart"/>
-      <w:r>
-        <w:t>độ</w:t>
-      </w:r>
-      <w:proofErr w:type="spellEnd"/>
-      <w:r>
-        <w:t xml:space="preserve"> Standard)</w:t>
-      </w:r>
-    </w:p>
-    <w:p>
-      <w:pPr>
-        <w:jc w:val="both"/>
-        <w:rPr>
-          <w:b/>
-          <w:bCs/>
-        </w:rPr>
-      </w:pPr>
-      <w:proofErr w:type="spellStart"/>
-      <w:r>
-        <w:rPr>
-          <w:b/>
-          <w:bCs/>
-        </w:rPr>
-        <w:t>Mô</w:t>
-      </w:r>
-      <w:proofErr w:type="spellEnd"/>
-      <w:r>
-        <w:rPr>
-          <w:b/>
-          <w:bCs/>
-        </w:rPr>
-        <w:t xml:space="preserve"> </w:t>
-      </w:r>
-      <w:proofErr w:type="spellStart"/>
-      <w:r>
-        <w:rPr>
-          <w:b/>
-          <w:bCs/>
-        </w:rPr>
-        <w:t>Tả</w:t>
-      </w:r>
-      <w:proofErr w:type="spellEnd"/>
-      <w:r>
-        <w:rPr>
-          <w:b/>
-          <w:bCs/>
-        </w:rPr>
-        <w:t xml:space="preserve"> (Chi </w:t>
-      </w:r>
-      <w:proofErr w:type="spellStart"/>
-      <w:r>
-        <w:rPr>
-          <w:b/>
-          <w:bCs/>
-        </w:rPr>
-        <w:t>Tiết</w:t>
-      </w:r>
-      <w:proofErr w:type="spellEnd"/>
-      <w:r>
-        <w:rPr>
-          <w:b/>
-          <w:bCs/>
-        </w:rPr>
-        <w:t>):</w:t>
-      </w:r>
-    </w:p>
-    <w:p>
-      <w:pPr>
-        <w:jc w:val="both"/>
-      </w:pPr>
-      <w:r>
-        <w:t xml:space="preserve">Khi </w:t>
-      </w:r>
-      <w:proofErr w:type="spellStart"/>
-      <w:r>
-        <w:t>thực</w:t>
-      </w:r>
-      <w:proofErr w:type="spellEnd"/>
-      <w:r>
-        <w:t xml:space="preserve"> </w:t>
-      </w:r>
-      <w:proofErr w:type="spellStart"/>
-      <w:r>
-        <w:t>hiện</w:t>
-      </w:r>
-      <w:proofErr w:type="spellEnd"/>
-      <w:r>
-        <w:t xml:space="preserve"> </w:t>
-      </w:r>
-      <w:proofErr w:type="spellStart"/>
-      <w:r>
-        <w:t>một</w:t>
-      </w:r>
-      <w:proofErr w:type="spellEnd"/>
-      <w:r>
-        <w:t xml:space="preserve"> </w:t>
-      </w:r>
-      <w:proofErr w:type="spellStart"/>
-      <w:r>
-        <w:t>chuỗi</w:t>
-      </w:r>
-      <w:proofErr w:type="spellEnd"/>
-      <w:r>
-        <w:t xml:space="preserve"> </w:t>
-      </w:r>
-      <w:proofErr w:type="spellStart"/>
-      <w:r>
-        <w:t>phép</w:t>
-      </w:r>
-      <w:proofErr w:type="spellEnd"/>
-      <w:r>
-        <w:t xml:space="preserve"> </w:t>
-      </w:r>
-      <w:proofErr w:type="spellStart"/>
-      <w:r>
-        <w:t>tính</w:t>
-      </w:r>
-      <w:proofErr w:type="spellEnd"/>
-      <w:r>
-        <w:t xml:space="preserve"> </w:t>
-      </w:r>
-      <w:proofErr w:type="spellStart"/>
-      <w:r>
-        <w:t>hỗn</w:t>
-      </w:r>
-      <w:proofErr w:type="spellEnd"/>
-      <w:r>
-        <w:t xml:space="preserve"> </w:t>
-      </w:r>
-      <w:proofErr w:type="spellStart"/>
-      <w:r>
-        <w:t>hợp</w:t>
-      </w:r>
-      <w:proofErr w:type="spellEnd"/>
-      <w:r>
-        <w:t xml:space="preserve"> bao </w:t>
-      </w:r>
-      <w:proofErr w:type="spellStart"/>
-      <w:r>
-        <w:t>gồm</w:t>
-      </w:r>
-      <w:proofErr w:type="spellEnd"/>
-      <w:r>
-        <w:t xml:space="preserve"> </w:t>
-      </w:r>
-      <w:proofErr w:type="spellStart"/>
-      <w:r>
-        <w:t>cả</w:t>
-      </w:r>
-      <w:proofErr w:type="spellEnd"/>
-      <w:r>
-        <w:t xml:space="preserve"> </w:t>
-      </w:r>
-      <w:proofErr w:type="spellStart"/>
-      <w:r>
-        <w:t>phép</w:t>
-      </w:r>
-      <w:proofErr w:type="spellEnd"/>
-      <w:r>
-        <w:t xml:space="preserve"> </w:t>
-      </w:r>
-      <w:proofErr w:type="spellStart"/>
-      <w:r>
-        <w:t>cộng</w:t>
-      </w:r>
-      <w:proofErr w:type="spellEnd"/>
-      <w:r>
-        <w:t>/</w:t>
-      </w:r>
-      <w:proofErr w:type="spellStart"/>
-      <w:r>
-        <w:t>trừ</w:t>
-      </w:r>
-      <w:proofErr w:type="spellEnd"/>
-      <w:r>
-        <w:t xml:space="preserve"> </w:t>
-      </w:r>
-      <w:proofErr w:type="spellStart"/>
-      <w:r>
-        <w:t>và</w:t>
-      </w:r>
-      <w:proofErr w:type="spellEnd"/>
-      <w:r>
-        <w:t xml:space="preserve"> </w:t>
-      </w:r>
-      <w:proofErr w:type="spellStart"/>
-      <w:r>
-        <w:t>nhân</w:t>
-      </w:r>
-      <w:proofErr w:type="spellEnd"/>
-      <w:r>
-        <w:t xml:space="preserve">/chia </w:t>
-      </w:r>
-      <w:proofErr w:type="spellStart"/>
-      <w:r>
-        <w:t>liên</w:t>
-      </w:r>
-      <w:proofErr w:type="spellEnd"/>
-      <w:r>
-        <w:t xml:space="preserve"> </w:t>
-      </w:r>
-      <w:proofErr w:type="spellStart"/>
-      <w:r>
-        <w:t>tiếp</w:t>
-      </w:r>
-      <w:proofErr w:type="spellEnd"/>
-      <w:r>
-        <w:t xml:space="preserve">, </w:t>
-      </w:r>
-      <w:proofErr w:type="spellStart"/>
-      <w:r>
-        <w:t>ứng</w:t>
-      </w:r>
-      <w:proofErr w:type="spellEnd"/>
-      <w:r>
-        <w:t xml:space="preserve"> </w:t>
-      </w:r>
-      <w:proofErr w:type="spellStart"/>
-      <w:r>
-        <w:t>dụng</w:t>
-      </w:r>
-      <w:proofErr w:type="spellEnd"/>
-      <w:r>
-        <w:t xml:space="preserve"> </w:t>
-      </w:r>
-      <w:proofErr w:type="spellStart"/>
-      <w:r>
-        <w:t>trong</w:t>
-      </w:r>
-      <w:proofErr w:type="spellEnd"/>
-      <w:r>
-        <w:t xml:space="preserve"> </w:t>
-      </w:r>
-      <w:proofErr w:type="spellStart"/>
-      <w:r>
-        <w:t>chế</w:t>
-      </w:r>
-      <w:proofErr w:type="spellEnd"/>
-      <w:r>
-        <w:t xml:space="preserve"> </w:t>
-      </w:r>
-      <w:proofErr w:type="spellStart"/>
-      <w:r>
-        <w:t>độ</w:t>
-      </w:r>
-      <w:proofErr w:type="spellEnd"/>
-      <w:r>
-        <w:t xml:space="preserve"> Standard </w:t>
-      </w:r>
-      <w:proofErr w:type="spellStart"/>
-      <w:r>
-        <w:t>thực</w:t>
-      </w:r>
-      <w:proofErr w:type="spellEnd"/>
-      <w:r>
-        <w:t xml:space="preserve"> </w:t>
-      </w:r>
-      <w:proofErr w:type="spellStart"/>
-      <w:r>
-        <w:t>hiện</w:t>
-      </w:r>
-      <w:proofErr w:type="spellEnd"/>
-      <w:r>
-        <w:t xml:space="preserve"> </w:t>
-      </w:r>
-      <w:proofErr w:type="spellStart"/>
-      <w:r>
-        <w:t>tính</w:t>
-      </w:r>
-      <w:proofErr w:type="spellEnd"/>
-      <w:r>
-        <w:t xml:space="preserve"> </w:t>
-      </w:r>
-      <w:proofErr w:type="spellStart"/>
-      <w:r>
-        <w:t>toán</w:t>
-      </w:r>
-      <w:proofErr w:type="spellEnd"/>
-      <w:r>
-        <w:t xml:space="preserve"> </w:t>
-      </w:r>
-      <w:proofErr w:type="spellStart"/>
-      <w:r>
-        <w:t>tuần</w:t>
-      </w:r>
-      <w:proofErr w:type="spellEnd"/>
-      <w:r>
-        <w:t xml:space="preserve"> </w:t>
-      </w:r>
-      <w:proofErr w:type="spellStart"/>
-      <w:r>
-        <w:t>tự</w:t>
-      </w:r>
-      <w:proofErr w:type="spellEnd"/>
-      <w:r>
-        <w:t xml:space="preserve"> </w:t>
-      </w:r>
-      <w:proofErr w:type="spellStart"/>
-      <w:r>
-        <w:t>từ</w:t>
-      </w:r>
-      <w:proofErr w:type="spellEnd"/>
-      <w:r>
-        <w:t xml:space="preserve"> </w:t>
-      </w:r>
-      <w:proofErr w:type="spellStart"/>
-      <w:r>
-        <w:t>trái</w:t>
-      </w:r>
-      <w:proofErr w:type="spellEnd"/>
-      <w:r>
-        <w:t xml:space="preserve"> sang </w:t>
-      </w:r>
-      <w:proofErr w:type="spellStart"/>
-      <w:r>
-        <w:t>phải</w:t>
-      </w:r>
-      <w:proofErr w:type="spellEnd"/>
-      <w:r>
-        <w:t xml:space="preserve"> </w:t>
-      </w:r>
-      <w:proofErr w:type="spellStart"/>
-      <w:r>
-        <w:t>ngay</w:t>
-      </w:r>
-      <w:proofErr w:type="spellEnd"/>
-      <w:r>
-        <w:t xml:space="preserve"> </w:t>
-      </w:r>
-      <w:proofErr w:type="spellStart"/>
-      <w:r>
-        <w:t>lập</w:t>
-      </w:r>
-      <w:proofErr w:type="spellEnd"/>
-      <w:r>
-        <w:t xml:space="preserve"> </w:t>
-      </w:r>
-      <w:proofErr w:type="spellStart"/>
-      <w:r>
-        <w:t>tức</w:t>
-      </w:r>
-      <w:proofErr w:type="spellEnd"/>
-      <w:r>
-        <w:t xml:space="preserve">, </w:t>
-      </w:r>
-      <w:proofErr w:type="spellStart"/>
-      <w:r>
-        <w:t>thay</w:t>
-      </w:r>
-      <w:proofErr w:type="spellEnd"/>
-      <w:r>
-        <w:t xml:space="preserve"> </w:t>
-      </w:r>
-      <w:proofErr w:type="spellStart"/>
-      <w:r>
-        <w:t>vì</w:t>
-      </w:r>
-      <w:proofErr w:type="spellEnd"/>
-      <w:r>
-        <w:t xml:space="preserve"> </w:t>
-      </w:r>
-      <w:proofErr w:type="spellStart"/>
-      <w:r>
-        <w:t>tuân</w:t>
-      </w:r>
-      <w:proofErr w:type="spellEnd"/>
-      <w:r>
-        <w:t xml:space="preserve"> </w:t>
-      </w:r>
-      <w:proofErr w:type="spellStart"/>
-      <w:r>
-        <w:t>theo</w:t>
-      </w:r>
-      <w:proofErr w:type="spellEnd"/>
-      <w:r>
-        <w:t xml:space="preserve"> </w:t>
-      </w:r>
-      <w:proofErr w:type="spellStart"/>
-      <w:r>
-        <w:t>quy</w:t>
-      </w:r>
-      <w:proofErr w:type="spellEnd"/>
-      <w:r>
-        <w:t xml:space="preserve"> </w:t>
-      </w:r>
-      <w:proofErr w:type="spellStart"/>
-      <w:r>
-        <w:t>tắc</w:t>
-      </w:r>
-      <w:proofErr w:type="spellEnd"/>
-      <w:r>
-        <w:t xml:space="preserve"> </w:t>
-      </w:r>
-      <w:proofErr w:type="spellStart"/>
-      <w:r>
-        <w:t>toán</w:t>
-      </w:r>
-      <w:proofErr w:type="spellEnd"/>
-      <w:r>
-        <w:t xml:space="preserve"> </w:t>
-      </w:r>
-      <w:proofErr w:type="spellStart"/>
-      <w:r>
-        <w:t>học</w:t>
-      </w:r>
-      <w:proofErr w:type="spellEnd"/>
-      <w:r>
-        <w:t xml:space="preserve"> </w:t>
-      </w:r>
-      <w:proofErr w:type="spellStart"/>
-      <w:r>
-        <w:t>quốc</w:t>
-      </w:r>
-      <w:proofErr w:type="spellEnd"/>
-      <w:r>
-        <w:t xml:space="preserve"> </w:t>
-      </w:r>
-      <w:proofErr w:type="spellStart"/>
-      <w:r>
-        <w:t>tế</w:t>
-      </w:r>
-      <w:proofErr w:type="spellEnd"/>
-      <w:r>
-        <w:t xml:space="preserve"> (PEMDAS/BODMAS) </w:t>
-      </w:r>
-      <w:proofErr w:type="spellStart"/>
-      <w:r>
-        <w:t>là</w:t>
-      </w:r>
-      <w:proofErr w:type="spellEnd"/>
-      <w:r>
-        <w:t xml:space="preserve"> </w:t>
-      </w:r>
-      <w:proofErr w:type="spellStart"/>
-      <w:r>
-        <w:t>thực</w:t>
-      </w:r>
-      <w:proofErr w:type="spellEnd"/>
-      <w:r>
-        <w:t xml:space="preserve"> </w:t>
-      </w:r>
-      <w:proofErr w:type="spellStart"/>
-      <w:r>
-        <w:t>hiện</w:t>
-      </w:r>
-      <w:proofErr w:type="spellEnd"/>
-      <w:r>
-        <w:t xml:space="preserve"> </w:t>
-      </w:r>
-      <w:proofErr w:type="spellStart"/>
-      <w:r>
-        <w:t>phép</w:t>
-      </w:r>
-      <w:proofErr w:type="spellEnd"/>
-      <w:r>
-        <w:t xml:space="preserve"> </w:t>
-      </w:r>
-      <w:proofErr w:type="spellStart"/>
-      <w:r>
-        <w:t>nhân</w:t>
-      </w:r>
-      <w:proofErr w:type="spellEnd"/>
-      <w:r>
-        <w:t xml:space="preserve">/chia </w:t>
-      </w:r>
-      <w:proofErr w:type="spellStart"/>
-      <w:r>
-        <w:t>trước</w:t>
-      </w:r>
-      <w:proofErr w:type="spellEnd"/>
-      <w:r>
-        <w:t xml:space="preserve"> </w:t>
-      </w:r>
-      <w:proofErr w:type="spellStart"/>
-      <w:r>
-        <w:t>rồi</w:t>
-      </w:r>
-      <w:proofErr w:type="spellEnd"/>
-      <w:r>
-        <w:t xml:space="preserve"> </w:t>
-      </w:r>
-      <w:proofErr w:type="spellStart"/>
-      <w:r>
-        <w:t>mới</w:t>
-      </w:r>
-      <w:proofErr w:type="spellEnd"/>
-      <w:r>
-        <w:t xml:space="preserve"> </w:t>
-      </w:r>
-      <w:proofErr w:type="spellStart"/>
-      <w:r>
-        <w:t>đến</w:t>
-      </w:r>
-      <w:proofErr w:type="spellEnd"/>
-      <w:r>
-        <w:t xml:space="preserve"> </w:t>
-      </w:r>
-      <w:proofErr w:type="spellStart"/>
-      <w:r>
-        <w:t>cộng</w:t>
-      </w:r>
-      <w:proofErr w:type="spellEnd"/>
-      <w:r>
-        <w:t>/</w:t>
-      </w:r>
-      <w:proofErr w:type="spellStart"/>
-      <w:r>
-        <w:t>trừ</w:t>
-      </w:r>
-      <w:proofErr w:type="spellEnd"/>
-      <w:r>
-        <w:t xml:space="preserve">. </w:t>
-      </w:r>
-      <w:proofErr w:type="spellStart"/>
-      <w:r>
-        <w:t>Điều</w:t>
-      </w:r>
-      <w:proofErr w:type="spellEnd"/>
-      <w:r>
-        <w:t xml:space="preserve"> </w:t>
-      </w:r>
-      <w:proofErr w:type="spellStart"/>
-      <w:r>
-        <w:t>này</w:t>
-      </w:r>
-      <w:proofErr w:type="spellEnd"/>
-      <w:r>
-        <w:t xml:space="preserve"> </w:t>
-      </w:r>
-      <w:proofErr w:type="spellStart"/>
-      <w:r>
-        <w:t>dẫn</w:t>
-      </w:r>
-      <w:proofErr w:type="spellEnd"/>
-      <w:r>
-        <w:t xml:space="preserve"> </w:t>
-      </w:r>
-      <w:proofErr w:type="spellStart"/>
-      <w:r>
-        <w:t>đến</w:t>
-      </w:r>
-      <w:proofErr w:type="spellEnd"/>
-      <w:r>
-        <w:t xml:space="preserve"> </w:t>
-      </w:r>
-      <w:proofErr w:type="spellStart"/>
-      <w:r>
-        <w:t>kết</w:t>
-      </w:r>
-      <w:proofErr w:type="spellEnd"/>
-      <w:r>
-        <w:t xml:space="preserve"> </w:t>
-      </w:r>
-      <w:proofErr w:type="spellStart"/>
-      <w:r>
-        <w:t>quả</w:t>
-      </w:r>
-      <w:proofErr w:type="spellEnd"/>
-      <w:r>
-        <w:t xml:space="preserve"> </w:t>
-      </w:r>
-      <w:proofErr w:type="spellStart"/>
-      <w:r>
-        <w:t>sai</w:t>
-      </w:r>
-      <w:proofErr w:type="spellEnd"/>
-      <w:r>
-        <w:t xml:space="preserve"> so </w:t>
-      </w:r>
-      <w:proofErr w:type="spellStart"/>
-      <w:r>
-        <w:t>với</w:t>
-      </w:r>
-      <w:proofErr w:type="spellEnd"/>
-      <w:r>
-        <w:t xml:space="preserve"> logic </w:t>
-      </w:r>
-      <w:proofErr w:type="spellStart"/>
-      <w:r>
-        <w:t>toán</w:t>
-      </w:r>
-      <w:proofErr w:type="spellEnd"/>
-      <w:r>
-        <w:t xml:space="preserve"> </w:t>
-      </w:r>
-      <w:proofErr w:type="spellStart"/>
-      <w:r>
-        <w:t>học</w:t>
-      </w:r>
-      <w:proofErr w:type="spellEnd"/>
-      <w:r>
-        <w:t xml:space="preserve"> </w:t>
-      </w:r>
-      <w:proofErr w:type="spellStart"/>
-      <w:r>
-        <w:t>thông</w:t>
-      </w:r>
-      <w:proofErr w:type="spellEnd"/>
-      <w:r>
-        <w:t xml:space="preserve"> </w:t>
-      </w:r>
-      <w:proofErr w:type="spellStart"/>
-      <w:r>
-        <w:t>thường</w:t>
-      </w:r>
-      <w:proofErr w:type="spellEnd"/>
-      <w:r>
-        <w:t>.</w:t>
-      </w:r>
-    </w:p>
-    <w:p>
-      <w:pPr>
-        <w:jc w:val="both"/>
-      </w:pPr>
-      <w:proofErr w:type="spellStart"/>
-      <w:r>
-        <w:rPr>
-          <w:b/>
-          <w:bCs/>
-        </w:rPr>
-        <w:t>Các</w:t>
-      </w:r>
-      <w:proofErr w:type="spellEnd"/>
-      <w:r>
-        <w:rPr>
-          <w:b/>
-          <w:bCs/>
-        </w:rPr>
-        <w:t xml:space="preserve"> </w:t>
-      </w:r>
-      <w:proofErr w:type="spellStart"/>
-      <w:r>
-        <w:rPr>
-          <w:b/>
-          <w:bCs/>
-        </w:rPr>
-        <w:t>Bước</w:t>
-      </w:r>
-      <w:proofErr w:type="spellEnd"/>
-      <w:r>
-        <w:rPr>
-          <w:b/>
-          <w:bCs/>
-        </w:rPr>
-        <w:t xml:space="preserve"> </w:t>
-      </w:r>
-      <w:proofErr w:type="spellStart"/>
-      <w:r>
-        <w:rPr>
-          <w:b/>
-          <w:bCs/>
-        </w:rPr>
-        <w:t>Tái</w:t>
-      </w:r>
-      <w:proofErr w:type="spellEnd"/>
-      <w:r>
-        <w:rPr>
-          <w:b/>
-          <w:bCs/>
-        </w:rPr>
-        <w:t xml:space="preserve"> </w:t>
+        <w:t xml:space="preserve"> Tái </w:t>
       </w:r>
       <w:proofErr w:type="spellStart"/>
       <w:r>
@@ -2335,6 +1977,9 @@
         <w:jc w:val="center"/>
       </w:pPr>
       <w:r>
+        <w:rPr>
+          <w:noProof/>
+        </w:rPr>
         <w:drawing>
           <wp:inline distT="0" distB="0" distL="0" distR="0" wp14:anchorId="41AFE8BA" wp14:editId="147FEE3B">
             <wp:extent cx="3820058" cy="6354062"/>
@@ -2383,7 +2028,7 @@
 </file>
 
 <file path=word/numbering.xml><?xml version="1.0" encoding="utf-8"?>
-<w:numbering xmlns:wpc="http://schemas.microsoft.com/office/word/2010/wordprocessingCanvas" xmlns:cx="http://schemas.microsoft.com/office/drawing/2014/chartex" xmlns:cx1="http://schemas.microsoft.com/office/drawing/2015/9/8/chartex" xmlns:cx2="http://schemas.microsoft.com/office/drawing/2015/10/21/chartex" xmlns:cx3="http://schemas.microsoft.com/office/drawing/2016/5/9/chartex" xmlns:cx4="http://schemas.microsoft.com/office/drawing/2016/5/10/chartex" xmlns:cx5="http://schemas.microsoft.com/office/drawing/2016/5/11/chartex" xmlns:cx6="http://schemas.microsoft.com/office/drawing/2016/5/12/chartex" xmlns:cx7="http://schemas.microsoft.com/office/drawing/2016/5/13/chartex" xmlns:cx8="http://schemas.microsoft.com/office/drawing/2016/5/14/chartex" xmlns:mc="http://schemas.openxmlformats.org/markup-compatibility/2006" xmlns:aink="http://schemas.microsoft.com/office/drawing/2016/ink" xmlns:am3d="http://schemas.microsoft.com/office/drawing/2017/model3d" xmlns:o="urn:schemas-microsoft-com:office:office" xmlns:oel="http://schemas.microsoft.com/office/2019/extlst" xmlns:r="http://schemas.openxmlformats.org/officeDocument/2006/relationships" xmlns:m="http://schemas.openxmlformats.org/officeDocument/2006/math" xmlns:v="urn:schemas-microsoft-com:vml" xmlns:wp14="http://schemas.microsoft.com/office/word/2010/wordprocessingDrawing" xmlns:wp="http://schemas.openxmlformats.org/drawingml/2006/wordprocessingDrawing" xmlns:w10="urn:schemas-microsoft-com:office:word" xmlns:w="http://schemas.openxmlformats.org/wordprocessingml/2006/main" xmlns:w14="http://schemas.microsoft.com/office/word/2010/wordml" xmlns:w15="http://schemas.microsoft.com/office/word/2012/wordml" xmlns:w16cex="http://schemas.microsoft.com/office/word/2018/wordml/cex" xmlns:w16cid="http://schemas.microsoft.com/office/word/2016/wordml/cid" xmlns:w16="http://schemas.microsoft.com/office/word/2018/wordml" xmlns:w16sdtdh="http://schemas.microsoft.com/office/word/2020/wordml/sdtdatahash" xmlns:w16se="http://schemas.microsoft.com/office/word/2015/wordml/symex" xmlns:wpg="http://schemas.microsoft.com/office/word/2010/wordprocessingGroup" xmlns:wpi="http://schemas.microsoft.com/office/word/2010/wordprocessingInk" xmlns:wne="http://schemas.microsoft.com/office/word/2006/wordml" xmlns:wps="http://schemas.microsoft.com/office/word/2010/wordprocessingShape" mc:Ignorable="w14 w15 w16se w16cid w16 w16cex w16sdtdh wp14">
+<w:numbering xmlns:wpc="http://schemas.microsoft.com/office/word/2010/wordprocessingCanvas" xmlns:cx="http://schemas.microsoft.com/office/drawing/2014/chartex" xmlns:cx1="http://schemas.microsoft.com/office/drawing/2015/9/8/chartex" xmlns:cx2="http://schemas.microsoft.com/office/drawing/2015/10/21/chartex" xmlns:cx3="http://schemas.microsoft.com/office/drawing/2016/5/9/chartex" xmlns:cx4="http://schemas.microsoft.com/office/drawing/2016/5/10/chartex" xmlns:cx5="http://schemas.microsoft.com/office/drawing/2016/5/11/chartex" xmlns:cx6="http://schemas.microsoft.com/office/drawing/2016/5/12/chartex" xmlns:cx7="http://schemas.microsoft.com/office/drawing/2016/5/13/chartex" xmlns:cx8="http://schemas.microsoft.com/office/drawing/2016/5/14/chartex" xmlns:mc="http://schemas.openxmlformats.org/markup-compatibility/2006" xmlns:aink="http://schemas.microsoft.com/office/drawing/2016/ink" xmlns:am3d="http://schemas.microsoft.com/office/drawing/2017/model3d" xmlns:o="urn:schemas-microsoft-com:office:office" xmlns:oel="http://schemas.microsoft.com/office/2019/extlst" xmlns:r="http://schemas.openxmlformats.org/officeDocument/2006/relationships" xmlns:m="http://schemas.openxmlformats.org/officeDocument/2006/math" xmlns:v="urn:schemas-microsoft-com:vml" xmlns:wp14="http://schemas.microsoft.com/office/word/2010/wordprocessingDrawing" xmlns:wp="http://schemas.openxmlformats.org/drawingml/2006/wordprocessingDrawing" xmlns:w10="urn:schemas-microsoft-com:office:word" xmlns:w="http://schemas.openxmlformats.org/wordprocessingml/2006/main" xmlns:w14="http://schemas.microsoft.com/office/word/2010/wordml" xmlns:w15="http://schemas.microsoft.com/office/word/2012/wordml" xmlns:w16cex="http://schemas.microsoft.com/office/word/2018/wordml/cex" xmlns:w16cid="http://schemas.microsoft.com/office/word/2016/wordml/cid" xmlns:w16="http://schemas.microsoft.com/office/word/2018/wordml" xmlns:w16du="http://schemas.microsoft.com/office/word/2023/wordml/word16du" xmlns:w16sdtdh="http://schemas.microsoft.com/office/word/2020/wordml/sdtdatahash" xmlns:w16sdtfl="http://schemas.microsoft.com/office/word/2024/wordml/sdtformatlock" xmlns:w16se="http://schemas.microsoft.com/office/word/2015/wordml/symex" xmlns:wpg="http://schemas.microsoft.com/office/word/2010/wordprocessingGroup" xmlns:wpi="http://schemas.microsoft.com/office/word/2010/wordprocessingInk" xmlns:wne="http://schemas.microsoft.com/office/word/2006/wordml" xmlns:wps="http://schemas.microsoft.com/office/word/2010/wordprocessingShape" mc:Ignorable="w14 w15 w16se w16cid w16 w16cex w16sdtdh w16sdtfl w16du wp14">
   <w:abstractNum w:abstractNumId="0" w15:restartNumberingAfterBreak="0">
     <w:nsid w:val="269266B8"/>
     <w:multiLevelType w:val="multilevel"/>
@@ -2708,7 +2353,7 @@
 </file>
 
 <file path=word/styles.xml><?xml version="1.0" encoding="utf-8"?>
-<w:styles xmlns:mc="http://schemas.openxmlformats.org/markup-compatibility/2006" xmlns:r="http://schemas.openxmlformats.org/officeDocument/2006/relationships" xmlns:w="http://schemas.openxmlformats.org/wordprocessingml/2006/main" xmlns:w14="http://schemas.microsoft.com/office/word/2010/wordml" xmlns:w15="http://schemas.microsoft.com/office/word/2012/wordml" xmlns:w16cex="http://schemas.microsoft.com/office/word/2018/wordml/cex" xmlns:w16cid="http://schemas.microsoft.com/office/word/2016/wordml/cid" xmlns:w16="http://schemas.microsoft.com/office/word/2018/wordml" xmlns:w16sdtdh="http://schemas.microsoft.com/office/word/2020/wordml/sdtdatahash" xmlns:w16se="http://schemas.microsoft.com/office/word/2015/wordml/symex" mc:Ignorable="w14 w15 w16se w16cid w16 w16cex w16sdtdh">
+<w:styles xmlns:mc="http://schemas.openxmlformats.org/markup-compatibility/2006" xmlns:r="http://schemas.openxmlformats.org/officeDocument/2006/relationships" xmlns:w="http://schemas.openxmlformats.org/wordprocessingml/2006/main" xmlns:w14="http://schemas.microsoft.com/office/word/2010/wordml" xmlns:w15="http://schemas.microsoft.com/office/word/2012/wordml" xmlns:w16cex="http://schemas.microsoft.com/office/word/2018/wordml/cex" xmlns:w16cid="http://schemas.microsoft.com/office/word/2016/wordml/cid" xmlns:w16="http://schemas.microsoft.com/office/word/2018/wordml" xmlns:w16du="http://schemas.microsoft.com/office/word/2023/wordml/word16du" xmlns:w16sdtdh="http://schemas.microsoft.com/office/word/2020/wordml/sdtdatahash" xmlns:w16sdtfl="http://schemas.microsoft.com/office/word/2024/wordml/sdtformatlock" xmlns:w16se="http://schemas.microsoft.com/office/word/2015/wordml/symex" mc:Ignorable="w14 w15 w16se w16cid w16 w16cex w16sdtdh w16sdtfl w16du">
   <w:docDefaults>
     <w:rPrDefault>
       <w:rPr>
@@ -3310,6 +2955,7 @@
   <w:style w:type="character" w:default="1" w:styleId="DefaultParagraphFont">
     <w:name w:val="Default Paragraph Font"/>
     <w:uiPriority w:val="1"/>
+    <w:semiHidden/>
     <w:unhideWhenUsed/>
   </w:style>
   <w:style w:type="table" w:default="1" w:styleId="TableNormal">
